--- a/docs/Lab_2_Algorithmic_Engineering_Report.docx
+++ b/docs/Lab_2_Algorithmic_Engineering_Report.docx
@@ -77,7 +77,7 @@
     <w:p>
       <w:pPr/>
       <w:r>
-        <w:t xml:space="preserve">Python 3.12.7 on Windows-11-10.0.26200-SP0 (AMD64); processor model was not recorded. Random seed 2026; measured sizes 1000, 3000; trial counts represented in the explicitly selected CSV files: 3. The results table contains 60 correct rows from those selected files only. Timing uses time.perf_counter and reports the median of the configured trials. For transactions, correctness checks nondecreasing lexicographic keys and a multiset of canonical complete records; equal-key records may appear in any order for unstable algorithms. Peak memory uses tracemalloc separately from timings, so it is Python allocation peak rather than process RSS or an enforced limit. Comparison and fallback counters describe one timed run. Rows with different sizes, distributions, or trial counts are not direct timing comparisons.</w:t>
+        <w:t xml:space="preserve">Python 3.12.7 on Windows-11-10.0.26200-SP0 (AMD64); processor model was not recorded. Random seed(s) in the selected CSVs: 2026; measured sizes 1000, 3000; trial counts represented: 3. CSV files represented: benchmark_1000_seed2026_trials3.csv, benchmark_3000_seed2026_trials3.csv, benchmark_1000_records_seed2026_trials3.csv. The results table contains 90 correct rows from those selected files only. Timing uses time.perf_counter and reports the median of the configured trials. For transactions, correctness checks nondecreasing lexicographic keys and a multiset of canonical complete records; equal-key records may appear in any order for unstable algorithms. Peak memory uses tracemalloc separately from timings, so it is Python allocation peak rather than process RSS or an enforced limit. Comparison and fallback counters describe one timed run. Rows with different sizes, distributions, or trial counts are not direct timing comparisons.</w:t>
       </w:r>
     </w:p>
     <w:p>
@@ -178,7 +178,18 @@
       <w:tr>
         <w:tc>
           <w:tcPr>
-            <w:tcW w:w="2400" w:type="dxa"/>
+            <w:tcW w:w="1337" w:type="dxa"/>
+          </w:tcPr>
+          <w:p>
+            <w:pPr/>
+            <w:r>
+              <w:t xml:space="preserve">Input Type</w:t>
+            </w:r>
+          </w:p>
+        </w:tc>
+        <w:tc>
+          <w:tcPr>
+            <w:tcW w:w="1337" w:type="dxa"/>
           </w:tcPr>
           <w:p>
             <w:pPr/>
@@ -189,7 +200,7 @@
         </w:tc>
         <w:tc>
           <w:tcPr>
-            <w:tcW w:w="2400" w:type="dxa"/>
+            <w:tcW w:w="1337" w:type="dxa"/>
           </w:tcPr>
           <w:p>
             <w:pPr/>
@@ -200,7 +211,7 @@
         </w:tc>
         <w:tc>
           <w:tcPr>
-            <w:tcW w:w="2400" w:type="dxa"/>
+            <w:tcW w:w="1337" w:type="dxa"/>
           </w:tcPr>
           <w:p>
             <w:pPr/>
@@ -211,7 +222,7 @@
         </w:tc>
         <w:tc>
           <w:tcPr>
-            <w:tcW w:w="2400" w:type="dxa"/>
+            <w:tcW w:w="1337" w:type="dxa"/>
           </w:tcPr>
           <w:p>
             <w:pPr/>
@@ -222,7 +233,7 @@
         </w:tc>
         <w:tc>
           <w:tcPr>
-            <w:tcW w:w="2400" w:type="dxa"/>
+            <w:tcW w:w="1337" w:type="dxa"/>
           </w:tcPr>
           <w:p>
             <w:pPr/>
@@ -233,7 +244,7 @@
         </w:tc>
         <w:tc>
           <w:tcPr>
-            <w:tcW w:w="2400" w:type="dxa"/>
+            <w:tcW w:w="1337" w:type="dxa"/>
           </w:tcPr>
           <w:p>
             <w:pPr/>
@@ -246,7 +257,18 @@
       <w:tr>
         <w:tc>
           <w:tcPr>
-            <w:tcW w:w="2400" w:type="dxa"/>
+            <w:tcW w:w="1337" w:type="dxa"/>
+          </w:tcPr>
+          <w:p>
+            <w:pPr/>
+            <w:r>
+              <w:t xml:space="preserve">Integer data</w:t>
+            </w:r>
+          </w:p>
+        </w:tc>
+        <w:tc>
+          <w:tcPr>
+            <w:tcW w:w="1337" w:type="dxa"/>
           </w:tcPr>
           <w:p>
             <w:pPr/>
@@ -257,7 +279,7 @@
         </w:tc>
         <w:tc>
           <w:tcPr>
-            <w:tcW w:w="2400" w:type="dxa"/>
+            <w:tcW w:w="1337" w:type="dxa"/>
           </w:tcPr>
           <w:p>
             <w:pPr/>
@@ -268,7 +290,7 @@
         </w:tc>
         <w:tc>
           <w:tcPr>
-            <w:tcW w:w="2400" w:type="dxa"/>
+            <w:tcW w:w="1337" w:type="dxa"/>
           </w:tcPr>
           <w:p>
             <w:pPr/>
@@ -279,18 +301,18 @@
         </w:tc>
         <w:tc>
           <w:tcPr>
-            <w:tcW w:w="2400" w:type="dxa"/>
-          </w:tcPr>
-          <w:p>
-            <w:pPr/>
-            <w:r>
-              <w:t xml:space="preserve">3</w:t>
-            </w:r>
-          </w:p>
-        </w:tc>
-        <w:tc>
-          <w:tcPr>
-            <w:tcW w:w="2400" w:type="dxa"/>
+            <w:tcW w:w="1337" w:type="dxa"/>
+          </w:tcPr>
+          <w:p>
+            <w:pPr/>
+            <w:r>
+              <w:t xml:space="preserve">3</w:t>
+            </w:r>
+          </w:p>
+        </w:tc>
+        <w:tc>
+          <w:tcPr>
+            <w:tcW w:w="1337" w:type="dxa"/>
           </w:tcPr>
           <w:p>
             <w:pPr/>
@@ -301,7 +323,7 @@
         </w:tc>
         <w:tc>
           <w:tcPr>
-            <w:tcW w:w="2400" w:type="dxa"/>
+            <w:tcW w:w="1337" w:type="dxa"/>
           </w:tcPr>
           <w:p>
             <w:pPr/>
@@ -314,7 +336,18 @@
       <w:tr>
         <w:tc>
           <w:tcPr>
-            <w:tcW w:w="2400" w:type="dxa"/>
+            <w:tcW w:w="1337" w:type="dxa"/>
+          </w:tcPr>
+          <w:p>
+            <w:pPr/>
+            <w:r>
+              <w:t xml:space="preserve">Integer data</w:t>
+            </w:r>
+          </w:p>
+        </w:tc>
+        <w:tc>
+          <w:tcPr>
+            <w:tcW w:w="1337" w:type="dxa"/>
           </w:tcPr>
           <w:p>
             <w:pPr/>
@@ -325,7 +358,7 @@
         </w:tc>
         <w:tc>
           <w:tcPr>
-            <w:tcW w:w="2400" w:type="dxa"/>
+            <w:tcW w:w="1337" w:type="dxa"/>
           </w:tcPr>
           <w:p>
             <w:pPr/>
@@ -336,7 +369,7 @@
         </w:tc>
         <w:tc>
           <w:tcPr>
-            <w:tcW w:w="2400" w:type="dxa"/>
+            <w:tcW w:w="1337" w:type="dxa"/>
           </w:tcPr>
           <w:p>
             <w:pPr/>
@@ -347,18 +380,18 @@
         </w:tc>
         <w:tc>
           <w:tcPr>
-            <w:tcW w:w="2400" w:type="dxa"/>
-          </w:tcPr>
-          <w:p>
-            <w:pPr/>
-            <w:r>
-              <w:t xml:space="preserve">3</w:t>
-            </w:r>
-          </w:p>
-        </w:tc>
-        <w:tc>
-          <w:tcPr>
-            <w:tcW w:w="2400" w:type="dxa"/>
+            <w:tcW w:w="1337" w:type="dxa"/>
+          </w:tcPr>
+          <w:p>
+            <w:pPr/>
+            <w:r>
+              <w:t xml:space="preserve">3</w:t>
+            </w:r>
+          </w:p>
+        </w:tc>
+        <w:tc>
+          <w:tcPr>
+            <w:tcW w:w="1337" w:type="dxa"/>
           </w:tcPr>
           <w:p>
             <w:pPr/>
@@ -369,7 +402,7 @@
         </w:tc>
         <w:tc>
           <w:tcPr>
-            <w:tcW w:w="2400" w:type="dxa"/>
+            <w:tcW w:w="1337" w:type="dxa"/>
           </w:tcPr>
           <w:p>
             <w:pPr/>
@@ -382,7 +415,18 @@
       <w:tr>
         <w:tc>
           <w:tcPr>
-            <w:tcW w:w="2400" w:type="dxa"/>
+            <w:tcW w:w="1337" w:type="dxa"/>
+          </w:tcPr>
+          <w:p>
+            <w:pPr/>
+            <w:r>
+              <w:t xml:space="preserve">Integer data</w:t>
+            </w:r>
+          </w:p>
+        </w:tc>
+        <w:tc>
+          <w:tcPr>
+            <w:tcW w:w="1337" w:type="dxa"/>
           </w:tcPr>
           <w:p>
             <w:pPr/>
@@ -393,7 +437,7 @@
         </w:tc>
         <w:tc>
           <w:tcPr>
-            <w:tcW w:w="2400" w:type="dxa"/>
+            <w:tcW w:w="1337" w:type="dxa"/>
           </w:tcPr>
           <w:p>
             <w:pPr/>
@@ -404,7 +448,7 @@
         </w:tc>
         <w:tc>
           <w:tcPr>
-            <w:tcW w:w="2400" w:type="dxa"/>
+            <w:tcW w:w="1337" w:type="dxa"/>
           </w:tcPr>
           <w:p>
             <w:pPr/>
@@ -415,18 +459,18 @@
         </w:tc>
         <w:tc>
           <w:tcPr>
-            <w:tcW w:w="2400" w:type="dxa"/>
-          </w:tcPr>
-          <w:p>
-            <w:pPr/>
-            <w:r>
-              <w:t xml:space="preserve">3</w:t>
-            </w:r>
-          </w:p>
-        </w:tc>
-        <w:tc>
-          <w:tcPr>
-            <w:tcW w:w="2400" w:type="dxa"/>
+            <w:tcW w:w="1337" w:type="dxa"/>
+          </w:tcPr>
+          <w:p>
+            <w:pPr/>
+            <w:r>
+              <w:t xml:space="preserve">3</w:t>
+            </w:r>
+          </w:p>
+        </w:tc>
+        <w:tc>
+          <w:tcPr>
+            <w:tcW w:w="1337" w:type="dxa"/>
           </w:tcPr>
           <w:p>
             <w:pPr/>
@@ -437,7 +481,7 @@
         </w:tc>
         <w:tc>
           <w:tcPr>
-            <w:tcW w:w="2400" w:type="dxa"/>
+            <w:tcW w:w="1337" w:type="dxa"/>
           </w:tcPr>
           <w:p>
             <w:pPr/>
@@ -450,7 +494,18 @@
       <w:tr>
         <w:tc>
           <w:tcPr>
-            <w:tcW w:w="2400" w:type="dxa"/>
+            <w:tcW w:w="1337" w:type="dxa"/>
+          </w:tcPr>
+          <w:p>
+            <w:pPr/>
+            <w:r>
+              <w:t xml:space="preserve">Integer data</w:t>
+            </w:r>
+          </w:p>
+        </w:tc>
+        <w:tc>
+          <w:tcPr>
+            <w:tcW w:w="1337" w:type="dxa"/>
           </w:tcPr>
           <w:p>
             <w:pPr/>
@@ -461,7 +516,7 @@
         </w:tc>
         <w:tc>
           <w:tcPr>
-            <w:tcW w:w="2400" w:type="dxa"/>
+            <w:tcW w:w="1337" w:type="dxa"/>
           </w:tcPr>
           <w:p>
             <w:pPr/>
@@ -472,7 +527,7 @@
         </w:tc>
         <w:tc>
           <w:tcPr>
-            <w:tcW w:w="2400" w:type="dxa"/>
+            <w:tcW w:w="1337" w:type="dxa"/>
           </w:tcPr>
           <w:p>
             <w:pPr/>
@@ -483,18 +538,18 @@
         </w:tc>
         <w:tc>
           <w:tcPr>
-            <w:tcW w:w="2400" w:type="dxa"/>
-          </w:tcPr>
-          <w:p>
-            <w:pPr/>
-            <w:r>
-              <w:t xml:space="preserve">3</w:t>
-            </w:r>
-          </w:p>
-        </w:tc>
-        <w:tc>
-          <w:tcPr>
-            <w:tcW w:w="2400" w:type="dxa"/>
+            <w:tcW w:w="1337" w:type="dxa"/>
+          </w:tcPr>
+          <w:p>
+            <w:pPr/>
+            <w:r>
+              <w:t xml:space="preserve">3</w:t>
+            </w:r>
+          </w:p>
+        </w:tc>
+        <w:tc>
+          <w:tcPr>
+            <w:tcW w:w="1337" w:type="dxa"/>
           </w:tcPr>
           <w:p>
             <w:pPr/>
@@ -505,7 +560,7 @@
         </w:tc>
         <w:tc>
           <w:tcPr>
-            <w:tcW w:w="2400" w:type="dxa"/>
+            <w:tcW w:w="1337" w:type="dxa"/>
           </w:tcPr>
           <w:p>
             <w:pPr/>
@@ -518,7 +573,18 @@
       <w:tr>
         <w:tc>
           <w:tcPr>
-            <w:tcW w:w="2400" w:type="dxa"/>
+            <w:tcW w:w="1337" w:type="dxa"/>
+          </w:tcPr>
+          <w:p>
+            <w:pPr/>
+            <w:r>
+              <w:t xml:space="preserve">Integer data</w:t>
+            </w:r>
+          </w:p>
+        </w:tc>
+        <w:tc>
+          <w:tcPr>
+            <w:tcW w:w="1337" w:type="dxa"/>
           </w:tcPr>
           <w:p>
             <w:pPr/>
@@ -529,7 +595,7 @@
         </w:tc>
         <w:tc>
           <w:tcPr>
-            <w:tcW w:w="2400" w:type="dxa"/>
+            <w:tcW w:w="1337" w:type="dxa"/>
           </w:tcPr>
           <w:p>
             <w:pPr/>
@@ -540,7 +606,7 @@
         </w:tc>
         <w:tc>
           <w:tcPr>
-            <w:tcW w:w="2400" w:type="dxa"/>
+            <w:tcW w:w="1337" w:type="dxa"/>
           </w:tcPr>
           <w:p>
             <w:pPr/>
@@ -551,18 +617,18 @@
         </w:tc>
         <w:tc>
           <w:tcPr>
-            <w:tcW w:w="2400" w:type="dxa"/>
-          </w:tcPr>
-          <w:p>
-            <w:pPr/>
-            <w:r>
-              <w:t xml:space="preserve">3</w:t>
-            </w:r>
-          </w:p>
-        </w:tc>
-        <w:tc>
-          <w:tcPr>
-            <w:tcW w:w="2400" w:type="dxa"/>
+            <w:tcW w:w="1337" w:type="dxa"/>
+          </w:tcPr>
+          <w:p>
+            <w:pPr/>
+            <w:r>
+              <w:t xml:space="preserve">3</w:t>
+            </w:r>
+          </w:p>
+        </w:tc>
+        <w:tc>
+          <w:tcPr>
+            <w:tcW w:w="1337" w:type="dxa"/>
           </w:tcPr>
           <w:p>
             <w:pPr/>
@@ -573,7 +639,7 @@
         </w:tc>
         <w:tc>
           <w:tcPr>
-            <w:tcW w:w="2400" w:type="dxa"/>
+            <w:tcW w:w="1337" w:type="dxa"/>
           </w:tcPr>
           <w:p>
             <w:pPr/>
@@ -586,7 +652,18 @@
       <w:tr>
         <w:tc>
           <w:tcPr>
-            <w:tcW w:w="2400" w:type="dxa"/>
+            <w:tcW w:w="1337" w:type="dxa"/>
+          </w:tcPr>
+          <w:p>
+            <w:pPr/>
+            <w:r>
+              <w:t xml:space="preserve">Integer data</w:t>
+            </w:r>
+          </w:p>
+        </w:tc>
+        <w:tc>
+          <w:tcPr>
+            <w:tcW w:w="1337" w:type="dxa"/>
           </w:tcPr>
           <w:p>
             <w:pPr/>
@@ -597,7 +674,7 @@
         </w:tc>
         <w:tc>
           <w:tcPr>
-            <w:tcW w:w="2400" w:type="dxa"/>
+            <w:tcW w:w="1337" w:type="dxa"/>
           </w:tcPr>
           <w:p>
             <w:pPr/>
@@ -608,7 +685,7 @@
         </w:tc>
         <w:tc>
           <w:tcPr>
-            <w:tcW w:w="2400" w:type="dxa"/>
+            <w:tcW w:w="1337" w:type="dxa"/>
           </w:tcPr>
           <w:p>
             <w:pPr/>
@@ -619,18 +696,18 @@
         </w:tc>
         <w:tc>
           <w:tcPr>
-            <w:tcW w:w="2400" w:type="dxa"/>
-          </w:tcPr>
-          <w:p>
-            <w:pPr/>
-            <w:r>
-              <w:t xml:space="preserve">3</w:t>
-            </w:r>
-          </w:p>
-        </w:tc>
-        <w:tc>
-          <w:tcPr>
-            <w:tcW w:w="2400" w:type="dxa"/>
+            <w:tcW w:w="1337" w:type="dxa"/>
+          </w:tcPr>
+          <w:p>
+            <w:pPr/>
+            <w:r>
+              <w:t xml:space="preserve">3</w:t>
+            </w:r>
+          </w:p>
+        </w:tc>
+        <w:tc>
+          <w:tcPr>
+            <w:tcW w:w="1337" w:type="dxa"/>
           </w:tcPr>
           <w:p>
             <w:pPr/>
@@ -641,7 +718,7 @@
         </w:tc>
         <w:tc>
           <w:tcPr>
-            <w:tcW w:w="2400" w:type="dxa"/>
+            <w:tcW w:w="1337" w:type="dxa"/>
           </w:tcPr>
           <w:p>
             <w:pPr/>
@@ -654,7 +731,18 @@
       <w:tr>
         <w:tc>
           <w:tcPr>
-            <w:tcW w:w="2400" w:type="dxa"/>
+            <w:tcW w:w="1337" w:type="dxa"/>
+          </w:tcPr>
+          <w:p>
+            <w:pPr/>
+            <w:r>
+              <w:t xml:space="preserve">Integer data</w:t>
+            </w:r>
+          </w:p>
+        </w:tc>
+        <w:tc>
+          <w:tcPr>
+            <w:tcW w:w="1337" w:type="dxa"/>
           </w:tcPr>
           <w:p>
             <w:pPr/>
@@ -665,7 +753,7 @@
         </w:tc>
         <w:tc>
           <w:tcPr>
-            <w:tcW w:w="2400" w:type="dxa"/>
+            <w:tcW w:w="1337" w:type="dxa"/>
           </w:tcPr>
           <w:p>
             <w:pPr/>
@@ -676,7 +764,7 @@
         </w:tc>
         <w:tc>
           <w:tcPr>
-            <w:tcW w:w="2400" w:type="dxa"/>
+            <w:tcW w:w="1337" w:type="dxa"/>
           </w:tcPr>
           <w:p>
             <w:pPr/>
@@ -687,18 +775,18 @@
         </w:tc>
         <w:tc>
           <w:tcPr>
-            <w:tcW w:w="2400" w:type="dxa"/>
-          </w:tcPr>
-          <w:p>
-            <w:pPr/>
-            <w:r>
-              <w:t xml:space="preserve">3</w:t>
-            </w:r>
-          </w:p>
-        </w:tc>
-        <w:tc>
-          <w:tcPr>
-            <w:tcW w:w="2400" w:type="dxa"/>
+            <w:tcW w:w="1337" w:type="dxa"/>
+          </w:tcPr>
+          <w:p>
+            <w:pPr/>
+            <w:r>
+              <w:t xml:space="preserve">3</w:t>
+            </w:r>
+          </w:p>
+        </w:tc>
+        <w:tc>
+          <w:tcPr>
+            <w:tcW w:w="1337" w:type="dxa"/>
           </w:tcPr>
           <w:p>
             <w:pPr/>
@@ -709,7 +797,7 @@
         </w:tc>
         <w:tc>
           <w:tcPr>
-            <w:tcW w:w="2400" w:type="dxa"/>
+            <w:tcW w:w="1337" w:type="dxa"/>
           </w:tcPr>
           <w:p>
             <w:pPr/>
@@ -722,7 +810,18 @@
       <w:tr>
         <w:tc>
           <w:tcPr>
-            <w:tcW w:w="2400" w:type="dxa"/>
+            <w:tcW w:w="1337" w:type="dxa"/>
+          </w:tcPr>
+          <w:p>
+            <w:pPr/>
+            <w:r>
+              <w:t xml:space="preserve">Integer data</w:t>
+            </w:r>
+          </w:p>
+        </w:tc>
+        <w:tc>
+          <w:tcPr>
+            <w:tcW w:w="1337" w:type="dxa"/>
           </w:tcPr>
           <w:p>
             <w:pPr/>
@@ -733,7 +832,7 @@
         </w:tc>
         <w:tc>
           <w:tcPr>
-            <w:tcW w:w="2400" w:type="dxa"/>
+            <w:tcW w:w="1337" w:type="dxa"/>
           </w:tcPr>
           <w:p>
             <w:pPr/>
@@ -744,7 +843,7 @@
         </w:tc>
         <w:tc>
           <w:tcPr>
-            <w:tcW w:w="2400" w:type="dxa"/>
+            <w:tcW w:w="1337" w:type="dxa"/>
           </w:tcPr>
           <w:p>
             <w:pPr/>
@@ -755,18 +854,18 @@
         </w:tc>
         <w:tc>
           <w:tcPr>
-            <w:tcW w:w="2400" w:type="dxa"/>
-          </w:tcPr>
-          <w:p>
-            <w:pPr/>
-            <w:r>
-              <w:t xml:space="preserve">3</w:t>
-            </w:r>
-          </w:p>
-        </w:tc>
-        <w:tc>
-          <w:tcPr>
-            <w:tcW w:w="2400" w:type="dxa"/>
+            <w:tcW w:w="1337" w:type="dxa"/>
+          </w:tcPr>
+          <w:p>
+            <w:pPr/>
+            <w:r>
+              <w:t xml:space="preserve">3</w:t>
+            </w:r>
+          </w:p>
+        </w:tc>
+        <w:tc>
+          <w:tcPr>
+            <w:tcW w:w="1337" w:type="dxa"/>
           </w:tcPr>
           <w:p>
             <w:pPr/>
@@ -777,7 +876,7 @@
         </w:tc>
         <w:tc>
           <w:tcPr>
-            <w:tcW w:w="2400" w:type="dxa"/>
+            <w:tcW w:w="1337" w:type="dxa"/>
           </w:tcPr>
           <w:p>
             <w:pPr/>
@@ -790,7 +889,18 @@
       <w:tr>
         <w:tc>
           <w:tcPr>
-            <w:tcW w:w="2400" w:type="dxa"/>
+            <w:tcW w:w="1337" w:type="dxa"/>
+          </w:tcPr>
+          <w:p>
+            <w:pPr/>
+            <w:r>
+              <w:t xml:space="preserve">Integer data</w:t>
+            </w:r>
+          </w:p>
+        </w:tc>
+        <w:tc>
+          <w:tcPr>
+            <w:tcW w:w="1337" w:type="dxa"/>
           </w:tcPr>
           <w:p>
             <w:pPr/>
@@ -801,7 +911,7 @@
         </w:tc>
         <w:tc>
           <w:tcPr>
-            <w:tcW w:w="2400" w:type="dxa"/>
+            <w:tcW w:w="1337" w:type="dxa"/>
           </w:tcPr>
           <w:p>
             <w:pPr/>
@@ -812,7 +922,7 @@
         </w:tc>
         <w:tc>
           <w:tcPr>
-            <w:tcW w:w="2400" w:type="dxa"/>
+            <w:tcW w:w="1337" w:type="dxa"/>
           </w:tcPr>
           <w:p>
             <w:pPr/>
@@ -823,18 +933,18 @@
         </w:tc>
         <w:tc>
           <w:tcPr>
-            <w:tcW w:w="2400" w:type="dxa"/>
-          </w:tcPr>
-          <w:p>
-            <w:pPr/>
-            <w:r>
-              <w:t xml:space="preserve">3</w:t>
-            </w:r>
-          </w:p>
-        </w:tc>
-        <w:tc>
-          <w:tcPr>
-            <w:tcW w:w="2400" w:type="dxa"/>
+            <w:tcW w:w="1337" w:type="dxa"/>
+          </w:tcPr>
+          <w:p>
+            <w:pPr/>
+            <w:r>
+              <w:t xml:space="preserve">3</w:t>
+            </w:r>
+          </w:p>
+        </w:tc>
+        <w:tc>
+          <w:tcPr>
+            <w:tcW w:w="1337" w:type="dxa"/>
           </w:tcPr>
           <w:p>
             <w:pPr/>
@@ -845,7 +955,7 @@
         </w:tc>
         <w:tc>
           <w:tcPr>
-            <w:tcW w:w="2400" w:type="dxa"/>
+            <w:tcW w:w="1337" w:type="dxa"/>
           </w:tcPr>
           <w:p>
             <w:pPr/>
@@ -858,7 +968,18 @@
       <w:tr>
         <w:tc>
           <w:tcPr>
-            <w:tcW w:w="2400" w:type="dxa"/>
+            <w:tcW w:w="1337" w:type="dxa"/>
+          </w:tcPr>
+          <w:p>
+            <w:pPr/>
+            <w:r>
+              <w:t xml:space="preserve">Integer data</w:t>
+            </w:r>
+          </w:p>
+        </w:tc>
+        <w:tc>
+          <w:tcPr>
+            <w:tcW w:w="1337" w:type="dxa"/>
           </w:tcPr>
           <w:p>
             <w:pPr/>
@@ -869,7 +990,7 @@
         </w:tc>
         <w:tc>
           <w:tcPr>
-            <w:tcW w:w="2400" w:type="dxa"/>
+            <w:tcW w:w="1337" w:type="dxa"/>
           </w:tcPr>
           <w:p>
             <w:pPr/>
@@ -880,7 +1001,7 @@
         </w:tc>
         <w:tc>
           <w:tcPr>
-            <w:tcW w:w="2400" w:type="dxa"/>
+            <w:tcW w:w="1337" w:type="dxa"/>
           </w:tcPr>
           <w:p>
             <w:pPr/>
@@ -891,18 +1012,18 @@
         </w:tc>
         <w:tc>
           <w:tcPr>
-            <w:tcW w:w="2400" w:type="dxa"/>
-          </w:tcPr>
-          <w:p>
-            <w:pPr/>
-            <w:r>
-              <w:t xml:space="preserve">3</w:t>
-            </w:r>
-          </w:p>
-        </w:tc>
-        <w:tc>
-          <w:tcPr>
-            <w:tcW w:w="2400" w:type="dxa"/>
+            <w:tcW w:w="1337" w:type="dxa"/>
+          </w:tcPr>
+          <w:p>
+            <w:pPr/>
+            <w:r>
+              <w:t xml:space="preserve">3</w:t>
+            </w:r>
+          </w:p>
+        </w:tc>
+        <w:tc>
+          <w:tcPr>
+            <w:tcW w:w="1337" w:type="dxa"/>
           </w:tcPr>
           <w:p>
             <w:pPr/>
@@ -913,7 +1034,7 @@
         </w:tc>
         <w:tc>
           <w:tcPr>
-            <w:tcW w:w="2400" w:type="dxa"/>
+            <w:tcW w:w="1337" w:type="dxa"/>
           </w:tcPr>
           <w:p>
             <w:pPr/>
@@ -926,7 +1047,18 @@
       <w:tr>
         <w:tc>
           <w:tcPr>
-            <w:tcW w:w="2400" w:type="dxa"/>
+            <w:tcW w:w="1337" w:type="dxa"/>
+          </w:tcPr>
+          <w:p>
+            <w:pPr/>
+            <w:r>
+              <w:t xml:space="preserve">Integer data</w:t>
+            </w:r>
+          </w:p>
+        </w:tc>
+        <w:tc>
+          <w:tcPr>
+            <w:tcW w:w="1337" w:type="dxa"/>
           </w:tcPr>
           <w:p>
             <w:pPr/>
@@ -937,7 +1069,7 @@
         </w:tc>
         <w:tc>
           <w:tcPr>
-            <w:tcW w:w="2400" w:type="dxa"/>
+            <w:tcW w:w="1337" w:type="dxa"/>
           </w:tcPr>
           <w:p>
             <w:pPr/>
@@ -948,7 +1080,7 @@
         </w:tc>
         <w:tc>
           <w:tcPr>
-            <w:tcW w:w="2400" w:type="dxa"/>
+            <w:tcW w:w="1337" w:type="dxa"/>
           </w:tcPr>
           <w:p>
             <w:pPr/>
@@ -959,18 +1091,18 @@
         </w:tc>
         <w:tc>
           <w:tcPr>
-            <w:tcW w:w="2400" w:type="dxa"/>
-          </w:tcPr>
-          <w:p>
-            <w:pPr/>
-            <w:r>
-              <w:t xml:space="preserve">3</w:t>
-            </w:r>
-          </w:p>
-        </w:tc>
-        <w:tc>
-          <w:tcPr>
-            <w:tcW w:w="2400" w:type="dxa"/>
+            <w:tcW w:w="1337" w:type="dxa"/>
+          </w:tcPr>
+          <w:p>
+            <w:pPr/>
+            <w:r>
+              <w:t xml:space="preserve">3</w:t>
+            </w:r>
+          </w:p>
+        </w:tc>
+        <w:tc>
+          <w:tcPr>
+            <w:tcW w:w="1337" w:type="dxa"/>
           </w:tcPr>
           <w:p>
             <w:pPr/>
@@ -981,7 +1113,7 @@
         </w:tc>
         <w:tc>
           <w:tcPr>
-            <w:tcW w:w="2400" w:type="dxa"/>
+            <w:tcW w:w="1337" w:type="dxa"/>
           </w:tcPr>
           <w:p>
             <w:pPr/>
@@ -994,7 +1126,18 @@
       <w:tr>
         <w:tc>
           <w:tcPr>
-            <w:tcW w:w="2400" w:type="dxa"/>
+            <w:tcW w:w="1337" w:type="dxa"/>
+          </w:tcPr>
+          <w:p>
+            <w:pPr/>
+            <w:r>
+              <w:t xml:space="preserve">Integer data</w:t>
+            </w:r>
+          </w:p>
+        </w:tc>
+        <w:tc>
+          <w:tcPr>
+            <w:tcW w:w="1337" w:type="dxa"/>
           </w:tcPr>
           <w:p>
             <w:pPr/>
@@ -1005,7 +1148,7 @@
         </w:tc>
         <w:tc>
           <w:tcPr>
-            <w:tcW w:w="2400" w:type="dxa"/>
+            <w:tcW w:w="1337" w:type="dxa"/>
           </w:tcPr>
           <w:p>
             <w:pPr/>
@@ -1016,7 +1159,7 @@
         </w:tc>
         <w:tc>
           <w:tcPr>
-            <w:tcW w:w="2400" w:type="dxa"/>
+            <w:tcW w:w="1337" w:type="dxa"/>
           </w:tcPr>
           <w:p>
             <w:pPr/>
@@ -1027,18 +1170,18 @@
         </w:tc>
         <w:tc>
           <w:tcPr>
-            <w:tcW w:w="2400" w:type="dxa"/>
-          </w:tcPr>
-          <w:p>
-            <w:pPr/>
-            <w:r>
-              <w:t xml:space="preserve">3</w:t>
-            </w:r>
-          </w:p>
-        </w:tc>
-        <w:tc>
-          <w:tcPr>
-            <w:tcW w:w="2400" w:type="dxa"/>
+            <w:tcW w:w="1337" w:type="dxa"/>
+          </w:tcPr>
+          <w:p>
+            <w:pPr/>
+            <w:r>
+              <w:t xml:space="preserve">3</w:t>
+            </w:r>
+          </w:p>
+        </w:tc>
+        <w:tc>
+          <w:tcPr>
+            <w:tcW w:w="1337" w:type="dxa"/>
           </w:tcPr>
           <w:p>
             <w:pPr/>
@@ -1049,7 +1192,7 @@
         </w:tc>
         <w:tc>
           <w:tcPr>
-            <w:tcW w:w="2400" w:type="dxa"/>
+            <w:tcW w:w="1337" w:type="dxa"/>
           </w:tcPr>
           <w:p>
             <w:pPr/>
@@ -1062,7 +1205,18 @@
       <w:tr>
         <w:tc>
           <w:tcPr>
-            <w:tcW w:w="2400" w:type="dxa"/>
+            <w:tcW w:w="1337" w:type="dxa"/>
+          </w:tcPr>
+          <w:p>
+            <w:pPr/>
+            <w:r>
+              <w:t xml:space="preserve">Integer data</w:t>
+            </w:r>
+          </w:p>
+        </w:tc>
+        <w:tc>
+          <w:tcPr>
+            <w:tcW w:w="1337" w:type="dxa"/>
           </w:tcPr>
           <w:p>
             <w:pPr/>
@@ -1073,7 +1227,7 @@
         </w:tc>
         <w:tc>
           <w:tcPr>
-            <w:tcW w:w="2400" w:type="dxa"/>
+            <w:tcW w:w="1337" w:type="dxa"/>
           </w:tcPr>
           <w:p>
             <w:pPr/>
@@ -1084,7 +1238,7 @@
         </w:tc>
         <w:tc>
           <w:tcPr>
-            <w:tcW w:w="2400" w:type="dxa"/>
+            <w:tcW w:w="1337" w:type="dxa"/>
           </w:tcPr>
           <w:p>
             <w:pPr/>
@@ -1095,18 +1249,18 @@
         </w:tc>
         <w:tc>
           <w:tcPr>
-            <w:tcW w:w="2400" w:type="dxa"/>
-          </w:tcPr>
-          <w:p>
-            <w:pPr/>
-            <w:r>
-              <w:t xml:space="preserve">3</w:t>
-            </w:r>
-          </w:p>
-        </w:tc>
-        <w:tc>
-          <w:tcPr>
-            <w:tcW w:w="2400" w:type="dxa"/>
+            <w:tcW w:w="1337" w:type="dxa"/>
+          </w:tcPr>
+          <w:p>
+            <w:pPr/>
+            <w:r>
+              <w:t xml:space="preserve">3</w:t>
+            </w:r>
+          </w:p>
+        </w:tc>
+        <w:tc>
+          <w:tcPr>
+            <w:tcW w:w="1337" w:type="dxa"/>
           </w:tcPr>
           <w:p>
             <w:pPr/>
@@ -1117,7 +1271,7 @@
         </w:tc>
         <w:tc>
           <w:tcPr>
-            <w:tcW w:w="2400" w:type="dxa"/>
+            <w:tcW w:w="1337" w:type="dxa"/>
           </w:tcPr>
           <w:p>
             <w:pPr/>
@@ -1130,7 +1284,18 @@
       <w:tr>
         <w:tc>
           <w:tcPr>
-            <w:tcW w:w="2400" w:type="dxa"/>
+            <w:tcW w:w="1337" w:type="dxa"/>
+          </w:tcPr>
+          <w:p>
+            <w:pPr/>
+            <w:r>
+              <w:t xml:space="preserve">Integer data</w:t>
+            </w:r>
+          </w:p>
+        </w:tc>
+        <w:tc>
+          <w:tcPr>
+            <w:tcW w:w="1337" w:type="dxa"/>
           </w:tcPr>
           <w:p>
             <w:pPr/>
@@ -1141,7 +1306,7 @@
         </w:tc>
         <w:tc>
           <w:tcPr>
-            <w:tcW w:w="2400" w:type="dxa"/>
+            <w:tcW w:w="1337" w:type="dxa"/>
           </w:tcPr>
           <w:p>
             <w:pPr/>
@@ -1152,7 +1317,7 @@
         </w:tc>
         <w:tc>
           <w:tcPr>
-            <w:tcW w:w="2400" w:type="dxa"/>
+            <w:tcW w:w="1337" w:type="dxa"/>
           </w:tcPr>
           <w:p>
             <w:pPr/>
@@ -1163,18 +1328,18 @@
         </w:tc>
         <w:tc>
           <w:tcPr>
-            <w:tcW w:w="2400" w:type="dxa"/>
-          </w:tcPr>
-          <w:p>
-            <w:pPr/>
-            <w:r>
-              <w:t xml:space="preserve">3</w:t>
-            </w:r>
-          </w:p>
-        </w:tc>
-        <w:tc>
-          <w:tcPr>
-            <w:tcW w:w="2400" w:type="dxa"/>
+            <w:tcW w:w="1337" w:type="dxa"/>
+          </w:tcPr>
+          <w:p>
+            <w:pPr/>
+            <w:r>
+              <w:t xml:space="preserve">3</w:t>
+            </w:r>
+          </w:p>
+        </w:tc>
+        <w:tc>
+          <w:tcPr>
+            <w:tcW w:w="1337" w:type="dxa"/>
           </w:tcPr>
           <w:p>
             <w:pPr/>
@@ -1185,7 +1350,7 @@
         </w:tc>
         <w:tc>
           <w:tcPr>
-            <w:tcW w:w="2400" w:type="dxa"/>
+            <w:tcW w:w="1337" w:type="dxa"/>
           </w:tcPr>
           <w:p>
             <w:pPr/>
@@ -1198,7 +1363,18 @@
       <w:tr>
         <w:tc>
           <w:tcPr>
-            <w:tcW w:w="2400" w:type="dxa"/>
+            <w:tcW w:w="1337" w:type="dxa"/>
+          </w:tcPr>
+          <w:p>
+            <w:pPr/>
+            <w:r>
+              <w:t xml:space="preserve">Integer data</w:t>
+            </w:r>
+          </w:p>
+        </w:tc>
+        <w:tc>
+          <w:tcPr>
+            <w:tcW w:w="1337" w:type="dxa"/>
           </w:tcPr>
           <w:p>
             <w:pPr/>
@@ -1209,7 +1385,7 @@
         </w:tc>
         <w:tc>
           <w:tcPr>
-            <w:tcW w:w="2400" w:type="dxa"/>
+            <w:tcW w:w="1337" w:type="dxa"/>
           </w:tcPr>
           <w:p>
             <w:pPr/>
@@ -1220,7 +1396,7 @@
         </w:tc>
         <w:tc>
           <w:tcPr>
-            <w:tcW w:w="2400" w:type="dxa"/>
+            <w:tcW w:w="1337" w:type="dxa"/>
           </w:tcPr>
           <w:p>
             <w:pPr/>
@@ -1231,18 +1407,18 @@
         </w:tc>
         <w:tc>
           <w:tcPr>
-            <w:tcW w:w="2400" w:type="dxa"/>
-          </w:tcPr>
-          <w:p>
-            <w:pPr/>
-            <w:r>
-              <w:t xml:space="preserve">3</w:t>
-            </w:r>
-          </w:p>
-        </w:tc>
-        <w:tc>
-          <w:tcPr>
-            <w:tcW w:w="2400" w:type="dxa"/>
+            <w:tcW w:w="1337" w:type="dxa"/>
+          </w:tcPr>
+          <w:p>
+            <w:pPr/>
+            <w:r>
+              <w:t xml:space="preserve">3</w:t>
+            </w:r>
+          </w:p>
+        </w:tc>
+        <w:tc>
+          <w:tcPr>
+            <w:tcW w:w="1337" w:type="dxa"/>
           </w:tcPr>
           <w:p>
             <w:pPr/>
@@ -1253,7 +1429,7 @@
         </w:tc>
         <w:tc>
           <w:tcPr>
-            <w:tcW w:w="2400" w:type="dxa"/>
+            <w:tcW w:w="1337" w:type="dxa"/>
           </w:tcPr>
           <w:p>
             <w:pPr/>
@@ -1266,7 +1442,18 @@
       <w:tr>
         <w:tc>
           <w:tcPr>
-            <w:tcW w:w="2400" w:type="dxa"/>
+            <w:tcW w:w="1337" w:type="dxa"/>
+          </w:tcPr>
+          <w:p>
+            <w:pPr/>
+            <w:r>
+              <w:t xml:space="preserve">Integer data</w:t>
+            </w:r>
+          </w:p>
+        </w:tc>
+        <w:tc>
+          <w:tcPr>
+            <w:tcW w:w="1337" w:type="dxa"/>
           </w:tcPr>
           <w:p>
             <w:pPr/>
@@ -1277,7 +1464,7 @@
         </w:tc>
         <w:tc>
           <w:tcPr>
-            <w:tcW w:w="2400" w:type="dxa"/>
+            <w:tcW w:w="1337" w:type="dxa"/>
           </w:tcPr>
           <w:p>
             <w:pPr/>
@@ -1288,7 +1475,7 @@
         </w:tc>
         <w:tc>
           <w:tcPr>
-            <w:tcW w:w="2400" w:type="dxa"/>
+            <w:tcW w:w="1337" w:type="dxa"/>
           </w:tcPr>
           <w:p>
             <w:pPr/>
@@ -1299,18 +1486,18 @@
         </w:tc>
         <w:tc>
           <w:tcPr>
-            <w:tcW w:w="2400" w:type="dxa"/>
-          </w:tcPr>
-          <w:p>
-            <w:pPr/>
-            <w:r>
-              <w:t xml:space="preserve">3</w:t>
-            </w:r>
-          </w:p>
-        </w:tc>
-        <w:tc>
-          <w:tcPr>
-            <w:tcW w:w="2400" w:type="dxa"/>
+            <w:tcW w:w="1337" w:type="dxa"/>
+          </w:tcPr>
+          <w:p>
+            <w:pPr/>
+            <w:r>
+              <w:t xml:space="preserve">3</w:t>
+            </w:r>
+          </w:p>
+        </w:tc>
+        <w:tc>
+          <w:tcPr>
+            <w:tcW w:w="1337" w:type="dxa"/>
           </w:tcPr>
           <w:p>
             <w:pPr/>
@@ -1321,7 +1508,7 @@
         </w:tc>
         <w:tc>
           <w:tcPr>
-            <w:tcW w:w="2400" w:type="dxa"/>
+            <w:tcW w:w="1337" w:type="dxa"/>
           </w:tcPr>
           <w:p>
             <w:pPr/>
@@ -1334,7 +1521,18 @@
       <w:tr>
         <w:tc>
           <w:tcPr>
-            <w:tcW w:w="2400" w:type="dxa"/>
+            <w:tcW w:w="1337" w:type="dxa"/>
+          </w:tcPr>
+          <w:p>
+            <w:pPr/>
+            <w:r>
+              <w:t xml:space="preserve">Integer data</w:t>
+            </w:r>
+          </w:p>
+        </w:tc>
+        <w:tc>
+          <w:tcPr>
+            <w:tcW w:w="1337" w:type="dxa"/>
           </w:tcPr>
           <w:p>
             <w:pPr/>
@@ -1345,7 +1543,7 @@
         </w:tc>
         <w:tc>
           <w:tcPr>
-            <w:tcW w:w="2400" w:type="dxa"/>
+            <w:tcW w:w="1337" w:type="dxa"/>
           </w:tcPr>
           <w:p>
             <w:pPr/>
@@ -1356,7 +1554,7 @@
         </w:tc>
         <w:tc>
           <w:tcPr>
-            <w:tcW w:w="2400" w:type="dxa"/>
+            <w:tcW w:w="1337" w:type="dxa"/>
           </w:tcPr>
           <w:p>
             <w:pPr/>
@@ -1367,18 +1565,18 @@
         </w:tc>
         <w:tc>
           <w:tcPr>
-            <w:tcW w:w="2400" w:type="dxa"/>
-          </w:tcPr>
-          <w:p>
-            <w:pPr/>
-            <w:r>
-              <w:t xml:space="preserve">3</w:t>
-            </w:r>
-          </w:p>
-        </w:tc>
-        <w:tc>
-          <w:tcPr>
-            <w:tcW w:w="2400" w:type="dxa"/>
+            <w:tcW w:w="1337" w:type="dxa"/>
+          </w:tcPr>
+          <w:p>
+            <w:pPr/>
+            <w:r>
+              <w:t xml:space="preserve">3</w:t>
+            </w:r>
+          </w:p>
+        </w:tc>
+        <w:tc>
+          <w:tcPr>
+            <w:tcW w:w="1337" w:type="dxa"/>
           </w:tcPr>
           <w:p>
             <w:pPr/>
@@ -1389,7 +1587,7 @@
         </w:tc>
         <w:tc>
           <w:tcPr>
-            <w:tcW w:w="2400" w:type="dxa"/>
+            <w:tcW w:w="1337" w:type="dxa"/>
           </w:tcPr>
           <w:p>
             <w:pPr/>
@@ -1402,7 +1600,18 @@
       <w:tr>
         <w:tc>
           <w:tcPr>
-            <w:tcW w:w="2400" w:type="dxa"/>
+            <w:tcW w:w="1337" w:type="dxa"/>
+          </w:tcPr>
+          <w:p>
+            <w:pPr/>
+            <w:r>
+              <w:t xml:space="preserve">Integer data</w:t>
+            </w:r>
+          </w:p>
+        </w:tc>
+        <w:tc>
+          <w:tcPr>
+            <w:tcW w:w="1337" w:type="dxa"/>
           </w:tcPr>
           <w:p>
             <w:pPr/>
@@ -1413,7 +1622,7 @@
         </w:tc>
         <w:tc>
           <w:tcPr>
-            <w:tcW w:w="2400" w:type="dxa"/>
+            <w:tcW w:w="1337" w:type="dxa"/>
           </w:tcPr>
           <w:p>
             <w:pPr/>
@@ -1424,7 +1633,7 @@
         </w:tc>
         <w:tc>
           <w:tcPr>
-            <w:tcW w:w="2400" w:type="dxa"/>
+            <w:tcW w:w="1337" w:type="dxa"/>
           </w:tcPr>
           <w:p>
             <w:pPr/>
@@ -1435,18 +1644,18 @@
         </w:tc>
         <w:tc>
           <w:tcPr>
-            <w:tcW w:w="2400" w:type="dxa"/>
-          </w:tcPr>
-          <w:p>
-            <w:pPr/>
-            <w:r>
-              <w:t xml:space="preserve">3</w:t>
-            </w:r>
-          </w:p>
-        </w:tc>
-        <w:tc>
-          <w:tcPr>
-            <w:tcW w:w="2400" w:type="dxa"/>
+            <w:tcW w:w="1337" w:type="dxa"/>
+          </w:tcPr>
+          <w:p>
+            <w:pPr/>
+            <w:r>
+              <w:t xml:space="preserve">3</w:t>
+            </w:r>
+          </w:p>
+        </w:tc>
+        <w:tc>
+          <w:tcPr>
+            <w:tcW w:w="1337" w:type="dxa"/>
           </w:tcPr>
           <w:p>
             <w:pPr/>
@@ -1457,7 +1666,7 @@
         </w:tc>
         <w:tc>
           <w:tcPr>
-            <w:tcW w:w="2400" w:type="dxa"/>
+            <w:tcW w:w="1337" w:type="dxa"/>
           </w:tcPr>
           <w:p>
             <w:pPr/>
@@ -1470,7 +1679,18 @@
       <w:tr>
         <w:tc>
           <w:tcPr>
-            <w:tcW w:w="2400" w:type="dxa"/>
+            <w:tcW w:w="1337" w:type="dxa"/>
+          </w:tcPr>
+          <w:p>
+            <w:pPr/>
+            <w:r>
+              <w:t xml:space="preserve">Integer data</w:t>
+            </w:r>
+          </w:p>
+        </w:tc>
+        <w:tc>
+          <w:tcPr>
+            <w:tcW w:w="1337" w:type="dxa"/>
           </w:tcPr>
           <w:p>
             <w:pPr/>
@@ -1481,7 +1701,7 @@
         </w:tc>
         <w:tc>
           <w:tcPr>
-            <w:tcW w:w="2400" w:type="dxa"/>
+            <w:tcW w:w="1337" w:type="dxa"/>
           </w:tcPr>
           <w:p>
             <w:pPr/>
@@ -1492,7 +1712,7 @@
         </w:tc>
         <w:tc>
           <w:tcPr>
-            <w:tcW w:w="2400" w:type="dxa"/>
+            <w:tcW w:w="1337" w:type="dxa"/>
           </w:tcPr>
           <w:p>
             <w:pPr/>
@@ -1503,18 +1723,18 @@
         </w:tc>
         <w:tc>
           <w:tcPr>
-            <w:tcW w:w="2400" w:type="dxa"/>
-          </w:tcPr>
-          <w:p>
-            <w:pPr/>
-            <w:r>
-              <w:t xml:space="preserve">3</w:t>
-            </w:r>
-          </w:p>
-        </w:tc>
-        <w:tc>
-          <w:tcPr>
-            <w:tcW w:w="2400" w:type="dxa"/>
+            <w:tcW w:w="1337" w:type="dxa"/>
+          </w:tcPr>
+          <w:p>
+            <w:pPr/>
+            <w:r>
+              <w:t xml:space="preserve">3</w:t>
+            </w:r>
+          </w:p>
+        </w:tc>
+        <w:tc>
+          <w:tcPr>
+            <w:tcW w:w="1337" w:type="dxa"/>
           </w:tcPr>
           <w:p>
             <w:pPr/>
@@ -1525,7 +1745,7 @@
         </w:tc>
         <w:tc>
           <w:tcPr>
-            <w:tcW w:w="2400" w:type="dxa"/>
+            <w:tcW w:w="1337" w:type="dxa"/>
           </w:tcPr>
           <w:p>
             <w:pPr/>
@@ -1538,7 +1758,18 @@
       <w:tr>
         <w:tc>
           <w:tcPr>
-            <w:tcW w:w="2400" w:type="dxa"/>
+            <w:tcW w:w="1337" w:type="dxa"/>
+          </w:tcPr>
+          <w:p>
+            <w:pPr/>
+            <w:r>
+              <w:t xml:space="preserve">Integer data</w:t>
+            </w:r>
+          </w:p>
+        </w:tc>
+        <w:tc>
+          <w:tcPr>
+            <w:tcW w:w="1337" w:type="dxa"/>
           </w:tcPr>
           <w:p>
             <w:pPr/>
@@ -1549,7 +1780,7 @@
         </w:tc>
         <w:tc>
           <w:tcPr>
-            <w:tcW w:w="2400" w:type="dxa"/>
+            <w:tcW w:w="1337" w:type="dxa"/>
           </w:tcPr>
           <w:p>
             <w:pPr/>
@@ -1560,7 +1791,7 @@
         </w:tc>
         <w:tc>
           <w:tcPr>
-            <w:tcW w:w="2400" w:type="dxa"/>
+            <w:tcW w:w="1337" w:type="dxa"/>
           </w:tcPr>
           <w:p>
             <w:pPr/>
@@ -1571,18 +1802,18 @@
         </w:tc>
         <w:tc>
           <w:tcPr>
-            <w:tcW w:w="2400" w:type="dxa"/>
-          </w:tcPr>
-          <w:p>
-            <w:pPr/>
-            <w:r>
-              <w:t xml:space="preserve">3</w:t>
-            </w:r>
-          </w:p>
-        </w:tc>
-        <w:tc>
-          <w:tcPr>
-            <w:tcW w:w="2400" w:type="dxa"/>
+            <w:tcW w:w="1337" w:type="dxa"/>
+          </w:tcPr>
+          <w:p>
+            <w:pPr/>
+            <w:r>
+              <w:t xml:space="preserve">3</w:t>
+            </w:r>
+          </w:p>
+        </w:tc>
+        <w:tc>
+          <w:tcPr>
+            <w:tcW w:w="1337" w:type="dxa"/>
           </w:tcPr>
           <w:p>
             <w:pPr/>
@@ -1593,7 +1824,7 @@
         </w:tc>
         <w:tc>
           <w:tcPr>
-            <w:tcW w:w="2400" w:type="dxa"/>
+            <w:tcW w:w="1337" w:type="dxa"/>
           </w:tcPr>
           <w:p>
             <w:pPr/>
@@ -1606,7 +1837,18 @@
       <w:tr>
         <w:tc>
           <w:tcPr>
-            <w:tcW w:w="2400" w:type="dxa"/>
+            <w:tcW w:w="1337" w:type="dxa"/>
+          </w:tcPr>
+          <w:p>
+            <w:pPr/>
+            <w:r>
+              <w:t xml:space="preserve">Integer data</w:t>
+            </w:r>
+          </w:p>
+        </w:tc>
+        <w:tc>
+          <w:tcPr>
+            <w:tcW w:w="1337" w:type="dxa"/>
           </w:tcPr>
           <w:p>
             <w:pPr/>
@@ -1617,7 +1859,7 @@
         </w:tc>
         <w:tc>
           <w:tcPr>
-            <w:tcW w:w="2400" w:type="dxa"/>
+            <w:tcW w:w="1337" w:type="dxa"/>
           </w:tcPr>
           <w:p>
             <w:pPr/>
@@ -1628,7 +1870,7 @@
         </w:tc>
         <w:tc>
           <w:tcPr>
-            <w:tcW w:w="2400" w:type="dxa"/>
+            <w:tcW w:w="1337" w:type="dxa"/>
           </w:tcPr>
           <w:p>
             <w:pPr/>
@@ -1639,18 +1881,18 @@
         </w:tc>
         <w:tc>
           <w:tcPr>
-            <w:tcW w:w="2400" w:type="dxa"/>
-          </w:tcPr>
-          <w:p>
-            <w:pPr/>
-            <w:r>
-              <w:t xml:space="preserve">3</w:t>
-            </w:r>
-          </w:p>
-        </w:tc>
-        <w:tc>
-          <w:tcPr>
-            <w:tcW w:w="2400" w:type="dxa"/>
+            <w:tcW w:w="1337" w:type="dxa"/>
+          </w:tcPr>
+          <w:p>
+            <w:pPr/>
+            <w:r>
+              <w:t xml:space="preserve">3</w:t>
+            </w:r>
+          </w:p>
+        </w:tc>
+        <w:tc>
+          <w:tcPr>
+            <w:tcW w:w="1337" w:type="dxa"/>
           </w:tcPr>
           <w:p>
             <w:pPr/>
@@ -1661,7 +1903,7 @@
         </w:tc>
         <w:tc>
           <w:tcPr>
-            <w:tcW w:w="2400" w:type="dxa"/>
+            <w:tcW w:w="1337" w:type="dxa"/>
           </w:tcPr>
           <w:p>
             <w:pPr/>
@@ -1674,7 +1916,18 @@
       <w:tr>
         <w:tc>
           <w:tcPr>
-            <w:tcW w:w="2400" w:type="dxa"/>
+            <w:tcW w:w="1337" w:type="dxa"/>
+          </w:tcPr>
+          <w:p>
+            <w:pPr/>
+            <w:r>
+              <w:t xml:space="preserve">Integer data</w:t>
+            </w:r>
+          </w:p>
+        </w:tc>
+        <w:tc>
+          <w:tcPr>
+            <w:tcW w:w="1337" w:type="dxa"/>
           </w:tcPr>
           <w:p>
             <w:pPr/>
@@ -1685,7 +1938,7 @@
         </w:tc>
         <w:tc>
           <w:tcPr>
-            <w:tcW w:w="2400" w:type="dxa"/>
+            <w:tcW w:w="1337" w:type="dxa"/>
           </w:tcPr>
           <w:p>
             <w:pPr/>
@@ -1696,7 +1949,7 @@
         </w:tc>
         <w:tc>
           <w:tcPr>
-            <w:tcW w:w="2400" w:type="dxa"/>
+            <w:tcW w:w="1337" w:type="dxa"/>
           </w:tcPr>
           <w:p>
             <w:pPr/>
@@ -1707,18 +1960,18 @@
         </w:tc>
         <w:tc>
           <w:tcPr>
-            <w:tcW w:w="2400" w:type="dxa"/>
-          </w:tcPr>
-          <w:p>
-            <w:pPr/>
-            <w:r>
-              <w:t xml:space="preserve">3</w:t>
-            </w:r>
-          </w:p>
-        </w:tc>
-        <w:tc>
-          <w:tcPr>
-            <w:tcW w:w="2400" w:type="dxa"/>
+            <w:tcW w:w="1337" w:type="dxa"/>
+          </w:tcPr>
+          <w:p>
+            <w:pPr/>
+            <w:r>
+              <w:t xml:space="preserve">3</w:t>
+            </w:r>
+          </w:p>
+        </w:tc>
+        <w:tc>
+          <w:tcPr>
+            <w:tcW w:w="1337" w:type="dxa"/>
           </w:tcPr>
           <w:p>
             <w:pPr/>
@@ -1729,7 +1982,7 @@
         </w:tc>
         <w:tc>
           <w:tcPr>
-            <w:tcW w:w="2400" w:type="dxa"/>
+            <w:tcW w:w="1337" w:type="dxa"/>
           </w:tcPr>
           <w:p>
             <w:pPr/>
@@ -1742,7 +1995,18 @@
       <w:tr>
         <w:tc>
           <w:tcPr>
-            <w:tcW w:w="2400" w:type="dxa"/>
+            <w:tcW w:w="1337" w:type="dxa"/>
+          </w:tcPr>
+          <w:p>
+            <w:pPr/>
+            <w:r>
+              <w:t xml:space="preserve">Integer data</w:t>
+            </w:r>
+          </w:p>
+        </w:tc>
+        <w:tc>
+          <w:tcPr>
+            <w:tcW w:w="1337" w:type="dxa"/>
           </w:tcPr>
           <w:p>
             <w:pPr/>
@@ -1753,7 +2017,7 @@
         </w:tc>
         <w:tc>
           <w:tcPr>
-            <w:tcW w:w="2400" w:type="dxa"/>
+            <w:tcW w:w="1337" w:type="dxa"/>
           </w:tcPr>
           <w:p>
             <w:pPr/>
@@ -1764,7 +2028,7 @@
         </w:tc>
         <w:tc>
           <w:tcPr>
-            <w:tcW w:w="2400" w:type="dxa"/>
+            <w:tcW w:w="1337" w:type="dxa"/>
           </w:tcPr>
           <w:p>
             <w:pPr/>
@@ -1775,18 +2039,18 @@
         </w:tc>
         <w:tc>
           <w:tcPr>
-            <w:tcW w:w="2400" w:type="dxa"/>
-          </w:tcPr>
-          <w:p>
-            <w:pPr/>
-            <w:r>
-              <w:t xml:space="preserve">3</w:t>
-            </w:r>
-          </w:p>
-        </w:tc>
-        <w:tc>
-          <w:tcPr>
-            <w:tcW w:w="2400" w:type="dxa"/>
+            <w:tcW w:w="1337" w:type="dxa"/>
+          </w:tcPr>
+          <w:p>
+            <w:pPr/>
+            <w:r>
+              <w:t xml:space="preserve">3</w:t>
+            </w:r>
+          </w:p>
+        </w:tc>
+        <w:tc>
+          <w:tcPr>
+            <w:tcW w:w="1337" w:type="dxa"/>
           </w:tcPr>
           <w:p>
             <w:pPr/>
@@ -1797,7 +2061,7 @@
         </w:tc>
         <w:tc>
           <w:tcPr>
-            <w:tcW w:w="2400" w:type="dxa"/>
+            <w:tcW w:w="1337" w:type="dxa"/>
           </w:tcPr>
           <w:p>
             <w:pPr/>
@@ -1810,7 +2074,18 @@
       <w:tr>
         <w:tc>
           <w:tcPr>
-            <w:tcW w:w="2400" w:type="dxa"/>
+            <w:tcW w:w="1337" w:type="dxa"/>
+          </w:tcPr>
+          <w:p>
+            <w:pPr/>
+            <w:r>
+              <w:t xml:space="preserve">Integer data</w:t>
+            </w:r>
+          </w:p>
+        </w:tc>
+        <w:tc>
+          <w:tcPr>
+            <w:tcW w:w="1337" w:type="dxa"/>
           </w:tcPr>
           <w:p>
             <w:pPr/>
@@ -1821,7 +2096,7 @@
         </w:tc>
         <w:tc>
           <w:tcPr>
-            <w:tcW w:w="2400" w:type="dxa"/>
+            <w:tcW w:w="1337" w:type="dxa"/>
           </w:tcPr>
           <w:p>
             <w:pPr/>
@@ -1832,7 +2107,7 @@
         </w:tc>
         <w:tc>
           <w:tcPr>
-            <w:tcW w:w="2400" w:type="dxa"/>
+            <w:tcW w:w="1337" w:type="dxa"/>
           </w:tcPr>
           <w:p>
             <w:pPr/>
@@ -1843,18 +2118,18 @@
         </w:tc>
         <w:tc>
           <w:tcPr>
-            <w:tcW w:w="2400" w:type="dxa"/>
-          </w:tcPr>
-          <w:p>
-            <w:pPr/>
-            <w:r>
-              <w:t xml:space="preserve">3</w:t>
-            </w:r>
-          </w:p>
-        </w:tc>
-        <w:tc>
-          <w:tcPr>
-            <w:tcW w:w="2400" w:type="dxa"/>
+            <w:tcW w:w="1337" w:type="dxa"/>
+          </w:tcPr>
+          <w:p>
+            <w:pPr/>
+            <w:r>
+              <w:t xml:space="preserve">3</w:t>
+            </w:r>
+          </w:p>
+        </w:tc>
+        <w:tc>
+          <w:tcPr>
+            <w:tcW w:w="1337" w:type="dxa"/>
           </w:tcPr>
           <w:p>
             <w:pPr/>
@@ -1865,7 +2140,7 @@
         </w:tc>
         <w:tc>
           <w:tcPr>
-            <w:tcW w:w="2400" w:type="dxa"/>
+            <w:tcW w:w="1337" w:type="dxa"/>
           </w:tcPr>
           <w:p>
             <w:pPr/>
@@ -1878,7 +2153,18 @@
       <w:tr>
         <w:tc>
           <w:tcPr>
-            <w:tcW w:w="2400" w:type="dxa"/>
+            <w:tcW w:w="1337" w:type="dxa"/>
+          </w:tcPr>
+          <w:p>
+            <w:pPr/>
+            <w:r>
+              <w:t xml:space="preserve">Integer data</w:t>
+            </w:r>
+          </w:p>
+        </w:tc>
+        <w:tc>
+          <w:tcPr>
+            <w:tcW w:w="1337" w:type="dxa"/>
           </w:tcPr>
           <w:p>
             <w:pPr/>
@@ -1889,7 +2175,7 @@
         </w:tc>
         <w:tc>
           <w:tcPr>
-            <w:tcW w:w="2400" w:type="dxa"/>
+            <w:tcW w:w="1337" w:type="dxa"/>
           </w:tcPr>
           <w:p>
             <w:pPr/>
@@ -1900,7 +2186,7 @@
         </w:tc>
         <w:tc>
           <w:tcPr>
-            <w:tcW w:w="2400" w:type="dxa"/>
+            <w:tcW w:w="1337" w:type="dxa"/>
           </w:tcPr>
           <w:p>
             <w:pPr/>
@@ -1911,18 +2197,18 @@
         </w:tc>
         <w:tc>
           <w:tcPr>
-            <w:tcW w:w="2400" w:type="dxa"/>
-          </w:tcPr>
-          <w:p>
-            <w:pPr/>
-            <w:r>
-              <w:t xml:space="preserve">3</w:t>
-            </w:r>
-          </w:p>
-        </w:tc>
-        <w:tc>
-          <w:tcPr>
-            <w:tcW w:w="2400" w:type="dxa"/>
+            <w:tcW w:w="1337" w:type="dxa"/>
+          </w:tcPr>
+          <w:p>
+            <w:pPr/>
+            <w:r>
+              <w:t xml:space="preserve">3</w:t>
+            </w:r>
+          </w:p>
+        </w:tc>
+        <w:tc>
+          <w:tcPr>
+            <w:tcW w:w="1337" w:type="dxa"/>
           </w:tcPr>
           <w:p>
             <w:pPr/>
@@ -1933,7 +2219,7 @@
         </w:tc>
         <w:tc>
           <w:tcPr>
-            <w:tcW w:w="2400" w:type="dxa"/>
+            <w:tcW w:w="1337" w:type="dxa"/>
           </w:tcPr>
           <w:p>
             <w:pPr/>
@@ -1946,7 +2232,18 @@
       <w:tr>
         <w:tc>
           <w:tcPr>
-            <w:tcW w:w="2400" w:type="dxa"/>
+            <w:tcW w:w="1337" w:type="dxa"/>
+          </w:tcPr>
+          <w:p>
+            <w:pPr/>
+            <w:r>
+              <w:t xml:space="preserve">Integer data</w:t>
+            </w:r>
+          </w:p>
+        </w:tc>
+        <w:tc>
+          <w:tcPr>
+            <w:tcW w:w="1337" w:type="dxa"/>
           </w:tcPr>
           <w:p>
             <w:pPr/>
@@ -1957,7 +2254,7 @@
         </w:tc>
         <w:tc>
           <w:tcPr>
-            <w:tcW w:w="2400" w:type="dxa"/>
+            <w:tcW w:w="1337" w:type="dxa"/>
           </w:tcPr>
           <w:p>
             <w:pPr/>
@@ -1968,7 +2265,7 @@
         </w:tc>
         <w:tc>
           <w:tcPr>
-            <w:tcW w:w="2400" w:type="dxa"/>
+            <w:tcW w:w="1337" w:type="dxa"/>
           </w:tcPr>
           <w:p>
             <w:pPr/>
@@ -1979,18 +2276,18 @@
         </w:tc>
         <w:tc>
           <w:tcPr>
-            <w:tcW w:w="2400" w:type="dxa"/>
-          </w:tcPr>
-          <w:p>
-            <w:pPr/>
-            <w:r>
-              <w:t xml:space="preserve">3</w:t>
-            </w:r>
-          </w:p>
-        </w:tc>
-        <w:tc>
-          <w:tcPr>
-            <w:tcW w:w="2400" w:type="dxa"/>
+            <w:tcW w:w="1337" w:type="dxa"/>
+          </w:tcPr>
+          <w:p>
+            <w:pPr/>
+            <w:r>
+              <w:t xml:space="preserve">3</w:t>
+            </w:r>
+          </w:p>
+        </w:tc>
+        <w:tc>
+          <w:tcPr>
+            <w:tcW w:w="1337" w:type="dxa"/>
           </w:tcPr>
           <w:p>
             <w:pPr/>
@@ -2001,7 +2298,7 @@
         </w:tc>
         <w:tc>
           <w:tcPr>
-            <w:tcW w:w="2400" w:type="dxa"/>
+            <w:tcW w:w="1337" w:type="dxa"/>
           </w:tcPr>
           <w:p>
             <w:pPr/>
@@ -2014,7 +2311,18 @@
       <w:tr>
         <w:tc>
           <w:tcPr>
-            <w:tcW w:w="2400" w:type="dxa"/>
+            <w:tcW w:w="1337" w:type="dxa"/>
+          </w:tcPr>
+          <w:p>
+            <w:pPr/>
+            <w:r>
+              <w:t xml:space="preserve">Integer data</w:t>
+            </w:r>
+          </w:p>
+        </w:tc>
+        <w:tc>
+          <w:tcPr>
+            <w:tcW w:w="1337" w:type="dxa"/>
           </w:tcPr>
           <w:p>
             <w:pPr/>
@@ -2025,7 +2333,7 @@
         </w:tc>
         <w:tc>
           <w:tcPr>
-            <w:tcW w:w="2400" w:type="dxa"/>
+            <w:tcW w:w="1337" w:type="dxa"/>
           </w:tcPr>
           <w:p>
             <w:pPr/>
@@ -2036,7 +2344,7 @@
         </w:tc>
         <w:tc>
           <w:tcPr>
-            <w:tcW w:w="2400" w:type="dxa"/>
+            <w:tcW w:w="1337" w:type="dxa"/>
           </w:tcPr>
           <w:p>
             <w:pPr/>
@@ -2047,18 +2355,18 @@
         </w:tc>
         <w:tc>
           <w:tcPr>
-            <w:tcW w:w="2400" w:type="dxa"/>
-          </w:tcPr>
-          <w:p>
-            <w:pPr/>
-            <w:r>
-              <w:t xml:space="preserve">3</w:t>
-            </w:r>
-          </w:p>
-        </w:tc>
-        <w:tc>
-          <w:tcPr>
-            <w:tcW w:w="2400" w:type="dxa"/>
+            <w:tcW w:w="1337" w:type="dxa"/>
+          </w:tcPr>
+          <w:p>
+            <w:pPr/>
+            <w:r>
+              <w:t xml:space="preserve">3</w:t>
+            </w:r>
+          </w:p>
+        </w:tc>
+        <w:tc>
+          <w:tcPr>
+            <w:tcW w:w="1337" w:type="dxa"/>
           </w:tcPr>
           <w:p>
             <w:pPr/>
@@ -2069,7 +2377,7 @@
         </w:tc>
         <w:tc>
           <w:tcPr>
-            <w:tcW w:w="2400" w:type="dxa"/>
+            <w:tcW w:w="1337" w:type="dxa"/>
           </w:tcPr>
           <w:p>
             <w:pPr/>
@@ -2082,7 +2390,18 @@
       <w:tr>
         <w:tc>
           <w:tcPr>
-            <w:tcW w:w="2400" w:type="dxa"/>
+            <w:tcW w:w="1337" w:type="dxa"/>
+          </w:tcPr>
+          <w:p>
+            <w:pPr/>
+            <w:r>
+              <w:t xml:space="preserve">Integer data</w:t>
+            </w:r>
+          </w:p>
+        </w:tc>
+        <w:tc>
+          <w:tcPr>
+            <w:tcW w:w="1337" w:type="dxa"/>
           </w:tcPr>
           <w:p>
             <w:pPr/>
@@ -2093,7 +2412,7 @@
         </w:tc>
         <w:tc>
           <w:tcPr>
-            <w:tcW w:w="2400" w:type="dxa"/>
+            <w:tcW w:w="1337" w:type="dxa"/>
           </w:tcPr>
           <w:p>
             <w:pPr/>
@@ -2104,7 +2423,7 @@
         </w:tc>
         <w:tc>
           <w:tcPr>
-            <w:tcW w:w="2400" w:type="dxa"/>
+            <w:tcW w:w="1337" w:type="dxa"/>
           </w:tcPr>
           <w:p>
             <w:pPr/>
@@ -2115,18 +2434,18 @@
         </w:tc>
         <w:tc>
           <w:tcPr>
-            <w:tcW w:w="2400" w:type="dxa"/>
-          </w:tcPr>
-          <w:p>
-            <w:pPr/>
-            <w:r>
-              <w:t xml:space="preserve">3</w:t>
-            </w:r>
-          </w:p>
-        </w:tc>
-        <w:tc>
-          <w:tcPr>
-            <w:tcW w:w="2400" w:type="dxa"/>
+            <w:tcW w:w="1337" w:type="dxa"/>
+          </w:tcPr>
+          <w:p>
+            <w:pPr/>
+            <w:r>
+              <w:t xml:space="preserve">3</w:t>
+            </w:r>
+          </w:p>
+        </w:tc>
+        <w:tc>
+          <w:tcPr>
+            <w:tcW w:w="1337" w:type="dxa"/>
           </w:tcPr>
           <w:p>
             <w:pPr/>
@@ -2137,7 +2456,7 @@
         </w:tc>
         <w:tc>
           <w:tcPr>
-            <w:tcW w:w="2400" w:type="dxa"/>
+            <w:tcW w:w="1337" w:type="dxa"/>
           </w:tcPr>
           <w:p>
             <w:pPr/>
@@ -2150,7 +2469,18 @@
       <w:tr>
         <w:tc>
           <w:tcPr>
-            <w:tcW w:w="2400" w:type="dxa"/>
+            <w:tcW w:w="1337" w:type="dxa"/>
+          </w:tcPr>
+          <w:p>
+            <w:pPr/>
+            <w:r>
+              <w:t xml:space="preserve">Integer data</w:t>
+            </w:r>
+          </w:p>
+        </w:tc>
+        <w:tc>
+          <w:tcPr>
+            <w:tcW w:w="1337" w:type="dxa"/>
           </w:tcPr>
           <w:p>
             <w:pPr/>
@@ -2161,7 +2491,7 @@
         </w:tc>
         <w:tc>
           <w:tcPr>
-            <w:tcW w:w="2400" w:type="dxa"/>
+            <w:tcW w:w="1337" w:type="dxa"/>
           </w:tcPr>
           <w:p>
             <w:pPr/>
@@ -2172,7 +2502,7 @@
         </w:tc>
         <w:tc>
           <w:tcPr>
-            <w:tcW w:w="2400" w:type="dxa"/>
+            <w:tcW w:w="1337" w:type="dxa"/>
           </w:tcPr>
           <w:p>
             <w:pPr/>
@@ -2183,18 +2513,18 @@
         </w:tc>
         <w:tc>
           <w:tcPr>
-            <w:tcW w:w="2400" w:type="dxa"/>
-          </w:tcPr>
-          <w:p>
-            <w:pPr/>
-            <w:r>
-              <w:t xml:space="preserve">3</w:t>
-            </w:r>
-          </w:p>
-        </w:tc>
-        <w:tc>
-          <w:tcPr>
-            <w:tcW w:w="2400" w:type="dxa"/>
+            <w:tcW w:w="1337" w:type="dxa"/>
+          </w:tcPr>
+          <w:p>
+            <w:pPr/>
+            <w:r>
+              <w:t xml:space="preserve">3</w:t>
+            </w:r>
+          </w:p>
+        </w:tc>
+        <w:tc>
+          <w:tcPr>
+            <w:tcW w:w="1337" w:type="dxa"/>
           </w:tcPr>
           <w:p>
             <w:pPr/>
@@ -2205,7 +2535,7 @@
         </w:tc>
         <w:tc>
           <w:tcPr>
-            <w:tcW w:w="2400" w:type="dxa"/>
+            <w:tcW w:w="1337" w:type="dxa"/>
           </w:tcPr>
           <w:p>
             <w:pPr/>
@@ -2218,7 +2548,18 @@
       <w:tr>
         <w:tc>
           <w:tcPr>
-            <w:tcW w:w="2400" w:type="dxa"/>
+            <w:tcW w:w="1337" w:type="dxa"/>
+          </w:tcPr>
+          <w:p>
+            <w:pPr/>
+            <w:r>
+              <w:t xml:space="preserve">Integer data</w:t>
+            </w:r>
+          </w:p>
+        </w:tc>
+        <w:tc>
+          <w:tcPr>
+            <w:tcW w:w="1337" w:type="dxa"/>
           </w:tcPr>
           <w:p>
             <w:pPr/>
@@ -2229,7 +2570,7 @@
         </w:tc>
         <w:tc>
           <w:tcPr>
-            <w:tcW w:w="2400" w:type="dxa"/>
+            <w:tcW w:w="1337" w:type="dxa"/>
           </w:tcPr>
           <w:p>
             <w:pPr/>
@@ -2240,7 +2581,7 @@
         </w:tc>
         <w:tc>
           <w:tcPr>
-            <w:tcW w:w="2400" w:type="dxa"/>
+            <w:tcW w:w="1337" w:type="dxa"/>
           </w:tcPr>
           <w:p>
             <w:pPr/>
@@ -2251,18 +2592,18 @@
         </w:tc>
         <w:tc>
           <w:tcPr>
-            <w:tcW w:w="2400" w:type="dxa"/>
-          </w:tcPr>
-          <w:p>
-            <w:pPr/>
-            <w:r>
-              <w:t xml:space="preserve">3</w:t>
-            </w:r>
-          </w:p>
-        </w:tc>
-        <w:tc>
-          <w:tcPr>
-            <w:tcW w:w="2400" w:type="dxa"/>
+            <w:tcW w:w="1337" w:type="dxa"/>
+          </w:tcPr>
+          <w:p>
+            <w:pPr/>
+            <w:r>
+              <w:t xml:space="preserve">3</w:t>
+            </w:r>
+          </w:p>
+        </w:tc>
+        <w:tc>
+          <w:tcPr>
+            <w:tcW w:w="1337" w:type="dxa"/>
           </w:tcPr>
           <w:p>
             <w:pPr/>
@@ -2273,7 +2614,7 @@
         </w:tc>
         <w:tc>
           <w:tcPr>
-            <w:tcW w:w="2400" w:type="dxa"/>
+            <w:tcW w:w="1337" w:type="dxa"/>
           </w:tcPr>
           <w:p>
             <w:pPr/>
@@ -2286,7 +2627,18 @@
       <w:tr>
         <w:tc>
           <w:tcPr>
-            <w:tcW w:w="2400" w:type="dxa"/>
+            <w:tcW w:w="1337" w:type="dxa"/>
+          </w:tcPr>
+          <w:p>
+            <w:pPr/>
+            <w:r>
+              <w:t xml:space="preserve">Integer data</w:t>
+            </w:r>
+          </w:p>
+        </w:tc>
+        <w:tc>
+          <w:tcPr>
+            <w:tcW w:w="1337" w:type="dxa"/>
           </w:tcPr>
           <w:p>
             <w:pPr/>
@@ -2297,7 +2649,7 @@
         </w:tc>
         <w:tc>
           <w:tcPr>
-            <w:tcW w:w="2400" w:type="dxa"/>
+            <w:tcW w:w="1337" w:type="dxa"/>
           </w:tcPr>
           <w:p>
             <w:pPr/>
@@ -2308,7 +2660,7 @@
         </w:tc>
         <w:tc>
           <w:tcPr>
-            <w:tcW w:w="2400" w:type="dxa"/>
+            <w:tcW w:w="1337" w:type="dxa"/>
           </w:tcPr>
           <w:p>
             <w:pPr/>
@@ -2319,18 +2671,18 @@
         </w:tc>
         <w:tc>
           <w:tcPr>
-            <w:tcW w:w="2400" w:type="dxa"/>
-          </w:tcPr>
-          <w:p>
-            <w:pPr/>
-            <w:r>
-              <w:t xml:space="preserve">3</w:t>
-            </w:r>
-          </w:p>
-        </w:tc>
-        <w:tc>
-          <w:tcPr>
-            <w:tcW w:w="2400" w:type="dxa"/>
+            <w:tcW w:w="1337" w:type="dxa"/>
+          </w:tcPr>
+          <w:p>
+            <w:pPr/>
+            <w:r>
+              <w:t xml:space="preserve">3</w:t>
+            </w:r>
+          </w:p>
+        </w:tc>
+        <w:tc>
+          <w:tcPr>
+            <w:tcW w:w="1337" w:type="dxa"/>
           </w:tcPr>
           <w:p>
             <w:pPr/>
@@ -2341,7 +2693,7 @@
         </w:tc>
         <w:tc>
           <w:tcPr>
-            <w:tcW w:w="2400" w:type="dxa"/>
+            <w:tcW w:w="1337" w:type="dxa"/>
           </w:tcPr>
           <w:p>
             <w:pPr/>
@@ -2354,7 +2706,18 @@
       <w:tr>
         <w:tc>
           <w:tcPr>
-            <w:tcW w:w="2400" w:type="dxa"/>
+            <w:tcW w:w="1337" w:type="dxa"/>
+          </w:tcPr>
+          <w:p>
+            <w:pPr/>
+            <w:r>
+              <w:t xml:space="preserve">Integer data</w:t>
+            </w:r>
+          </w:p>
+        </w:tc>
+        <w:tc>
+          <w:tcPr>
+            <w:tcW w:w="1337" w:type="dxa"/>
           </w:tcPr>
           <w:p>
             <w:pPr/>
@@ -2365,7 +2728,7 @@
         </w:tc>
         <w:tc>
           <w:tcPr>
-            <w:tcW w:w="2400" w:type="dxa"/>
+            <w:tcW w:w="1337" w:type="dxa"/>
           </w:tcPr>
           <w:p>
             <w:pPr/>
@@ -2376,7 +2739,7 @@
         </w:tc>
         <w:tc>
           <w:tcPr>
-            <w:tcW w:w="2400" w:type="dxa"/>
+            <w:tcW w:w="1337" w:type="dxa"/>
           </w:tcPr>
           <w:p>
             <w:pPr/>
@@ -2387,18 +2750,18 @@
         </w:tc>
         <w:tc>
           <w:tcPr>
-            <w:tcW w:w="2400" w:type="dxa"/>
-          </w:tcPr>
-          <w:p>
-            <w:pPr/>
-            <w:r>
-              <w:t xml:space="preserve">3</w:t>
-            </w:r>
-          </w:p>
-        </w:tc>
-        <w:tc>
-          <w:tcPr>
-            <w:tcW w:w="2400" w:type="dxa"/>
+            <w:tcW w:w="1337" w:type="dxa"/>
+          </w:tcPr>
+          <w:p>
+            <w:pPr/>
+            <w:r>
+              <w:t xml:space="preserve">3</w:t>
+            </w:r>
+          </w:p>
+        </w:tc>
+        <w:tc>
+          <w:tcPr>
+            <w:tcW w:w="1337" w:type="dxa"/>
           </w:tcPr>
           <w:p>
             <w:pPr/>
@@ -2409,7 +2772,7 @@
         </w:tc>
         <w:tc>
           <w:tcPr>
-            <w:tcW w:w="2400" w:type="dxa"/>
+            <w:tcW w:w="1337" w:type="dxa"/>
           </w:tcPr>
           <w:p>
             <w:pPr/>
@@ -2422,7 +2785,18 @@
       <w:tr>
         <w:tc>
           <w:tcPr>
-            <w:tcW w:w="2400" w:type="dxa"/>
+            <w:tcW w:w="1337" w:type="dxa"/>
+          </w:tcPr>
+          <w:p>
+            <w:pPr/>
+            <w:r>
+              <w:t xml:space="preserve">Integer data</w:t>
+            </w:r>
+          </w:p>
+        </w:tc>
+        <w:tc>
+          <w:tcPr>
+            <w:tcW w:w="1337" w:type="dxa"/>
           </w:tcPr>
           <w:p>
             <w:pPr/>
@@ -2433,7 +2807,7 @@
         </w:tc>
         <w:tc>
           <w:tcPr>
-            <w:tcW w:w="2400" w:type="dxa"/>
+            <w:tcW w:w="1337" w:type="dxa"/>
           </w:tcPr>
           <w:p>
             <w:pPr/>
@@ -2444,7 +2818,7 @@
         </w:tc>
         <w:tc>
           <w:tcPr>
-            <w:tcW w:w="2400" w:type="dxa"/>
+            <w:tcW w:w="1337" w:type="dxa"/>
           </w:tcPr>
           <w:p>
             <w:pPr/>
@@ -2455,18 +2829,18 @@
         </w:tc>
         <w:tc>
           <w:tcPr>
-            <w:tcW w:w="2400" w:type="dxa"/>
-          </w:tcPr>
-          <w:p>
-            <w:pPr/>
-            <w:r>
-              <w:t xml:space="preserve">3</w:t>
-            </w:r>
-          </w:p>
-        </w:tc>
-        <w:tc>
-          <w:tcPr>
-            <w:tcW w:w="2400" w:type="dxa"/>
+            <w:tcW w:w="1337" w:type="dxa"/>
+          </w:tcPr>
+          <w:p>
+            <w:pPr/>
+            <w:r>
+              <w:t xml:space="preserve">3</w:t>
+            </w:r>
+          </w:p>
+        </w:tc>
+        <w:tc>
+          <w:tcPr>
+            <w:tcW w:w="1337" w:type="dxa"/>
           </w:tcPr>
           <w:p>
             <w:pPr/>
@@ -2477,7 +2851,7 @@
         </w:tc>
         <w:tc>
           <w:tcPr>
-            <w:tcW w:w="2400" w:type="dxa"/>
+            <w:tcW w:w="1337" w:type="dxa"/>
           </w:tcPr>
           <w:p>
             <w:pPr/>
@@ -2490,7 +2864,18 @@
       <w:tr>
         <w:tc>
           <w:tcPr>
-            <w:tcW w:w="2400" w:type="dxa"/>
+            <w:tcW w:w="1337" w:type="dxa"/>
+          </w:tcPr>
+          <w:p>
+            <w:pPr/>
+            <w:r>
+              <w:t xml:space="preserve">Integer data</w:t>
+            </w:r>
+          </w:p>
+        </w:tc>
+        <w:tc>
+          <w:tcPr>
+            <w:tcW w:w="1337" w:type="dxa"/>
           </w:tcPr>
           <w:p>
             <w:pPr/>
@@ -2501,7 +2886,7 @@
         </w:tc>
         <w:tc>
           <w:tcPr>
-            <w:tcW w:w="2400" w:type="dxa"/>
+            <w:tcW w:w="1337" w:type="dxa"/>
           </w:tcPr>
           <w:p>
             <w:pPr/>
@@ -2512,7 +2897,7 @@
         </w:tc>
         <w:tc>
           <w:tcPr>
-            <w:tcW w:w="2400" w:type="dxa"/>
+            <w:tcW w:w="1337" w:type="dxa"/>
           </w:tcPr>
           <w:p>
             <w:pPr/>
@@ -2523,18 +2908,18 @@
         </w:tc>
         <w:tc>
           <w:tcPr>
-            <w:tcW w:w="2400" w:type="dxa"/>
-          </w:tcPr>
-          <w:p>
-            <w:pPr/>
-            <w:r>
-              <w:t xml:space="preserve">3</w:t>
-            </w:r>
-          </w:p>
-        </w:tc>
-        <w:tc>
-          <w:tcPr>
-            <w:tcW w:w="2400" w:type="dxa"/>
+            <w:tcW w:w="1337" w:type="dxa"/>
+          </w:tcPr>
+          <w:p>
+            <w:pPr/>
+            <w:r>
+              <w:t xml:space="preserve">3</w:t>
+            </w:r>
+          </w:p>
+        </w:tc>
+        <w:tc>
+          <w:tcPr>
+            <w:tcW w:w="1337" w:type="dxa"/>
           </w:tcPr>
           <w:p>
             <w:pPr/>
@@ -2545,7 +2930,7 @@
         </w:tc>
         <w:tc>
           <w:tcPr>
-            <w:tcW w:w="2400" w:type="dxa"/>
+            <w:tcW w:w="1337" w:type="dxa"/>
           </w:tcPr>
           <w:p>
             <w:pPr/>
@@ -2558,7 +2943,18 @@
       <w:tr>
         <w:tc>
           <w:tcPr>
-            <w:tcW w:w="2400" w:type="dxa"/>
+            <w:tcW w:w="1337" w:type="dxa"/>
+          </w:tcPr>
+          <w:p>
+            <w:pPr/>
+            <w:r>
+              <w:t xml:space="preserve">Integer data</w:t>
+            </w:r>
+          </w:p>
+        </w:tc>
+        <w:tc>
+          <w:tcPr>
+            <w:tcW w:w="1337" w:type="dxa"/>
           </w:tcPr>
           <w:p>
             <w:pPr/>
@@ -2569,7 +2965,7 @@
         </w:tc>
         <w:tc>
           <w:tcPr>
-            <w:tcW w:w="2400" w:type="dxa"/>
+            <w:tcW w:w="1337" w:type="dxa"/>
           </w:tcPr>
           <w:p>
             <w:pPr/>
@@ -2580,7 +2976,7 @@
         </w:tc>
         <w:tc>
           <w:tcPr>
-            <w:tcW w:w="2400" w:type="dxa"/>
+            <w:tcW w:w="1337" w:type="dxa"/>
           </w:tcPr>
           <w:p>
             <w:pPr/>
@@ -2591,18 +2987,18 @@
         </w:tc>
         <w:tc>
           <w:tcPr>
-            <w:tcW w:w="2400" w:type="dxa"/>
-          </w:tcPr>
-          <w:p>
-            <w:pPr/>
-            <w:r>
-              <w:t xml:space="preserve">3</w:t>
-            </w:r>
-          </w:p>
-        </w:tc>
-        <w:tc>
-          <w:tcPr>
-            <w:tcW w:w="2400" w:type="dxa"/>
+            <w:tcW w:w="1337" w:type="dxa"/>
+          </w:tcPr>
+          <w:p>
+            <w:pPr/>
+            <w:r>
+              <w:t xml:space="preserve">3</w:t>
+            </w:r>
+          </w:p>
+        </w:tc>
+        <w:tc>
+          <w:tcPr>
+            <w:tcW w:w="1337" w:type="dxa"/>
           </w:tcPr>
           <w:p>
             <w:pPr/>
@@ -2613,7 +3009,7 @@
         </w:tc>
         <w:tc>
           <w:tcPr>
-            <w:tcW w:w="2400" w:type="dxa"/>
+            <w:tcW w:w="1337" w:type="dxa"/>
           </w:tcPr>
           <w:p>
             <w:pPr/>
@@ -2626,7 +3022,18 @@
       <w:tr>
         <w:tc>
           <w:tcPr>
-            <w:tcW w:w="2400" w:type="dxa"/>
+            <w:tcW w:w="1337" w:type="dxa"/>
+          </w:tcPr>
+          <w:p>
+            <w:pPr/>
+            <w:r>
+              <w:t xml:space="preserve">Integer data</w:t>
+            </w:r>
+          </w:p>
+        </w:tc>
+        <w:tc>
+          <w:tcPr>
+            <w:tcW w:w="1337" w:type="dxa"/>
           </w:tcPr>
           <w:p>
             <w:pPr/>
@@ -2637,7 +3044,7 @@
         </w:tc>
         <w:tc>
           <w:tcPr>
-            <w:tcW w:w="2400" w:type="dxa"/>
+            <w:tcW w:w="1337" w:type="dxa"/>
           </w:tcPr>
           <w:p>
             <w:pPr/>
@@ -2648,7 +3055,7 @@
         </w:tc>
         <w:tc>
           <w:tcPr>
-            <w:tcW w:w="2400" w:type="dxa"/>
+            <w:tcW w:w="1337" w:type="dxa"/>
           </w:tcPr>
           <w:p>
             <w:pPr/>
@@ -2659,18 +3066,18 @@
         </w:tc>
         <w:tc>
           <w:tcPr>
-            <w:tcW w:w="2400" w:type="dxa"/>
-          </w:tcPr>
-          <w:p>
-            <w:pPr/>
-            <w:r>
-              <w:t xml:space="preserve">3</w:t>
-            </w:r>
-          </w:p>
-        </w:tc>
-        <w:tc>
-          <w:tcPr>
-            <w:tcW w:w="2400" w:type="dxa"/>
+            <w:tcW w:w="1337" w:type="dxa"/>
+          </w:tcPr>
+          <w:p>
+            <w:pPr/>
+            <w:r>
+              <w:t xml:space="preserve">3</w:t>
+            </w:r>
+          </w:p>
+        </w:tc>
+        <w:tc>
+          <w:tcPr>
+            <w:tcW w:w="1337" w:type="dxa"/>
           </w:tcPr>
           <w:p>
             <w:pPr/>
@@ -2681,7 +3088,7 @@
         </w:tc>
         <w:tc>
           <w:tcPr>
-            <w:tcW w:w="2400" w:type="dxa"/>
+            <w:tcW w:w="1337" w:type="dxa"/>
           </w:tcPr>
           <w:p>
             <w:pPr/>
@@ -2694,7 +3101,18 @@
       <w:tr>
         <w:tc>
           <w:tcPr>
-            <w:tcW w:w="2400" w:type="dxa"/>
+            <w:tcW w:w="1337" w:type="dxa"/>
+          </w:tcPr>
+          <w:p>
+            <w:pPr/>
+            <w:r>
+              <w:t xml:space="preserve">Integer data</w:t>
+            </w:r>
+          </w:p>
+        </w:tc>
+        <w:tc>
+          <w:tcPr>
+            <w:tcW w:w="1337" w:type="dxa"/>
           </w:tcPr>
           <w:p>
             <w:pPr/>
@@ -2705,7 +3123,7 @@
         </w:tc>
         <w:tc>
           <w:tcPr>
-            <w:tcW w:w="2400" w:type="dxa"/>
+            <w:tcW w:w="1337" w:type="dxa"/>
           </w:tcPr>
           <w:p>
             <w:pPr/>
@@ -2716,7 +3134,7 @@
         </w:tc>
         <w:tc>
           <w:tcPr>
-            <w:tcW w:w="2400" w:type="dxa"/>
+            <w:tcW w:w="1337" w:type="dxa"/>
           </w:tcPr>
           <w:p>
             <w:pPr/>
@@ -2727,18 +3145,18 @@
         </w:tc>
         <w:tc>
           <w:tcPr>
-            <w:tcW w:w="2400" w:type="dxa"/>
-          </w:tcPr>
-          <w:p>
-            <w:pPr/>
-            <w:r>
-              <w:t xml:space="preserve">3</w:t>
-            </w:r>
-          </w:p>
-        </w:tc>
-        <w:tc>
-          <w:tcPr>
-            <w:tcW w:w="2400" w:type="dxa"/>
+            <w:tcW w:w="1337" w:type="dxa"/>
+          </w:tcPr>
+          <w:p>
+            <w:pPr/>
+            <w:r>
+              <w:t xml:space="preserve">3</w:t>
+            </w:r>
+          </w:p>
+        </w:tc>
+        <w:tc>
+          <w:tcPr>
+            <w:tcW w:w="1337" w:type="dxa"/>
           </w:tcPr>
           <w:p>
             <w:pPr/>
@@ -2749,7 +3167,7 @@
         </w:tc>
         <w:tc>
           <w:tcPr>
-            <w:tcW w:w="2400" w:type="dxa"/>
+            <w:tcW w:w="1337" w:type="dxa"/>
           </w:tcPr>
           <w:p>
             <w:pPr/>
@@ -2762,7 +3180,18 @@
       <w:tr>
         <w:tc>
           <w:tcPr>
-            <w:tcW w:w="2400" w:type="dxa"/>
+            <w:tcW w:w="1337" w:type="dxa"/>
+          </w:tcPr>
+          <w:p>
+            <w:pPr/>
+            <w:r>
+              <w:t xml:space="preserve">Integer data</w:t>
+            </w:r>
+          </w:p>
+        </w:tc>
+        <w:tc>
+          <w:tcPr>
+            <w:tcW w:w="1337" w:type="dxa"/>
           </w:tcPr>
           <w:p>
             <w:pPr/>
@@ -2773,7 +3202,7 @@
         </w:tc>
         <w:tc>
           <w:tcPr>
-            <w:tcW w:w="2400" w:type="dxa"/>
+            <w:tcW w:w="1337" w:type="dxa"/>
           </w:tcPr>
           <w:p>
             <w:pPr/>
@@ -2784,7 +3213,7 @@
         </w:tc>
         <w:tc>
           <w:tcPr>
-            <w:tcW w:w="2400" w:type="dxa"/>
+            <w:tcW w:w="1337" w:type="dxa"/>
           </w:tcPr>
           <w:p>
             <w:pPr/>
@@ -2795,18 +3224,18 @@
         </w:tc>
         <w:tc>
           <w:tcPr>
-            <w:tcW w:w="2400" w:type="dxa"/>
-          </w:tcPr>
-          <w:p>
-            <w:pPr/>
-            <w:r>
-              <w:t xml:space="preserve">3</w:t>
-            </w:r>
-          </w:p>
-        </w:tc>
-        <w:tc>
-          <w:tcPr>
-            <w:tcW w:w="2400" w:type="dxa"/>
+            <w:tcW w:w="1337" w:type="dxa"/>
+          </w:tcPr>
+          <w:p>
+            <w:pPr/>
+            <w:r>
+              <w:t xml:space="preserve">3</w:t>
+            </w:r>
+          </w:p>
+        </w:tc>
+        <w:tc>
+          <w:tcPr>
+            <w:tcW w:w="1337" w:type="dxa"/>
           </w:tcPr>
           <w:p>
             <w:pPr/>
@@ -2817,7 +3246,7 @@
         </w:tc>
         <w:tc>
           <w:tcPr>
-            <w:tcW w:w="2400" w:type="dxa"/>
+            <w:tcW w:w="1337" w:type="dxa"/>
           </w:tcPr>
           <w:p>
             <w:pPr/>
@@ -2830,7 +3259,18 @@
       <w:tr>
         <w:tc>
           <w:tcPr>
-            <w:tcW w:w="2400" w:type="dxa"/>
+            <w:tcW w:w="1337" w:type="dxa"/>
+          </w:tcPr>
+          <w:p>
+            <w:pPr/>
+            <w:r>
+              <w:t xml:space="preserve">Integer data</w:t>
+            </w:r>
+          </w:p>
+        </w:tc>
+        <w:tc>
+          <w:tcPr>
+            <w:tcW w:w="1337" w:type="dxa"/>
           </w:tcPr>
           <w:p>
             <w:pPr/>
@@ -2841,7 +3281,7 @@
         </w:tc>
         <w:tc>
           <w:tcPr>
-            <w:tcW w:w="2400" w:type="dxa"/>
+            <w:tcW w:w="1337" w:type="dxa"/>
           </w:tcPr>
           <w:p>
             <w:pPr/>
@@ -2852,7 +3292,7 @@
         </w:tc>
         <w:tc>
           <w:tcPr>
-            <w:tcW w:w="2400" w:type="dxa"/>
+            <w:tcW w:w="1337" w:type="dxa"/>
           </w:tcPr>
           <w:p>
             <w:pPr/>
@@ -2863,18 +3303,18 @@
         </w:tc>
         <w:tc>
           <w:tcPr>
-            <w:tcW w:w="2400" w:type="dxa"/>
-          </w:tcPr>
-          <w:p>
-            <w:pPr/>
-            <w:r>
-              <w:t xml:space="preserve">3</w:t>
-            </w:r>
-          </w:p>
-        </w:tc>
-        <w:tc>
-          <w:tcPr>
-            <w:tcW w:w="2400" w:type="dxa"/>
+            <w:tcW w:w="1337" w:type="dxa"/>
+          </w:tcPr>
+          <w:p>
+            <w:pPr/>
+            <w:r>
+              <w:t xml:space="preserve">3</w:t>
+            </w:r>
+          </w:p>
+        </w:tc>
+        <w:tc>
+          <w:tcPr>
+            <w:tcW w:w="1337" w:type="dxa"/>
           </w:tcPr>
           <w:p>
             <w:pPr/>
@@ -2885,7 +3325,7 @@
         </w:tc>
         <w:tc>
           <w:tcPr>
-            <w:tcW w:w="2400" w:type="dxa"/>
+            <w:tcW w:w="1337" w:type="dxa"/>
           </w:tcPr>
           <w:p>
             <w:pPr/>
@@ -2898,7 +3338,18 @@
       <w:tr>
         <w:tc>
           <w:tcPr>
-            <w:tcW w:w="2400" w:type="dxa"/>
+            <w:tcW w:w="1337" w:type="dxa"/>
+          </w:tcPr>
+          <w:p>
+            <w:pPr/>
+            <w:r>
+              <w:t xml:space="preserve">Integer data</w:t>
+            </w:r>
+          </w:p>
+        </w:tc>
+        <w:tc>
+          <w:tcPr>
+            <w:tcW w:w="1337" w:type="dxa"/>
           </w:tcPr>
           <w:p>
             <w:pPr/>
@@ -2909,7 +3360,7 @@
         </w:tc>
         <w:tc>
           <w:tcPr>
-            <w:tcW w:w="2400" w:type="dxa"/>
+            <w:tcW w:w="1337" w:type="dxa"/>
           </w:tcPr>
           <w:p>
             <w:pPr/>
@@ -2920,7 +3371,7 @@
         </w:tc>
         <w:tc>
           <w:tcPr>
-            <w:tcW w:w="2400" w:type="dxa"/>
+            <w:tcW w:w="1337" w:type="dxa"/>
           </w:tcPr>
           <w:p>
             <w:pPr/>
@@ -2931,18 +3382,18 @@
         </w:tc>
         <w:tc>
           <w:tcPr>
-            <w:tcW w:w="2400" w:type="dxa"/>
-          </w:tcPr>
-          <w:p>
-            <w:pPr/>
-            <w:r>
-              <w:t xml:space="preserve">3</w:t>
-            </w:r>
-          </w:p>
-        </w:tc>
-        <w:tc>
-          <w:tcPr>
-            <w:tcW w:w="2400" w:type="dxa"/>
+            <w:tcW w:w="1337" w:type="dxa"/>
+          </w:tcPr>
+          <w:p>
+            <w:pPr/>
+            <w:r>
+              <w:t xml:space="preserve">3</w:t>
+            </w:r>
+          </w:p>
+        </w:tc>
+        <w:tc>
+          <w:tcPr>
+            <w:tcW w:w="1337" w:type="dxa"/>
           </w:tcPr>
           <w:p>
             <w:pPr/>
@@ -2953,7 +3404,7 @@
         </w:tc>
         <w:tc>
           <w:tcPr>
-            <w:tcW w:w="2400" w:type="dxa"/>
+            <w:tcW w:w="1337" w:type="dxa"/>
           </w:tcPr>
           <w:p>
             <w:pPr/>
@@ -2966,7 +3417,18 @@
       <w:tr>
         <w:tc>
           <w:tcPr>
-            <w:tcW w:w="2400" w:type="dxa"/>
+            <w:tcW w:w="1337" w:type="dxa"/>
+          </w:tcPr>
+          <w:p>
+            <w:pPr/>
+            <w:r>
+              <w:t xml:space="preserve">Integer data</w:t>
+            </w:r>
+          </w:p>
+        </w:tc>
+        <w:tc>
+          <w:tcPr>
+            <w:tcW w:w="1337" w:type="dxa"/>
           </w:tcPr>
           <w:p>
             <w:pPr/>
@@ -2977,7 +3439,7 @@
         </w:tc>
         <w:tc>
           <w:tcPr>
-            <w:tcW w:w="2400" w:type="dxa"/>
+            <w:tcW w:w="1337" w:type="dxa"/>
           </w:tcPr>
           <w:p>
             <w:pPr/>
@@ -2988,7 +3450,7 @@
         </w:tc>
         <w:tc>
           <w:tcPr>
-            <w:tcW w:w="2400" w:type="dxa"/>
+            <w:tcW w:w="1337" w:type="dxa"/>
           </w:tcPr>
           <w:p>
             <w:pPr/>
@@ -2999,18 +3461,18 @@
         </w:tc>
         <w:tc>
           <w:tcPr>
-            <w:tcW w:w="2400" w:type="dxa"/>
-          </w:tcPr>
-          <w:p>
-            <w:pPr/>
-            <w:r>
-              <w:t xml:space="preserve">3</w:t>
-            </w:r>
-          </w:p>
-        </w:tc>
-        <w:tc>
-          <w:tcPr>
-            <w:tcW w:w="2400" w:type="dxa"/>
+            <w:tcW w:w="1337" w:type="dxa"/>
+          </w:tcPr>
+          <w:p>
+            <w:pPr/>
+            <w:r>
+              <w:t xml:space="preserve">3</w:t>
+            </w:r>
+          </w:p>
+        </w:tc>
+        <w:tc>
+          <w:tcPr>
+            <w:tcW w:w="1337" w:type="dxa"/>
           </w:tcPr>
           <w:p>
             <w:pPr/>
@@ -3021,7 +3483,7 @@
         </w:tc>
         <w:tc>
           <w:tcPr>
-            <w:tcW w:w="2400" w:type="dxa"/>
+            <w:tcW w:w="1337" w:type="dxa"/>
           </w:tcPr>
           <w:p>
             <w:pPr/>
@@ -3034,7 +3496,18 @@
       <w:tr>
         <w:tc>
           <w:tcPr>
-            <w:tcW w:w="2400" w:type="dxa"/>
+            <w:tcW w:w="1337" w:type="dxa"/>
+          </w:tcPr>
+          <w:p>
+            <w:pPr/>
+            <w:r>
+              <w:t xml:space="preserve">Integer data</w:t>
+            </w:r>
+          </w:p>
+        </w:tc>
+        <w:tc>
+          <w:tcPr>
+            <w:tcW w:w="1337" w:type="dxa"/>
           </w:tcPr>
           <w:p>
             <w:pPr/>
@@ -3045,7 +3518,7 @@
         </w:tc>
         <w:tc>
           <w:tcPr>
-            <w:tcW w:w="2400" w:type="dxa"/>
+            <w:tcW w:w="1337" w:type="dxa"/>
           </w:tcPr>
           <w:p>
             <w:pPr/>
@@ -3056,7 +3529,7 @@
         </w:tc>
         <w:tc>
           <w:tcPr>
-            <w:tcW w:w="2400" w:type="dxa"/>
+            <w:tcW w:w="1337" w:type="dxa"/>
           </w:tcPr>
           <w:p>
             <w:pPr/>
@@ -3067,18 +3540,18 @@
         </w:tc>
         <w:tc>
           <w:tcPr>
-            <w:tcW w:w="2400" w:type="dxa"/>
-          </w:tcPr>
-          <w:p>
-            <w:pPr/>
-            <w:r>
-              <w:t xml:space="preserve">3</w:t>
-            </w:r>
-          </w:p>
-        </w:tc>
-        <w:tc>
-          <w:tcPr>
-            <w:tcW w:w="2400" w:type="dxa"/>
+            <w:tcW w:w="1337" w:type="dxa"/>
+          </w:tcPr>
+          <w:p>
+            <w:pPr/>
+            <w:r>
+              <w:t xml:space="preserve">3</w:t>
+            </w:r>
+          </w:p>
+        </w:tc>
+        <w:tc>
+          <w:tcPr>
+            <w:tcW w:w="1337" w:type="dxa"/>
           </w:tcPr>
           <w:p>
             <w:pPr/>
@@ -3089,7 +3562,7 @@
         </w:tc>
         <w:tc>
           <w:tcPr>
-            <w:tcW w:w="2400" w:type="dxa"/>
+            <w:tcW w:w="1337" w:type="dxa"/>
           </w:tcPr>
           <w:p>
             <w:pPr/>
@@ -3102,7 +3575,18 @@
       <w:tr>
         <w:tc>
           <w:tcPr>
-            <w:tcW w:w="2400" w:type="dxa"/>
+            <w:tcW w:w="1337" w:type="dxa"/>
+          </w:tcPr>
+          <w:p>
+            <w:pPr/>
+            <w:r>
+              <w:t xml:space="preserve">Integer data</w:t>
+            </w:r>
+          </w:p>
+        </w:tc>
+        <w:tc>
+          <w:tcPr>
+            <w:tcW w:w="1337" w:type="dxa"/>
           </w:tcPr>
           <w:p>
             <w:pPr/>
@@ -3113,7 +3597,7 @@
         </w:tc>
         <w:tc>
           <w:tcPr>
-            <w:tcW w:w="2400" w:type="dxa"/>
+            <w:tcW w:w="1337" w:type="dxa"/>
           </w:tcPr>
           <w:p>
             <w:pPr/>
@@ -3124,7 +3608,7 @@
         </w:tc>
         <w:tc>
           <w:tcPr>
-            <w:tcW w:w="2400" w:type="dxa"/>
+            <w:tcW w:w="1337" w:type="dxa"/>
           </w:tcPr>
           <w:p>
             <w:pPr/>
@@ -3135,18 +3619,18 @@
         </w:tc>
         <w:tc>
           <w:tcPr>
-            <w:tcW w:w="2400" w:type="dxa"/>
-          </w:tcPr>
-          <w:p>
-            <w:pPr/>
-            <w:r>
-              <w:t xml:space="preserve">3</w:t>
-            </w:r>
-          </w:p>
-        </w:tc>
-        <w:tc>
-          <w:tcPr>
-            <w:tcW w:w="2400" w:type="dxa"/>
+            <w:tcW w:w="1337" w:type="dxa"/>
+          </w:tcPr>
+          <w:p>
+            <w:pPr/>
+            <w:r>
+              <w:t xml:space="preserve">3</w:t>
+            </w:r>
+          </w:p>
+        </w:tc>
+        <w:tc>
+          <w:tcPr>
+            <w:tcW w:w="1337" w:type="dxa"/>
           </w:tcPr>
           <w:p>
             <w:pPr/>
@@ -3157,7 +3641,7 @@
         </w:tc>
         <w:tc>
           <w:tcPr>
-            <w:tcW w:w="2400" w:type="dxa"/>
+            <w:tcW w:w="1337" w:type="dxa"/>
           </w:tcPr>
           <w:p>
             <w:pPr/>
@@ -3170,7 +3654,18 @@
       <w:tr>
         <w:tc>
           <w:tcPr>
-            <w:tcW w:w="2400" w:type="dxa"/>
+            <w:tcW w:w="1337" w:type="dxa"/>
+          </w:tcPr>
+          <w:p>
+            <w:pPr/>
+            <w:r>
+              <w:t xml:space="preserve">Integer data</w:t>
+            </w:r>
+          </w:p>
+        </w:tc>
+        <w:tc>
+          <w:tcPr>
+            <w:tcW w:w="1337" w:type="dxa"/>
           </w:tcPr>
           <w:p>
             <w:pPr/>
@@ -3181,7 +3676,7 @@
         </w:tc>
         <w:tc>
           <w:tcPr>
-            <w:tcW w:w="2400" w:type="dxa"/>
+            <w:tcW w:w="1337" w:type="dxa"/>
           </w:tcPr>
           <w:p>
             <w:pPr/>
@@ -3192,7 +3687,7 @@
         </w:tc>
         <w:tc>
           <w:tcPr>
-            <w:tcW w:w="2400" w:type="dxa"/>
+            <w:tcW w:w="1337" w:type="dxa"/>
           </w:tcPr>
           <w:p>
             <w:pPr/>
@@ -3203,18 +3698,18 @@
         </w:tc>
         <w:tc>
           <w:tcPr>
-            <w:tcW w:w="2400" w:type="dxa"/>
-          </w:tcPr>
-          <w:p>
-            <w:pPr/>
-            <w:r>
-              <w:t xml:space="preserve">3</w:t>
-            </w:r>
-          </w:p>
-        </w:tc>
-        <w:tc>
-          <w:tcPr>
-            <w:tcW w:w="2400" w:type="dxa"/>
+            <w:tcW w:w="1337" w:type="dxa"/>
+          </w:tcPr>
+          <w:p>
+            <w:pPr/>
+            <w:r>
+              <w:t xml:space="preserve">3</w:t>
+            </w:r>
+          </w:p>
+        </w:tc>
+        <w:tc>
+          <w:tcPr>
+            <w:tcW w:w="1337" w:type="dxa"/>
           </w:tcPr>
           <w:p>
             <w:pPr/>
@@ -3225,7 +3720,7 @@
         </w:tc>
         <w:tc>
           <w:tcPr>
-            <w:tcW w:w="2400" w:type="dxa"/>
+            <w:tcW w:w="1337" w:type="dxa"/>
           </w:tcPr>
           <w:p>
             <w:pPr/>
@@ -3238,7 +3733,18 @@
       <w:tr>
         <w:tc>
           <w:tcPr>
-            <w:tcW w:w="2400" w:type="dxa"/>
+            <w:tcW w:w="1337" w:type="dxa"/>
+          </w:tcPr>
+          <w:p>
+            <w:pPr/>
+            <w:r>
+              <w:t xml:space="preserve">Integer data</w:t>
+            </w:r>
+          </w:p>
+        </w:tc>
+        <w:tc>
+          <w:tcPr>
+            <w:tcW w:w="1337" w:type="dxa"/>
           </w:tcPr>
           <w:p>
             <w:pPr/>
@@ -3249,7 +3755,7 @@
         </w:tc>
         <w:tc>
           <w:tcPr>
-            <w:tcW w:w="2400" w:type="dxa"/>
+            <w:tcW w:w="1337" w:type="dxa"/>
           </w:tcPr>
           <w:p>
             <w:pPr/>
@@ -3260,7 +3766,7 @@
         </w:tc>
         <w:tc>
           <w:tcPr>
-            <w:tcW w:w="2400" w:type="dxa"/>
+            <w:tcW w:w="1337" w:type="dxa"/>
           </w:tcPr>
           <w:p>
             <w:pPr/>
@@ -3271,18 +3777,18 @@
         </w:tc>
         <w:tc>
           <w:tcPr>
-            <w:tcW w:w="2400" w:type="dxa"/>
-          </w:tcPr>
-          <w:p>
-            <w:pPr/>
-            <w:r>
-              <w:t xml:space="preserve">3</w:t>
-            </w:r>
-          </w:p>
-        </w:tc>
-        <w:tc>
-          <w:tcPr>
-            <w:tcW w:w="2400" w:type="dxa"/>
+            <w:tcW w:w="1337" w:type="dxa"/>
+          </w:tcPr>
+          <w:p>
+            <w:pPr/>
+            <w:r>
+              <w:t xml:space="preserve">3</w:t>
+            </w:r>
+          </w:p>
+        </w:tc>
+        <w:tc>
+          <w:tcPr>
+            <w:tcW w:w="1337" w:type="dxa"/>
           </w:tcPr>
           <w:p>
             <w:pPr/>
@@ -3293,7 +3799,7 @@
         </w:tc>
         <w:tc>
           <w:tcPr>
-            <w:tcW w:w="2400" w:type="dxa"/>
+            <w:tcW w:w="1337" w:type="dxa"/>
           </w:tcPr>
           <w:p>
             <w:pPr/>
@@ -3306,7 +3812,18 @@
       <w:tr>
         <w:tc>
           <w:tcPr>
-            <w:tcW w:w="2400" w:type="dxa"/>
+            <w:tcW w:w="1337" w:type="dxa"/>
+          </w:tcPr>
+          <w:p>
+            <w:pPr/>
+            <w:r>
+              <w:t xml:space="preserve">Integer data</w:t>
+            </w:r>
+          </w:p>
+        </w:tc>
+        <w:tc>
+          <w:tcPr>
+            <w:tcW w:w="1337" w:type="dxa"/>
           </w:tcPr>
           <w:p>
             <w:pPr/>
@@ -3317,7 +3834,7 @@
         </w:tc>
         <w:tc>
           <w:tcPr>
-            <w:tcW w:w="2400" w:type="dxa"/>
+            <w:tcW w:w="1337" w:type="dxa"/>
           </w:tcPr>
           <w:p>
             <w:pPr/>
@@ -3328,7 +3845,7 @@
         </w:tc>
         <w:tc>
           <w:tcPr>
-            <w:tcW w:w="2400" w:type="dxa"/>
+            <w:tcW w:w="1337" w:type="dxa"/>
           </w:tcPr>
           <w:p>
             <w:pPr/>
@@ -3339,18 +3856,18 @@
         </w:tc>
         <w:tc>
           <w:tcPr>
-            <w:tcW w:w="2400" w:type="dxa"/>
-          </w:tcPr>
-          <w:p>
-            <w:pPr/>
-            <w:r>
-              <w:t xml:space="preserve">3</w:t>
-            </w:r>
-          </w:p>
-        </w:tc>
-        <w:tc>
-          <w:tcPr>
-            <w:tcW w:w="2400" w:type="dxa"/>
+            <w:tcW w:w="1337" w:type="dxa"/>
+          </w:tcPr>
+          <w:p>
+            <w:pPr/>
+            <w:r>
+              <w:t xml:space="preserve">3</w:t>
+            </w:r>
+          </w:p>
+        </w:tc>
+        <w:tc>
+          <w:tcPr>
+            <w:tcW w:w="1337" w:type="dxa"/>
           </w:tcPr>
           <w:p>
             <w:pPr/>
@@ -3361,7 +3878,7 @@
         </w:tc>
         <w:tc>
           <w:tcPr>
-            <w:tcW w:w="2400" w:type="dxa"/>
+            <w:tcW w:w="1337" w:type="dxa"/>
           </w:tcPr>
           <w:p>
             <w:pPr/>
@@ -3374,7 +3891,18 @@
       <w:tr>
         <w:tc>
           <w:tcPr>
-            <w:tcW w:w="2400" w:type="dxa"/>
+            <w:tcW w:w="1337" w:type="dxa"/>
+          </w:tcPr>
+          <w:p>
+            <w:pPr/>
+            <w:r>
+              <w:t xml:space="preserve">Integer data</w:t>
+            </w:r>
+          </w:p>
+        </w:tc>
+        <w:tc>
+          <w:tcPr>
+            <w:tcW w:w="1337" w:type="dxa"/>
           </w:tcPr>
           <w:p>
             <w:pPr/>
@@ -3385,7 +3913,7 @@
         </w:tc>
         <w:tc>
           <w:tcPr>
-            <w:tcW w:w="2400" w:type="dxa"/>
+            <w:tcW w:w="1337" w:type="dxa"/>
           </w:tcPr>
           <w:p>
             <w:pPr/>
@@ -3396,7 +3924,7 @@
         </w:tc>
         <w:tc>
           <w:tcPr>
-            <w:tcW w:w="2400" w:type="dxa"/>
+            <w:tcW w:w="1337" w:type="dxa"/>
           </w:tcPr>
           <w:p>
             <w:pPr/>
@@ -3407,18 +3935,18 @@
         </w:tc>
         <w:tc>
           <w:tcPr>
-            <w:tcW w:w="2400" w:type="dxa"/>
-          </w:tcPr>
-          <w:p>
-            <w:pPr/>
-            <w:r>
-              <w:t xml:space="preserve">3</w:t>
-            </w:r>
-          </w:p>
-        </w:tc>
-        <w:tc>
-          <w:tcPr>
-            <w:tcW w:w="2400" w:type="dxa"/>
+            <w:tcW w:w="1337" w:type="dxa"/>
+          </w:tcPr>
+          <w:p>
+            <w:pPr/>
+            <w:r>
+              <w:t xml:space="preserve">3</w:t>
+            </w:r>
+          </w:p>
+        </w:tc>
+        <w:tc>
+          <w:tcPr>
+            <w:tcW w:w="1337" w:type="dxa"/>
           </w:tcPr>
           <w:p>
             <w:pPr/>
@@ -3429,7 +3957,7 @@
         </w:tc>
         <w:tc>
           <w:tcPr>
-            <w:tcW w:w="2400" w:type="dxa"/>
+            <w:tcW w:w="1337" w:type="dxa"/>
           </w:tcPr>
           <w:p>
             <w:pPr/>
@@ -3442,7 +3970,18 @@
       <w:tr>
         <w:tc>
           <w:tcPr>
-            <w:tcW w:w="2400" w:type="dxa"/>
+            <w:tcW w:w="1337" w:type="dxa"/>
+          </w:tcPr>
+          <w:p>
+            <w:pPr/>
+            <w:r>
+              <w:t xml:space="preserve">Integer data</w:t>
+            </w:r>
+          </w:p>
+        </w:tc>
+        <w:tc>
+          <w:tcPr>
+            <w:tcW w:w="1337" w:type="dxa"/>
           </w:tcPr>
           <w:p>
             <w:pPr/>
@@ -3453,7 +3992,7 @@
         </w:tc>
         <w:tc>
           <w:tcPr>
-            <w:tcW w:w="2400" w:type="dxa"/>
+            <w:tcW w:w="1337" w:type="dxa"/>
           </w:tcPr>
           <w:p>
             <w:pPr/>
@@ -3464,7 +4003,7 @@
         </w:tc>
         <w:tc>
           <w:tcPr>
-            <w:tcW w:w="2400" w:type="dxa"/>
+            <w:tcW w:w="1337" w:type="dxa"/>
           </w:tcPr>
           <w:p>
             <w:pPr/>
@@ -3475,18 +4014,18 @@
         </w:tc>
         <w:tc>
           <w:tcPr>
-            <w:tcW w:w="2400" w:type="dxa"/>
-          </w:tcPr>
-          <w:p>
-            <w:pPr/>
-            <w:r>
-              <w:t xml:space="preserve">3</w:t>
-            </w:r>
-          </w:p>
-        </w:tc>
-        <w:tc>
-          <w:tcPr>
-            <w:tcW w:w="2400" w:type="dxa"/>
+            <w:tcW w:w="1337" w:type="dxa"/>
+          </w:tcPr>
+          <w:p>
+            <w:pPr/>
+            <w:r>
+              <w:t xml:space="preserve">3</w:t>
+            </w:r>
+          </w:p>
+        </w:tc>
+        <w:tc>
+          <w:tcPr>
+            <w:tcW w:w="1337" w:type="dxa"/>
           </w:tcPr>
           <w:p>
             <w:pPr/>
@@ -3497,7 +4036,7 @@
         </w:tc>
         <w:tc>
           <w:tcPr>
-            <w:tcW w:w="2400" w:type="dxa"/>
+            <w:tcW w:w="1337" w:type="dxa"/>
           </w:tcPr>
           <w:p>
             <w:pPr/>
@@ -3510,7 +4049,18 @@
       <w:tr>
         <w:tc>
           <w:tcPr>
-            <w:tcW w:w="2400" w:type="dxa"/>
+            <w:tcW w:w="1337" w:type="dxa"/>
+          </w:tcPr>
+          <w:p>
+            <w:pPr/>
+            <w:r>
+              <w:t xml:space="preserve">Integer data</w:t>
+            </w:r>
+          </w:p>
+        </w:tc>
+        <w:tc>
+          <w:tcPr>
+            <w:tcW w:w="1337" w:type="dxa"/>
           </w:tcPr>
           <w:p>
             <w:pPr/>
@@ -3521,7 +4071,7 @@
         </w:tc>
         <w:tc>
           <w:tcPr>
-            <w:tcW w:w="2400" w:type="dxa"/>
+            <w:tcW w:w="1337" w:type="dxa"/>
           </w:tcPr>
           <w:p>
             <w:pPr/>
@@ -3532,7 +4082,7 @@
         </w:tc>
         <w:tc>
           <w:tcPr>
-            <w:tcW w:w="2400" w:type="dxa"/>
+            <w:tcW w:w="1337" w:type="dxa"/>
           </w:tcPr>
           <w:p>
             <w:pPr/>
@@ -3543,18 +4093,18 @@
         </w:tc>
         <w:tc>
           <w:tcPr>
-            <w:tcW w:w="2400" w:type="dxa"/>
-          </w:tcPr>
-          <w:p>
-            <w:pPr/>
-            <w:r>
-              <w:t xml:space="preserve">3</w:t>
-            </w:r>
-          </w:p>
-        </w:tc>
-        <w:tc>
-          <w:tcPr>
-            <w:tcW w:w="2400" w:type="dxa"/>
+            <w:tcW w:w="1337" w:type="dxa"/>
+          </w:tcPr>
+          <w:p>
+            <w:pPr/>
+            <w:r>
+              <w:t xml:space="preserve">3</w:t>
+            </w:r>
+          </w:p>
+        </w:tc>
+        <w:tc>
+          <w:tcPr>
+            <w:tcW w:w="1337" w:type="dxa"/>
           </w:tcPr>
           <w:p>
             <w:pPr/>
@@ -3565,7 +4115,7 @@
         </w:tc>
         <w:tc>
           <w:tcPr>
-            <w:tcW w:w="2400" w:type="dxa"/>
+            <w:tcW w:w="1337" w:type="dxa"/>
           </w:tcPr>
           <w:p>
             <w:pPr/>
@@ -3578,7 +4128,18 @@
       <w:tr>
         <w:tc>
           <w:tcPr>
-            <w:tcW w:w="2400" w:type="dxa"/>
+            <w:tcW w:w="1337" w:type="dxa"/>
+          </w:tcPr>
+          <w:p>
+            <w:pPr/>
+            <w:r>
+              <w:t xml:space="preserve">Integer data</w:t>
+            </w:r>
+          </w:p>
+        </w:tc>
+        <w:tc>
+          <w:tcPr>
+            <w:tcW w:w="1337" w:type="dxa"/>
           </w:tcPr>
           <w:p>
             <w:pPr/>
@@ -3589,7 +4150,7 @@
         </w:tc>
         <w:tc>
           <w:tcPr>
-            <w:tcW w:w="2400" w:type="dxa"/>
+            <w:tcW w:w="1337" w:type="dxa"/>
           </w:tcPr>
           <w:p>
             <w:pPr/>
@@ -3600,7 +4161,7 @@
         </w:tc>
         <w:tc>
           <w:tcPr>
-            <w:tcW w:w="2400" w:type="dxa"/>
+            <w:tcW w:w="1337" w:type="dxa"/>
           </w:tcPr>
           <w:p>
             <w:pPr/>
@@ -3611,18 +4172,18 @@
         </w:tc>
         <w:tc>
           <w:tcPr>
-            <w:tcW w:w="2400" w:type="dxa"/>
-          </w:tcPr>
-          <w:p>
-            <w:pPr/>
-            <w:r>
-              <w:t xml:space="preserve">3</w:t>
-            </w:r>
-          </w:p>
-        </w:tc>
-        <w:tc>
-          <w:tcPr>
-            <w:tcW w:w="2400" w:type="dxa"/>
+            <w:tcW w:w="1337" w:type="dxa"/>
+          </w:tcPr>
+          <w:p>
+            <w:pPr/>
+            <w:r>
+              <w:t xml:space="preserve">3</w:t>
+            </w:r>
+          </w:p>
+        </w:tc>
+        <w:tc>
+          <w:tcPr>
+            <w:tcW w:w="1337" w:type="dxa"/>
           </w:tcPr>
           <w:p>
             <w:pPr/>
@@ -3633,7 +4194,7 @@
         </w:tc>
         <w:tc>
           <w:tcPr>
-            <w:tcW w:w="2400" w:type="dxa"/>
+            <w:tcW w:w="1337" w:type="dxa"/>
           </w:tcPr>
           <w:p>
             <w:pPr/>
@@ -3646,7 +4207,18 @@
       <w:tr>
         <w:tc>
           <w:tcPr>
-            <w:tcW w:w="2400" w:type="dxa"/>
+            <w:tcW w:w="1337" w:type="dxa"/>
+          </w:tcPr>
+          <w:p>
+            <w:pPr/>
+            <w:r>
+              <w:t xml:space="preserve">Integer data</w:t>
+            </w:r>
+          </w:p>
+        </w:tc>
+        <w:tc>
+          <w:tcPr>
+            <w:tcW w:w="1337" w:type="dxa"/>
           </w:tcPr>
           <w:p>
             <w:pPr/>
@@ -3657,7 +4229,7 @@
         </w:tc>
         <w:tc>
           <w:tcPr>
-            <w:tcW w:w="2400" w:type="dxa"/>
+            <w:tcW w:w="1337" w:type="dxa"/>
           </w:tcPr>
           <w:p>
             <w:pPr/>
@@ -3668,7 +4240,7 @@
         </w:tc>
         <w:tc>
           <w:tcPr>
-            <w:tcW w:w="2400" w:type="dxa"/>
+            <w:tcW w:w="1337" w:type="dxa"/>
           </w:tcPr>
           <w:p>
             <w:pPr/>
@@ -3679,18 +4251,18 @@
         </w:tc>
         <w:tc>
           <w:tcPr>
-            <w:tcW w:w="2400" w:type="dxa"/>
-          </w:tcPr>
-          <w:p>
-            <w:pPr/>
-            <w:r>
-              <w:t xml:space="preserve">3</w:t>
-            </w:r>
-          </w:p>
-        </w:tc>
-        <w:tc>
-          <w:tcPr>
-            <w:tcW w:w="2400" w:type="dxa"/>
+            <w:tcW w:w="1337" w:type="dxa"/>
+          </w:tcPr>
+          <w:p>
+            <w:pPr/>
+            <w:r>
+              <w:t xml:space="preserve">3</w:t>
+            </w:r>
+          </w:p>
+        </w:tc>
+        <w:tc>
+          <w:tcPr>
+            <w:tcW w:w="1337" w:type="dxa"/>
           </w:tcPr>
           <w:p>
             <w:pPr/>
@@ -3701,7 +4273,7 @@
         </w:tc>
         <w:tc>
           <w:tcPr>
-            <w:tcW w:w="2400" w:type="dxa"/>
+            <w:tcW w:w="1337" w:type="dxa"/>
           </w:tcPr>
           <w:p>
             <w:pPr/>
@@ -3714,7 +4286,18 @@
       <w:tr>
         <w:tc>
           <w:tcPr>
-            <w:tcW w:w="2400" w:type="dxa"/>
+            <w:tcW w:w="1337" w:type="dxa"/>
+          </w:tcPr>
+          <w:p>
+            <w:pPr/>
+            <w:r>
+              <w:t xml:space="preserve">Integer data</w:t>
+            </w:r>
+          </w:p>
+        </w:tc>
+        <w:tc>
+          <w:tcPr>
+            <w:tcW w:w="1337" w:type="dxa"/>
           </w:tcPr>
           <w:p>
             <w:pPr/>
@@ -3725,7 +4308,7 @@
         </w:tc>
         <w:tc>
           <w:tcPr>
-            <w:tcW w:w="2400" w:type="dxa"/>
+            <w:tcW w:w="1337" w:type="dxa"/>
           </w:tcPr>
           <w:p>
             <w:pPr/>
@@ -3736,7 +4319,7 @@
         </w:tc>
         <w:tc>
           <w:tcPr>
-            <w:tcW w:w="2400" w:type="dxa"/>
+            <w:tcW w:w="1337" w:type="dxa"/>
           </w:tcPr>
           <w:p>
             <w:pPr/>
@@ -3747,18 +4330,18 @@
         </w:tc>
         <w:tc>
           <w:tcPr>
-            <w:tcW w:w="2400" w:type="dxa"/>
-          </w:tcPr>
-          <w:p>
-            <w:pPr/>
-            <w:r>
-              <w:t xml:space="preserve">3</w:t>
-            </w:r>
-          </w:p>
-        </w:tc>
-        <w:tc>
-          <w:tcPr>
-            <w:tcW w:w="2400" w:type="dxa"/>
+            <w:tcW w:w="1337" w:type="dxa"/>
+          </w:tcPr>
+          <w:p>
+            <w:pPr/>
+            <w:r>
+              <w:t xml:space="preserve">3</w:t>
+            </w:r>
+          </w:p>
+        </w:tc>
+        <w:tc>
+          <w:tcPr>
+            <w:tcW w:w="1337" w:type="dxa"/>
           </w:tcPr>
           <w:p>
             <w:pPr/>
@@ -3769,7 +4352,7 @@
         </w:tc>
         <w:tc>
           <w:tcPr>
-            <w:tcW w:w="2400" w:type="dxa"/>
+            <w:tcW w:w="1337" w:type="dxa"/>
           </w:tcPr>
           <w:p>
             <w:pPr/>
@@ -3782,7 +4365,18 @@
       <w:tr>
         <w:tc>
           <w:tcPr>
-            <w:tcW w:w="2400" w:type="dxa"/>
+            <w:tcW w:w="1337" w:type="dxa"/>
+          </w:tcPr>
+          <w:p>
+            <w:pPr/>
+            <w:r>
+              <w:t xml:space="preserve">Integer data</w:t>
+            </w:r>
+          </w:p>
+        </w:tc>
+        <w:tc>
+          <w:tcPr>
+            <w:tcW w:w="1337" w:type="dxa"/>
           </w:tcPr>
           <w:p>
             <w:pPr/>
@@ -3793,7 +4387,7 @@
         </w:tc>
         <w:tc>
           <w:tcPr>
-            <w:tcW w:w="2400" w:type="dxa"/>
+            <w:tcW w:w="1337" w:type="dxa"/>
           </w:tcPr>
           <w:p>
             <w:pPr/>
@@ -3804,7 +4398,7 @@
         </w:tc>
         <w:tc>
           <w:tcPr>
-            <w:tcW w:w="2400" w:type="dxa"/>
+            <w:tcW w:w="1337" w:type="dxa"/>
           </w:tcPr>
           <w:p>
             <w:pPr/>
@@ -3815,18 +4409,18 @@
         </w:tc>
         <w:tc>
           <w:tcPr>
-            <w:tcW w:w="2400" w:type="dxa"/>
-          </w:tcPr>
-          <w:p>
-            <w:pPr/>
-            <w:r>
-              <w:t xml:space="preserve">3</w:t>
-            </w:r>
-          </w:p>
-        </w:tc>
-        <w:tc>
-          <w:tcPr>
-            <w:tcW w:w="2400" w:type="dxa"/>
+            <w:tcW w:w="1337" w:type="dxa"/>
+          </w:tcPr>
+          <w:p>
+            <w:pPr/>
+            <w:r>
+              <w:t xml:space="preserve">3</w:t>
+            </w:r>
+          </w:p>
+        </w:tc>
+        <w:tc>
+          <w:tcPr>
+            <w:tcW w:w="1337" w:type="dxa"/>
           </w:tcPr>
           <w:p>
             <w:pPr/>
@@ -3837,7 +4431,7 @@
         </w:tc>
         <w:tc>
           <w:tcPr>
-            <w:tcW w:w="2400" w:type="dxa"/>
+            <w:tcW w:w="1337" w:type="dxa"/>
           </w:tcPr>
           <w:p>
             <w:pPr/>
@@ -3850,7 +4444,18 @@
       <w:tr>
         <w:tc>
           <w:tcPr>
-            <w:tcW w:w="2400" w:type="dxa"/>
+            <w:tcW w:w="1337" w:type="dxa"/>
+          </w:tcPr>
+          <w:p>
+            <w:pPr/>
+            <w:r>
+              <w:t xml:space="preserve">Integer data</w:t>
+            </w:r>
+          </w:p>
+        </w:tc>
+        <w:tc>
+          <w:tcPr>
+            <w:tcW w:w="1337" w:type="dxa"/>
           </w:tcPr>
           <w:p>
             <w:pPr/>
@@ -3861,7 +4466,7 @@
         </w:tc>
         <w:tc>
           <w:tcPr>
-            <w:tcW w:w="2400" w:type="dxa"/>
+            <w:tcW w:w="1337" w:type="dxa"/>
           </w:tcPr>
           <w:p>
             <w:pPr/>
@@ -3872,7 +4477,7 @@
         </w:tc>
         <w:tc>
           <w:tcPr>
-            <w:tcW w:w="2400" w:type="dxa"/>
+            <w:tcW w:w="1337" w:type="dxa"/>
           </w:tcPr>
           <w:p>
             <w:pPr/>
@@ -3883,18 +4488,18 @@
         </w:tc>
         <w:tc>
           <w:tcPr>
-            <w:tcW w:w="2400" w:type="dxa"/>
-          </w:tcPr>
-          <w:p>
-            <w:pPr/>
-            <w:r>
-              <w:t xml:space="preserve">3</w:t>
-            </w:r>
-          </w:p>
-        </w:tc>
-        <w:tc>
-          <w:tcPr>
-            <w:tcW w:w="2400" w:type="dxa"/>
+            <w:tcW w:w="1337" w:type="dxa"/>
+          </w:tcPr>
+          <w:p>
+            <w:pPr/>
+            <w:r>
+              <w:t xml:space="preserve">3</w:t>
+            </w:r>
+          </w:p>
+        </w:tc>
+        <w:tc>
+          <w:tcPr>
+            <w:tcW w:w="1337" w:type="dxa"/>
           </w:tcPr>
           <w:p>
             <w:pPr/>
@@ -3905,7 +4510,7 @@
         </w:tc>
         <w:tc>
           <w:tcPr>
-            <w:tcW w:w="2400" w:type="dxa"/>
+            <w:tcW w:w="1337" w:type="dxa"/>
           </w:tcPr>
           <w:p>
             <w:pPr/>
@@ -3918,7 +4523,18 @@
       <w:tr>
         <w:tc>
           <w:tcPr>
-            <w:tcW w:w="2400" w:type="dxa"/>
+            <w:tcW w:w="1337" w:type="dxa"/>
+          </w:tcPr>
+          <w:p>
+            <w:pPr/>
+            <w:r>
+              <w:t xml:space="preserve">Integer data</w:t>
+            </w:r>
+          </w:p>
+        </w:tc>
+        <w:tc>
+          <w:tcPr>
+            <w:tcW w:w="1337" w:type="dxa"/>
           </w:tcPr>
           <w:p>
             <w:pPr/>
@@ -3929,7 +4545,7 @@
         </w:tc>
         <w:tc>
           <w:tcPr>
-            <w:tcW w:w="2400" w:type="dxa"/>
+            <w:tcW w:w="1337" w:type="dxa"/>
           </w:tcPr>
           <w:p>
             <w:pPr/>
@@ -3940,7 +4556,7 @@
         </w:tc>
         <w:tc>
           <w:tcPr>
-            <w:tcW w:w="2400" w:type="dxa"/>
+            <w:tcW w:w="1337" w:type="dxa"/>
           </w:tcPr>
           <w:p>
             <w:pPr/>
@@ -3951,18 +4567,18 @@
         </w:tc>
         <w:tc>
           <w:tcPr>
-            <w:tcW w:w="2400" w:type="dxa"/>
-          </w:tcPr>
-          <w:p>
-            <w:pPr/>
-            <w:r>
-              <w:t xml:space="preserve">3</w:t>
-            </w:r>
-          </w:p>
-        </w:tc>
-        <w:tc>
-          <w:tcPr>
-            <w:tcW w:w="2400" w:type="dxa"/>
+            <w:tcW w:w="1337" w:type="dxa"/>
+          </w:tcPr>
+          <w:p>
+            <w:pPr/>
+            <w:r>
+              <w:t xml:space="preserve">3</w:t>
+            </w:r>
+          </w:p>
+        </w:tc>
+        <w:tc>
+          <w:tcPr>
+            <w:tcW w:w="1337" w:type="dxa"/>
           </w:tcPr>
           <w:p>
             <w:pPr/>
@@ -3973,7 +4589,7 @@
         </w:tc>
         <w:tc>
           <w:tcPr>
-            <w:tcW w:w="2400" w:type="dxa"/>
+            <w:tcW w:w="1337" w:type="dxa"/>
           </w:tcPr>
           <w:p>
             <w:pPr/>
@@ -3986,7 +4602,18 @@
       <w:tr>
         <w:tc>
           <w:tcPr>
-            <w:tcW w:w="2400" w:type="dxa"/>
+            <w:tcW w:w="1337" w:type="dxa"/>
+          </w:tcPr>
+          <w:p>
+            <w:pPr/>
+            <w:r>
+              <w:t xml:space="preserve">Integer data</w:t>
+            </w:r>
+          </w:p>
+        </w:tc>
+        <w:tc>
+          <w:tcPr>
+            <w:tcW w:w="1337" w:type="dxa"/>
           </w:tcPr>
           <w:p>
             <w:pPr/>
@@ -3997,7 +4624,7 @@
         </w:tc>
         <w:tc>
           <w:tcPr>
-            <w:tcW w:w="2400" w:type="dxa"/>
+            <w:tcW w:w="1337" w:type="dxa"/>
           </w:tcPr>
           <w:p>
             <w:pPr/>
@@ -4008,7 +4635,7 @@
         </w:tc>
         <w:tc>
           <w:tcPr>
-            <w:tcW w:w="2400" w:type="dxa"/>
+            <w:tcW w:w="1337" w:type="dxa"/>
           </w:tcPr>
           <w:p>
             <w:pPr/>
@@ -4019,18 +4646,18 @@
         </w:tc>
         <w:tc>
           <w:tcPr>
-            <w:tcW w:w="2400" w:type="dxa"/>
-          </w:tcPr>
-          <w:p>
-            <w:pPr/>
-            <w:r>
-              <w:t xml:space="preserve">3</w:t>
-            </w:r>
-          </w:p>
-        </w:tc>
-        <w:tc>
-          <w:tcPr>
-            <w:tcW w:w="2400" w:type="dxa"/>
+            <w:tcW w:w="1337" w:type="dxa"/>
+          </w:tcPr>
+          <w:p>
+            <w:pPr/>
+            <w:r>
+              <w:t xml:space="preserve">3</w:t>
+            </w:r>
+          </w:p>
+        </w:tc>
+        <w:tc>
+          <w:tcPr>
+            <w:tcW w:w="1337" w:type="dxa"/>
           </w:tcPr>
           <w:p>
             <w:pPr/>
@@ -4041,7 +4668,7 @@
         </w:tc>
         <w:tc>
           <w:tcPr>
-            <w:tcW w:w="2400" w:type="dxa"/>
+            <w:tcW w:w="1337" w:type="dxa"/>
           </w:tcPr>
           <w:p>
             <w:pPr/>
@@ -4054,7 +4681,18 @@
       <w:tr>
         <w:tc>
           <w:tcPr>
-            <w:tcW w:w="2400" w:type="dxa"/>
+            <w:tcW w:w="1337" w:type="dxa"/>
+          </w:tcPr>
+          <w:p>
+            <w:pPr/>
+            <w:r>
+              <w:t xml:space="preserve">Integer data</w:t>
+            </w:r>
+          </w:p>
+        </w:tc>
+        <w:tc>
+          <w:tcPr>
+            <w:tcW w:w="1337" w:type="dxa"/>
           </w:tcPr>
           <w:p>
             <w:pPr/>
@@ -4065,7 +4703,7 @@
         </w:tc>
         <w:tc>
           <w:tcPr>
-            <w:tcW w:w="2400" w:type="dxa"/>
+            <w:tcW w:w="1337" w:type="dxa"/>
           </w:tcPr>
           <w:p>
             <w:pPr/>
@@ -4076,7 +4714,7 @@
         </w:tc>
         <w:tc>
           <w:tcPr>
-            <w:tcW w:w="2400" w:type="dxa"/>
+            <w:tcW w:w="1337" w:type="dxa"/>
           </w:tcPr>
           <w:p>
             <w:pPr/>
@@ -4087,18 +4725,18 @@
         </w:tc>
         <w:tc>
           <w:tcPr>
-            <w:tcW w:w="2400" w:type="dxa"/>
-          </w:tcPr>
-          <w:p>
-            <w:pPr/>
-            <w:r>
-              <w:t xml:space="preserve">3</w:t>
-            </w:r>
-          </w:p>
-        </w:tc>
-        <w:tc>
-          <w:tcPr>
-            <w:tcW w:w="2400" w:type="dxa"/>
+            <w:tcW w:w="1337" w:type="dxa"/>
+          </w:tcPr>
+          <w:p>
+            <w:pPr/>
+            <w:r>
+              <w:t xml:space="preserve">3</w:t>
+            </w:r>
+          </w:p>
+        </w:tc>
+        <w:tc>
+          <w:tcPr>
+            <w:tcW w:w="1337" w:type="dxa"/>
           </w:tcPr>
           <w:p>
             <w:pPr/>
@@ -4109,7 +4747,7 @@
         </w:tc>
         <w:tc>
           <w:tcPr>
-            <w:tcW w:w="2400" w:type="dxa"/>
+            <w:tcW w:w="1337" w:type="dxa"/>
           </w:tcPr>
           <w:p>
             <w:pPr/>
@@ -4122,7 +4760,18 @@
       <w:tr>
         <w:tc>
           <w:tcPr>
-            <w:tcW w:w="2400" w:type="dxa"/>
+            <w:tcW w:w="1337" w:type="dxa"/>
+          </w:tcPr>
+          <w:p>
+            <w:pPr/>
+            <w:r>
+              <w:t xml:space="preserve">Integer data</w:t>
+            </w:r>
+          </w:p>
+        </w:tc>
+        <w:tc>
+          <w:tcPr>
+            <w:tcW w:w="1337" w:type="dxa"/>
           </w:tcPr>
           <w:p>
             <w:pPr/>
@@ -4133,7 +4782,7 @@
         </w:tc>
         <w:tc>
           <w:tcPr>
-            <w:tcW w:w="2400" w:type="dxa"/>
+            <w:tcW w:w="1337" w:type="dxa"/>
           </w:tcPr>
           <w:p>
             <w:pPr/>
@@ -4144,7 +4793,7 @@
         </w:tc>
         <w:tc>
           <w:tcPr>
-            <w:tcW w:w="2400" w:type="dxa"/>
+            <w:tcW w:w="1337" w:type="dxa"/>
           </w:tcPr>
           <w:p>
             <w:pPr/>
@@ -4155,18 +4804,18 @@
         </w:tc>
         <w:tc>
           <w:tcPr>
-            <w:tcW w:w="2400" w:type="dxa"/>
-          </w:tcPr>
-          <w:p>
-            <w:pPr/>
-            <w:r>
-              <w:t xml:space="preserve">3</w:t>
-            </w:r>
-          </w:p>
-        </w:tc>
-        <w:tc>
-          <w:tcPr>
-            <w:tcW w:w="2400" w:type="dxa"/>
+            <w:tcW w:w="1337" w:type="dxa"/>
+          </w:tcPr>
+          <w:p>
+            <w:pPr/>
+            <w:r>
+              <w:t xml:space="preserve">3</w:t>
+            </w:r>
+          </w:p>
+        </w:tc>
+        <w:tc>
+          <w:tcPr>
+            <w:tcW w:w="1337" w:type="dxa"/>
           </w:tcPr>
           <w:p>
             <w:pPr/>
@@ -4177,7 +4826,7 @@
         </w:tc>
         <w:tc>
           <w:tcPr>
-            <w:tcW w:w="2400" w:type="dxa"/>
+            <w:tcW w:w="1337" w:type="dxa"/>
           </w:tcPr>
           <w:p>
             <w:pPr/>
@@ -4190,7 +4839,18 @@
       <w:tr>
         <w:tc>
           <w:tcPr>
-            <w:tcW w:w="2400" w:type="dxa"/>
+            <w:tcW w:w="1337" w:type="dxa"/>
+          </w:tcPr>
+          <w:p>
+            <w:pPr/>
+            <w:r>
+              <w:t xml:space="preserve">Integer data</w:t>
+            </w:r>
+          </w:p>
+        </w:tc>
+        <w:tc>
+          <w:tcPr>
+            <w:tcW w:w="1337" w:type="dxa"/>
           </w:tcPr>
           <w:p>
             <w:pPr/>
@@ -4201,7 +4861,7 @@
         </w:tc>
         <w:tc>
           <w:tcPr>
-            <w:tcW w:w="2400" w:type="dxa"/>
+            <w:tcW w:w="1337" w:type="dxa"/>
           </w:tcPr>
           <w:p>
             <w:pPr/>
@@ -4212,7 +4872,7 @@
         </w:tc>
         <w:tc>
           <w:tcPr>
-            <w:tcW w:w="2400" w:type="dxa"/>
+            <w:tcW w:w="1337" w:type="dxa"/>
           </w:tcPr>
           <w:p>
             <w:pPr/>
@@ -4223,18 +4883,18 @@
         </w:tc>
         <w:tc>
           <w:tcPr>
-            <w:tcW w:w="2400" w:type="dxa"/>
-          </w:tcPr>
-          <w:p>
-            <w:pPr/>
-            <w:r>
-              <w:t xml:space="preserve">3</w:t>
-            </w:r>
-          </w:p>
-        </w:tc>
-        <w:tc>
-          <w:tcPr>
-            <w:tcW w:w="2400" w:type="dxa"/>
+            <w:tcW w:w="1337" w:type="dxa"/>
+          </w:tcPr>
+          <w:p>
+            <w:pPr/>
+            <w:r>
+              <w:t xml:space="preserve">3</w:t>
+            </w:r>
+          </w:p>
+        </w:tc>
+        <w:tc>
+          <w:tcPr>
+            <w:tcW w:w="1337" w:type="dxa"/>
           </w:tcPr>
           <w:p>
             <w:pPr/>
@@ -4245,7 +4905,7 @@
         </w:tc>
         <w:tc>
           <w:tcPr>
-            <w:tcW w:w="2400" w:type="dxa"/>
+            <w:tcW w:w="1337" w:type="dxa"/>
           </w:tcPr>
           <w:p>
             <w:pPr/>
@@ -4258,7 +4918,18 @@
       <w:tr>
         <w:tc>
           <w:tcPr>
-            <w:tcW w:w="2400" w:type="dxa"/>
+            <w:tcW w:w="1337" w:type="dxa"/>
+          </w:tcPr>
+          <w:p>
+            <w:pPr/>
+            <w:r>
+              <w:t xml:space="preserve">Integer data</w:t>
+            </w:r>
+          </w:p>
+        </w:tc>
+        <w:tc>
+          <w:tcPr>
+            <w:tcW w:w="1337" w:type="dxa"/>
           </w:tcPr>
           <w:p>
             <w:pPr/>
@@ -4269,7 +4940,7 @@
         </w:tc>
         <w:tc>
           <w:tcPr>
-            <w:tcW w:w="2400" w:type="dxa"/>
+            <w:tcW w:w="1337" w:type="dxa"/>
           </w:tcPr>
           <w:p>
             <w:pPr/>
@@ -4280,7 +4951,7 @@
         </w:tc>
         <w:tc>
           <w:tcPr>
-            <w:tcW w:w="2400" w:type="dxa"/>
+            <w:tcW w:w="1337" w:type="dxa"/>
           </w:tcPr>
           <w:p>
             <w:pPr/>
@@ -4291,18 +4962,18 @@
         </w:tc>
         <w:tc>
           <w:tcPr>
-            <w:tcW w:w="2400" w:type="dxa"/>
-          </w:tcPr>
-          <w:p>
-            <w:pPr/>
-            <w:r>
-              <w:t xml:space="preserve">3</w:t>
-            </w:r>
-          </w:p>
-        </w:tc>
-        <w:tc>
-          <w:tcPr>
-            <w:tcW w:w="2400" w:type="dxa"/>
+            <w:tcW w:w="1337" w:type="dxa"/>
+          </w:tcPr>
+          <w:p>
+            <w:pPr/>
+            <w:r>
+              <w:t xml:space="preserve">3</w:t>
+            </w:r>
+          </w:p>
+        </w:tc>
+        <w:tc>
+          <w:tcPr>
+            <w:tcW w:w="1337" w:type="dxa"/>
           </w:tcPr>
           <w:p>
             <w:pPr/>
@@ -4313,12 +4984,2382 @@
         </w:tc>
         <w:tc>
           <w:tcPr>
-            <w:tcW w:w="2400" w:type="dxa"/>
+            <w:tcW w:w="1337" w:type="dxa"/>
           </w:tcPr>
           <w:p>
             <w:pPr/>
             <w:r>
               <w:t xml:space="preserve">280</w:t>
+            </w:r>
+          </w:p>
+        </w:tc>
+      </w:tr>
+      <w:tr>
+        <w:tc>
+          <w:tcPr>
+            <w:tcW w:w="1337" w:type="dxa"/>
+          </w:tcPr>
+          <w:p>
+            <w:pPr/>
+            <w:r>
+              <w:t xml:space="preserve">Transaction records</w:t>
+            </w:r>
+          </w:p>
+        </w:tc>
+        <w:tc>
+          <w:tcPr>
+            <w:tcW w:w="1337" w:type="dxa"/>
+          </w:tcPr>
+          <w:p>
+            <w:pPr/>
+            <w:r>
+              <w:t xml:space="preserve">1000</w:t>
+            </w:r>
+          </w:p>
+        </w:tc>
+        <w:tc>
+          <w:tcPr>
+            <w:tcW w:w="1337" w:type="dxa"/>
+          </w:tcPr>
+          <w:p>
+            <w:pPr/>
+            <w:r>
+              <w:t xml:space="preserve">random</w:t>
+            </w:r>
+          </w:p>
+        </w:tc>
+        <w:tc>
+          <w:tcPr>
+            <w:tcW w:w="1337" w:type="dxa"/>
+          </w:tcPr>
+          <w:p>
+            <w:pPr/>
+            <w:r>
+              <w:t xml:space="preserve">merge</w:t>
+            </w:r>
+          </w:p>
+        </w:tc>
+        <w:tc>
+          <w:tcPr>
+            <w:tcW w:w="1337" w:type="dxa"/>
+          </w:tcPr>
+          <w:p>
+            <w:pPr/>
+            <w:r>
+              <w:t xml:space="preserve">3</w:t>
+            </w:r>
+          </w:p>
+        </w:tc>
+        <w:tc>
+          <w:tcPr>
+            <w:tcW w:w="1337" w:type="dxa"/>
+          </w:tcPr>
+          <w:p>
+            <w:pPr/>
+            <w:r>
+              <w:t xml:space="preserve">0.005679100</w:t>
+            </w:r>
+          </w:p>
+        </w:tc>
+        <w:tc>
+          <w:tcPr>
+            <w:tcW w:w="1337" w:type="dxa"/>
+          </w:tcPr>
+          <w:p>
+            <w:pPr/>
+            <w:r>
+              <w:t xml:space="preserve">24244</w:t>
+            </w:r>
+          </w:p>
+        </w:tc>
+      </w:tr>
+      <w:tr>
+        <w:tc>
+          <w:tcPr>
+            <w:tcW w:w="1337" w:type="dxa"/>
+          </w:tcPr>
+          <w:p>
+            <w:pPr/>
+            <w:r>
+              <w:t xml:space="preserve">Transaction records</w:t>
+            </w:r>
+          </w:p>
+        </w:tc>
+        <w:tc>
+          <w:tcPr>
+            <w:tcW w:w="1337" w:type="dxa"/>
+          </w:tcPr>
+          <w:p>
+            <w:pPr/>
+            <w:r>
+              <w:t xml:space="preserve">1000</w:t>
+            </w:r>
+          </w:p>
+        </w:tc>
+        <w:tc>
+          <w:tcPr>
+            <w:tcW w:w="1337" w:type="dxa"/>
+          </w:tcPr>
+          <w:p>
+            <w:pPr/>
+            <w:r>
+              <w:t xml:space="preserve">random</w:t>
+            </w:r>
+          </w:p>
+        </w:tc>
+        <w:tc>
+          <w:tcPr>
+            <w:tcW w:w="1337" w:type="dxa"/>
+          </w:tcPr>
+          <w:p>
+            <w:pPr/>
+            <w:r>
+              <w:t xml:space="preserve">quick_lomuto</w:t>
+            </w:r>
+          </w:p>
+        </w:tc>
+        <w:tc>
+          <w:tcPr>
+            <w:tcW w:w="1337" w:type="dxa"/>
+          </w:tcPr>
+          <w:p>
+            <w:pPr/>
+            <w:r>
+              <w:t xml:space="preserve">3</w:t>
+            </w:r>
+          </w:p>
+        </w:tc>
+        <w:tc>
+          <w:tcPr>
+            <w:tcW w:w="1337" w:type="dxa"/>
+          </w:tcPr>
+          <w:p>
+            <w:pPr/>
+            <w:r>
+              <w:t xml:space="preserve">0.005027100</w:t>
+            </w:r>
+          </w:p>
+        </w:tc>
+        <w:tc>
+          <w:tcPr>
+            <w:tcW w:w="1337" w:type="dxa"/>
+          </w:tcPr>
+          <w:p>
+            <w:pPr/>
+            <w:r>
+              <w:t xml:space="preserve">736</w:t>
+            </w:r>
+          </w:p>
+        </w:tc>
+      </w:tr>
+      <w:tr>
+        <w:tc>
+          <w:tcPr>
+            <w:tcW w:w="1337" w:type="dxa"/>
+          </w:tcPr>
+          <w:p>
+            <w:pPr/>
+            <w:r>
+              <w:t xml:space="preserve">Transaction records</w:t>
+            </w:r>
+          </w:p>
+        </w:tc>
+        <w:tc>
+          <w:tcPr>
+            <w:tcW w:w="1337" w:type="dxa"/>
+          </w:tcPr>
+          <w:p>
+            <w:pPr/>
+            <w:r>
+              <w:t xml:space="preserve">1000</w:t>
+            </w:r>
+          </w:p>
+        </w:tc>
+        <w:tc>
+          <w:tcPr>
+            <w:tcW w:w="1337" w:type="dxa"/>
+          </w:tcPr>
+          <w:p>
+            <w:pPr/>
+            <w:r>
+              <w:t xml:space="preserve">random</w:t>
+            </w:r>
+          </w:p>
+        </w:tc>
+        <w:tc>
+          <w:tcPr>
+            <w:tcW w:w="1337" w:type="dxa"/>
+          </w:tcPr>
+          <w:p>
+            <w:pPr/>
+            <w:r>
+              <w:t xml:space="preserve">quick_hoare</w:t>
+            </w:r>
+          </w:p>
+        </w:tc>
+        <w:tc>
+          <w:tcPr>
+            <w:tcW w:w="1337" w:type="dxa"/>
+          </w:tcPr>
+          <w:p>
+            <w:pPr/>
+            <w:r>
+              <w:t xml:space="preserve">3</w:t>
+            </w:r>
+          </w:p>
+        </w:tc>
+        <w:tc>
+          <w:tcPr>
+            <w:tcW w:w="1337" w:type="dxa"/>
+          </w:tcPr>
+          <w:p>
+            <w:pPr/>
+            <w:r>
+              <w:t xml:space="preserve">0.005361100</w:t>
+            </w:r>
+          </w:p>
+        </w:tc>
+        <w:tc>
+          <w:tcPr>
+            <w:tcW w:w="1337" w:type="dxa"/>
+          </w:tcPr>
+          <w:p>
+            <w:pPr/>
+            <w:r>
+              <w:t xml:space="preserve">640</w:t>
+            </w:r>
+          </w:p>
+        </w:tc>
+      </w:tr>
+      <w:tr>
+        <w:tc>
+          <w:tcPr>
+            <w:tcW w:w="1337" w:type="dxa"/>
+          </w:tcPr>
+          <w:p>
+            <w:pPr/>
+            <w:r>
+              <w:t xml:space="preserve">Transaction records</w:t>
+            </w:r>
+          </w:p>
+        </w:tc>
+        <w:tc>
+          <w:tcPr>
+            <w:tcW w:w="1337" w:type="dxa"/>
+          </w:tcPr>
+          <w:p>
+            <w:pPr/>
+            <w:r>
+              <w:t xml:space="preserve">1000</w:t>
+            </w:r>
+          </w:p>
+        </w:tc>
+        <w:tc>
+          <w:tcPr>
+            <w:tcW w:w="1337" w:type="dxa"/>
+          </w:tcPr>
+          <w:p>
+            <w:pPr/>
+            <w:r>
+              <w:t xml:space="preserve">random</w:t>
+            </w:r>
+          </w:p>
+        </w:tc>
+        <w:tc>
+          <w:tcPr>
+            <w:tcW w:w="1337" w:type="dxa"/>
+          </w:tcPr>
+          <w:p>
+            <w:pPr/>
+            <w:r>
+              <w:t xml:space="preserve">heap</w:t>
+            </w:r>
+          </w:p>
+        </w:tc>
+        <w:tc>
+          <w:tcPr>
+            <w:tcW w:w="1337" w:type="dxa"/>
+          </w:tcPr>
+          <w:p>
+            <w:pPr/>
+            <w:r>
+              <w:t xml:space="preserve">3</w:t>
+            </w:r>
+          </w:p>
+        </w:tc>
+        <w:tc>
+          <w:tcPr>
+            <w:tcW w:w="1337" w:type="dxa"/>
+          </w:tcPr>
+          <w:p>
+            <w:pPr/>
+            <w:r>
+              <w:t xml:space="preserve">0.009594100</w:t>
+            </w:r>
+          </w:p>
+        </w:tc>
+        <w:tc>
+          <w:tcPr>
+            <w:tcW w:w="1337" w:type="dxa"/>
+          </w:tcPr>
+          <w:p>
+            <w:pPr/>
+            <w:r>
+              <w:t xml:space="preserve">288</w:t>
+            </w:r>
+          </w:p>
+        </w:tc>
+      </w:tr>
+      <w:tr>
+        <w:tc>
+          <w:tcPr>
+            <w:tcW w:w="1337" w:type="dxa"/>
+          </w:tcPr>
+          <w:p>
+            <w:pPr/>
+            <w:r>
+              <w:t xml:space="preserve">Transaction records</w:t>
+            </w:r>
+          </w:p>
+        </w:tc>
+        <w:tc>
+          <w:tcPr>
+            <w:tcW w:w="1337" w:type="dxa"/>
+          </w:tcPr>
+          <w:p>
+            <w:pPr/>
+            <w:r>
+              <w:t xml:space="preserve">1000</w:t>
+            </w:r>
+          </w:p>
+        </w:tc>
+        <w:tc>
+          <w:tcPr>
+            <w:tcW w:w="1337" w:type="dxa"/>
+          </w:tcPr>
+          <w:p>
+            <w:pPr/>
+            <w:r>
+              <w:t xml:space="preserve">random</w:t>
+            </w:r>
+          </w:p>
+        </w:tc>
+        <w:tc>
+          <w:tcPr>
+            <w:tcW w:w="1337" w:type="dxa"/>
+          </w:tcPr>
+          <w:p>
+            <w:pPr/>
+            <w:r>
+              <w:t xml:space="preserve">timsort_baseline</w:t>
+            </w:r>
+          </w:p>
+        </w:tc>
+        <w:tc>
+          <w:tcPr>
+            <w:tcW w:w="1337" w:type="dxa"/>
+          </w:tcPr>
+          <w:p>
+            <w:pPr/>
+            <w:r>
+              <w:t xml:space="preserve">3</w:t>
+            </w:r>
+          </w:p>
+        </w:tc>
+        <w:tc>
+          <w:tcPr>
+            <w:tcW w:w="1337" w:type="dxa"/>
+          </w:tcPr>
+          <w:p>
+            <w:pPr/>
+            <w:r>
+              <w:t xml:space="preserve">0.000420000</w:t>
+            </w:r>
+          </w:p>
+        </w:tc>
+        <w:tc>
+          <w:tcPr>
+            <w:tcW w:w="1337" w:type="dxa"/>
+          </w:tcPr>
+          <w:p>
+            <w:pPr/>
+            <w:r>
+              <w:t xml:space="preserve">23848</w:t>
+            </w:r>
+          </w:p>
+        </w:tc>
+      </w:tr>
+      <w:tr>
+        <w:tc>
+          <w:tcPr>
+            <w:tcW w:w="1337" w:type="dxa"/>
+          </w:tcPr>
+          <w:p>
+            <w:pPr/>
+            <w:r>
+              <w:t xml:space="preserve">Transaction records</w:t>
+            </w:r>
+          </w:p>
+        </w:tc>
+        <w:tc>
+          <w:tcPr>
+            <w:tcW w:w="1337" w:type="dxa"/>
+          </w:tcPr>
+          <w:p>
+            <w:pPr/>
+            <w:r>
+              <w:t xml:space="preserve">1000</w:t>
+            </w:r>
+          </w:p>
+        </w:tc>
+        <w:tc>
+          <w:tcPr>
+            <w:tcW w:w="1337" w:type="dxa"/>
+          </w:tcPr>
+          <w:p>
+            <w:pPr/>
+            <w:r>
+              <w:t xml:space="preserve">random</w:t>
+            </w:r>
+          </w:p>
+        </w:tc>
+        <w:tc>
+          <w:tcPr>
+            <w:tcW w:w="1337" w:type="dxa"/>
+          </w:tcPr>
+          <w:p>
+            <w:pPr/>
+            <w:r>
+              <w:t xml:space="preserve">hybrid_introsort</w:t>
+            </w:r>
+          </w:p>
+        </w:tc>
+        <w:tc>
+          <w:tcPr>
+            <w:tcW w:w="1337" w:type="dxa"/>
+          </w:tcPr>
+          <w:p>
+            <w:pPr/>
+            <w:r>
+              <w:t xml:space="preserve">3</w:t>
+            </w:r>
+          </w:p>
+        </w:tc>
+        <w:tc>
+          <w:tcPr>
+            <w:tcW w:w="1337" w:type="dxa"/>
+          </w:tcPr>
+          <w:p>
+            <w:pPr/>
+            <w:r>
+              <w:t xml:space="preserve">0.005149800</w:t>
+            </w:r>
+          </w:p>
+        </w:tc>
+        <w:tc>
+          <w:tcPr>
+            <w:tcW w:w="1337" w:type="dxa"/>
+          </w:tcPr>
+          <w:p>
+            <w:pPr/>
+            <w:r>
+              <w:t xml:space="preserve">13476</w:t>
+            </w:r>
+          </w:p>
+        </w:tc>
+      </w:tr>
+      <w:tr>
+        <w:tc>
+          <w:tcPr>
+            <w:tcW w:w="1337" w:type="dxa"/>
+          </w:tcPr>
+          <w:p>
+            <w:pPr/>
+            <w:r>
+              <w:t xml:space="preserve">Transaction records</w:t>
+            </w:r>
+          </w:p>
+        </w:tc>
+        <w:tc>
+          <w:tcPr>
+            <w:tcW w:w="1337" w:type="dxa"/>
+          </w:tcPr>
+          <w:p>
+            <w:pPr/>
+            <w:r>
+              <w:t xml:space="preserve">1000</w:t>
+            </w:r>
+          </w:p>
+        </w:tc>
+        <w:tc>
+          <w:tcPr>
+            <w:tcW w:w="1337" w:type="dxa"/>
+          </w:tcPr>
+          <w:p>
+            <w:pPr/>
+            <w:r>
+              <w:t xml:space="preserve">sorted</w:t>
+            </w:r>
+          </w:p>
+        </w:tc>
+        <w:tc>
+          <w:tcPr>
+            <w:tcW w:w="1337" w:type="dxa"/>
+          </w:tcPr>
+          <w:p>
+            <w:pPr/>
+            <w:r>
+              <w:t xml:space="preserve">merge</w:t>
+            </w:r>
+          </w:p>
+        </w:tc>
+        <w:tc>
+          <w:tcPr>
+            <w:tcW w:w="1337" w:type="dxa"/>
+          </w:tcPr>
+          <w:p>
+            <w:pPr/>
+            <w:r>
+              <w:t xml:space="preserve">3</w:t>
+            </w:r>
+          </w:p>
+        </w:tc>
+        <w:tc>
+          <w:tcPr>
+            <w:tcW w:w="1337" w:type="dxa"/>
+          </w:tcPr>
+          <w:p>
+            <w:pPr/>
+            <w:r>
+              <w:t xml:space="preserve">0.010017500</w:t>
+            </w:r>
+          </w:p>
+        </w:tc>
+        <w:tc>
+          <w:tcPr>
+            <w:tcW w:w="1337" w:type="dxa"/>
+          </w:tcPr>
+          <w:p>
+            <w:pPr/>
+            <w:r>
+              <w:t xml:space="preserve">24244</w:t>
+            </w:r>
+          </w:p>
+        </w:tc>
+      </w:tr>
+      <w:tr>
+        <w:tc>
+          <w:tcPr>
+            <w:tcW w:w="1337" w:type="dxa"/>
+          </w:tcPr>
+          <w:p>
+            <w:pPr/>
+            <w:r>
+              <w:t xml:space="preserve">Transaction records</w:t>
+            </w:r>
+          </w:p>
+        </w:tc>
+        <w:tc>
+          <w:tcPr>
+            <w:tcW w:w="1337" w:type="dxa"/>
+          </w:tcPr>
+          <w:p>
+            <w:pPr/>
+            <w:r>
+              <w:t xml:space="preserve">1000</w:t>
+            </w:r>
+          </w:p>
+        </w:tc>
+        <w:tc>
+          <w:tcPr>
+            <w:tcW w:w="1337" w:type="dxa"/>
+          </w:tcPr>
+          <w:p>
+            <w:pPr/>
+            <w:r>
+              <w:t xml:space="preserve">sorted</w:t>
+            </w:r>
+          </w:p>
+        </w:tc>
+        <w:tc>
+          <w:tcPr>
+            <w:tcW w:w="1337" w:type="dxa"/>
+          </w:tcPr>
+          <w:p>
+            <w:pPr/>
+            <w:r>
+              <w:t xml:space="preserve">quick_lomuto</w:t>
+            </w:r>
+          </w:p>
+        </w:tc>
+        <w:tc>
+          <w:tcPr>
+            <w:tcW w:w="1337" w:type="dxa"/>
+          </w:tcPr>
+          <w:p>
+            <w:pPr/>
+            <w:r>
+              <w:t xml:space="preserve">3</w:t>
+            </w:r>
+          </w:p>
+        </w:tc>
+        <w:tc>
+          <w:tcPr>
+            <w:tcW w:w="1337" w:type="dxa"/>
+          </w:tcPr>
+          <w:p>
+            <w:pPr/>
+            <w:r>
+              <w:t xml:space="preserve">0.296357000</w:t>
+            </w:r>
+          </w:p>
+        </w:tc>
+        <w:tc>
+          <w:tcPr>
+            <w:tcW w:w="1337" w:type="dxa"/>
+          </w:tcPr>
+          <w:p>
+            <w:pPr/>
+            <w:r>
+              <w:t xml:space="preserve">288</w:t>
+            </w:r>
+          </w:p>
+        </w:tc>
+      </w:tr>
+      <w:tr>
+        <w:tc>
+          <w:tcPr>
+            <w:tcW w:w="1337" w:type="dxa"/>
+          </w:tcPr>
+          <w:p>
+            <w:pPr/>
+            <w:r>
+              <w:t xml:space="preserve">Transaction records</w:t>
+            </w:r>
+          </w:p>
+        </w:tc>
+        <w:tc>
+          <w:tcPr>
+            <w:tcW w:w="1337" w:type="dxa"/>
+          </w:tcPr>
+          <w:p>
+            <w:pPr/>
+            <w:r>
+              <w:t xml:space="preserve">1000</w:t>
+            </w:r>
+          </w:p>
+        </w:tc>
+        <w:tc>
+          <w:tcPr>
+            <w:tcW w:w="1337" w:type="dxa"/>
+          </w:tcPr>
+          <w:p>
+            <w:pPr/>
+            <w:r>
+              <w:t xml:space="preserve">sorted</w:t>
+            </w:r>
+          </w:p>
+        </w:tc>
+        <w:tc>
+          <w:tcPr>
+            <w:tcW w:w="1337" w:type="dxa"/>
+          </w:tcPr>
+          <w:p>
+            <w:pPr/>
+            <w:r>
+              <w:t xml:space="preserve">quick_hoare</w:t>
+            </w:r>
+          </w:p>
+        </w:tc>
+        <w:tc>
+          <w:tcPr>
+            <w:tcW w:w="1337" w:type="dxa"/>
+          </w:tcPr>
+          <w:p>
+            <w:pPr/>
+            <w:r>
+              <w:t xml:space="preserve">3</w:t>
+            </w:r>
+          </w:p>
+        </w:tc>
+        <w:tc>
+          <w:tcPr>
+            <w:tcW w:w="1337" w:type="dxa"/>
+          </w:tcPr>
+          <w:p>
+            <w:pPr/>
+            <w:r>
+              <w:t xml:space="preserve">0.006687900</w:t>
+            </w:r>
+          </w:p>
+        </w:tc>
+        <w:tc>
+          <w:tcPr>
+            <w:tcW w:w="1337" w:type="dxa"/>
+          </w:tcPr>
+          <w:p>
+            <w:pPr/>
+            <w:r>
+              <w:t xml:space="preserve">832</w:t>
+            </w:r>
+          </w:p>
+        </w:tc>
+      </w:tr>
+      <w:tr>
+        <w:tc>
+          <w:tcPr>
+            <w:tcW w:w="1337" w:type="dxa"/>
+          </w:tcPr>
+          <w:p>
+            <w:pPr/>
+            <w:r>
+              <w:t xml:space="preserve">Transaction records</w:t>
+            </w:r>
+          </w:p>
+        </w:tc>
+        <w:tc>
+          <w:tcPr>
+            <w:tcW w:w="1337" w:type="dxa"/>
+          </w:tcPr>
+          <w:p>
+            <w:pPr/>
+            <w:r>
+              <w:t xml:space="preserve">1000</w:t>
+            </w:r>
+          </w:p>
+        </w:tc>
+        <w:tc>
+          <w:tcPr>
+            <w:tcW w:w="1337" w:type="dxa"/>
+          </w:tcPr>
+          <w:p>
+            <w:pPr/>
+            <w:r>
+              <w:t xml:space="preserve">sorted</w:t>
+            </w:r>
+          </w:p>
+        </w:tc>
+        <w:tc>
+          <w:tcPr>
+            <w:tcW w:w="1337" w:type="dxa"/>
+          </w:tcPr>
+          <w:p>
+            <w:pPr/>
+            <w:r>
+              <w:t xml:space="preserve">heap</w:t>
+            </w:r>
+          </w:p>
+        </w:tc>
+        <w:tc>
+          <w:tcPr>
+            <w:tcW w:w="1337" w:type="dxa"/>
+          </w:tcPr>
+          <w:p>
+            <w:pPr/>
+            <w:r>
+              <w:t xml:space="preserve">3</w:t>
+            </w:r>
+          </w:p>
+        </w:tc>
+        <w:tc>
+          <w:tcPr>
+            <w:tcW w:w="1337" w:type="dxa"/>
+          </w:tcPr>
+          <w:p>
+            <w:pPr/>
+            <w:r>
+              <w:t xml:space="preserve">0.015671500</w:t>
+            </w:r>
+          </w:p>
+        </w:tc>
+        <w:tc>
+          <w:tcPr>
+            <w:tcW w:w="1337" w:type="dxa"/>
+          </w:tcPr>
+          <w:p>
+            <w:pPr/>
+            <w:r>
+              <w:t xml:space="preserve">288</w:t>
+            </w:r>
+          </w:p>
+        </w:tc>
+      </w:tr>
+      <w:tr>
+        <w:tc>
+          <w:tcPr>
+            <w:tcW w:w="1337" w:type="dxa"/>
+          </w:tcPr>
+          <w:p>
+            <w:pPr/>
+            <w:r>
+              <w:t xml:space="preserve">Transaction records</w:t>
+            </w:r>
+          </w:p>
+        </w:tc>
+        <w:tc>
+          <w:tcPr>
+            <w:tcW w:w="1337" w:type="dxa"/>
+          </w:tcPr>
+          <w:p>
+            <w:pPr/>
+            <w:r>
+              <w:t xml:space="preserve">1000</w:t>
+            </w:r>
+          </w:p>
+        </w:tc>
+        <w:tc>
+          <w:tcPr>
+            <w:tcW w:w="1337" w:type="dxa"/>
+          </w:tcPr>
+          <w:p>
+            <w:pPr/>
+            <w:r>
+              <w:t xml:space="preserve">sorted</w:t>
+            </w:r>
+          </w:p>
+        </w:tc>
+        <w:tc>
+          <w:tcPr>
+            <w:tcW w:w="1337" w:type="dxa"/>
+          </w:tcPr>
+          <w:p>
+            <w:pPr/>
+            <w:r>
+              <w:t xml:space="preserve">timsort_baseline</w:t>
+            </w:r>
+          </w:p>
+        </w:tc>
+        <w:tc>
+          <w:tcPr>
+            <w:tcW w:w="1337" w:type="dxa"/>
+          </w:tcPr>
+          <w:p>
+            <w:pPr/>
+            <w:r>
+              <w:t xml:space="preserve">3</w:t>
+            </w:r>
+          </w:p>
+        </w:tc>
+        <w:tc>
+          <w:tcPr>
+            <w:tcW w:w="1337" w:type="dxa"/>
+          </w:tcPr>
+          <w:p>
+            <w:pPr/>
+            <w:r>
+              <w:t xml:space="preserve">0.000287100</w:t>
+            </w:r>
+          </w:p>
+        </w:tc>
+        <w:tc>
+          <w:tcPr>
+            <w:tcW w:w="1337" w:type="dxa"/>
+          </w:tcPr>
+          <w:p>
+            <w:pPr/>
+            <w:r>
+              <w:t xml:space="preserve">16072</w:t>
+            </w:r>
+          </w:p>
+        </w:tc>
+      </w:tr>
+      <w:tr>
+        <w:tc>
+          <w:tcPr>
+            <w:tcW w:w="1337" w:type="dxa"/>
+          </w:tcPr>
+          <w:p>
+            <w:pPr/>
+            <w:r>
+              <w:t xml:space="preserve">Transaction records</w:t>
+            </w:r>
+          </w:p>
+        </w:tc>
+        <w:tc>
+          <w:tcPr>
+            <w:tcW w:w="1337" w:type="dxa"/>
+          </w:tcPr>
+          <w:p>
+            <w:pPr/>
+            <w:r>
+              <w:t xml:space="preserve">1000</w:t>
+            </w:r>
+          </w:p>
+        </w:tc>
+        <w:tc>
+          <w:tcPr>
+            <w:tcW w:w="1337" w:type="dxa"/>
+          </w:tcPr>
+          <w:p>
+            <w:pPr/>
+            <w:r>
+              <w:t xml:space="preserve">sorted</w:t>
+            </w:r>
+          </w:p>
+        </w:tc>
+        <w:tc>
+          <w:tcPr>
+            <w:tcW w:w="1337" w:type="dxa"/>
+          </w:tcPr>
+          <w:p>
+            <w:pPr/>
+            <w:r>
+              <w:t xml:space="preserve">hybrid_introsort</w:t>
+            </w:r>
+          </w:p>
+        </w:tc>
+        <w:tc>
+          <w:tcPr>
+            <w:tcW w:w="1337" w:type="dxa"/>
+          </w:tcPr>
+          <w:p>
+            <w:pPr/>
+            <w:r>
+              <w:t xml:space="preserve">3</w:t>
+            </w:r>
+          </w:p>
+        </w:tc>
+        <w:tc>
+          <w:tcPr>
+            <w:tcW w:w="1337" w:type="dxa"/>
+          </w:tcPr>
+          <w:p>
+            <w:pPr/>
+            <w:r>
+              <w:t xml:space="preserve">0.000559100</w:t>
+            </w:r>
+          </w:p>
+        </w:tc>
+        <w:tc>
+          <w:tcPr>
+            <w:tcW w:w="1337" w:type="dxa"/>
+          </w:tcPr>
+          <w:p>
+            <w:pPr/>
+            <w:r>
+              <w:t xml:space="preserve">120</w:t>
+            </w:r>
+          </w:p>
+        </w:tc>
+      </w:tr>
+      <w:tr>
+        <w:tc>
+          <w:tcPr>
+            <w:tcW w:w="1337" w:type="dxa"/>
+          </w:tcPr>
+          <w:p>
+            <w:pPr/>
+            <w:r>
+              <w:t xml:space="preserve">Transaction records</w:t>
+            </w:r>
+          </w:p>
+        </w:tc>
+        <w:tc>
+          <w:tcPr>
+            <w:tcW w:w="1337" w:type="dxa"/>
+          </w:tcPr>
+          <w:p>
+            <w:pPr/>
+            <w:r>
+              <w:t xml:space="preserve">1000</w:t>
+            </w:r>
+          </w:p>
+        </w:tc>
+        <w:tc>
+          <w:tcPr>
+            <w:tcW w:w="1337" w:type="dxa"/>
+          </w:tcPr>
+          <w:p>
+            <w:pPr/>
+            <w:r>
+              <w:t xml:space="preserve">reverse</w:t>
+            </w:r>
+          </w:p>
+        </w:tc>
+        <w:tc>
+          <w:tcPr>
+            <w:tcW w:w="1337" w:type="dxa"/>
+          </w:tcPr>
+          <w:p>
+            <w:pPr/>
+            <w:r>
+              <w:t xml:space="preserve">merge</w:t>
+            </w:r>
+          </w:p>
+        </w:tc>
+        <w:tc>
+          <w:tcPr>
+            <w:tcW w:w="1337" w:type="dxa"/>
+          </w:tcPr>
+          <w:p>
+            <w:pPr/>
+            <w:r>
+              <w:t xml:space="preserve">3</w:t>
+            </w:r>
+          </w:p>
+        </w:tc>
+        <w:tc>
+          <w:tcPr>
+            <w:tcW w:w="1337" w:type="dxa"/>
+          </w:tcPr>
+          <w:p>
+            <w:pPr/>
+            <w:r>
+              <w:t xml:space="preserve">0.004134100</w:t>
+            </w:r>
+          </w:p>
+        </w:tc>
+        <w:tc>
+          <w:tcPr>
+            <w:tcW w:w="1337" w:type="dxa"/>
+          </w:tcPr>
+          <w:p>
+            <w:pPr/>
+            <w:r>
+              <w:t xml:space="preserve">24244</w:t>
+            </w:r>
+          </w:p>
+        </w:tc>
+      </w:tr>
+      <w:tr>
+        <w:tc>
+          <w:tcPr>
+            <w:tcW w:w="1337" w:type="dxa"/>
+          </w:tcPr>
+          <w:p>
+            <w:pPr/>
+            <w:r>
+              <w:t xml:space="preserve">Transaction records</w:t>
+            </w:r>
+          </w:p>
+        </w:tc>
+        <w:tc>
+          <w:tcPr>
+            <w:tcW w:w="1337" w:type="dxa"/>
+          </w:tcPr>
+          <w:p>
+            <w:pPr/>
+            <w:r>
+              <w:t xml:space="preserve">1000</w:t>
+            </w:r>
+          </w:p>
+        </w:tc>
+        <w:tc>
+          <w:tcPr>
+            <w:tcW w:w="1337" w:type="dxa"/>
+          </w:tcPr>
+          <w:p>
+            <w:pPr/>
+            <w:r>
+              <w:t xml:space="preserve">reverse</w:t>
+            </w:r>
+          </w:p>
+        </w:tc>
+        <w:tc>
+          <w:tcPr>
+            <w:tcW w:w="1337" w:type="dxa"/>
+          </w:tcPr>
+          <w:p>
+            <w:pPr/>
+            <w:r>
+              <w:t xml:space="preserve">quick_lomuto</w:t>
+            </w:r>
+          </w:p>
+        </w:tc>
+        <w:tc>
+          <w:tcPr>
+            <w:tcW w:w="1337" w:type="dxa"/>
+          </w:tcPr>
+          <w:p>
+            <w:pPr/>
+            <w:r>
+              <w:t xml:space="preserve">3</w:t>
+            </w:r>
+          </w:p>
+        </w:tc>
+        <w:tc>
+          <w:tcPr>
+            <w:tcW w:w="1337" w:type="dxa"/>
+          </w:tcPr>
+          <w:p>
+            <w:pPr/>
+            <w:r>
+              <w:t xml:space="preserve">0.199580100</w:t>
+            </w:r>
+          </w:p>
+        </w:tc>
+        <w:tc>
+          <w:tcPr>
+            <w:tcW w:w="1337" w:type="dxa"/>
+          </w:tcPr>
+          <w:p>
+            <w:pPr/>
+            <w:r>
+              <w:t xml:space="preserve">304</w:t>
+            </w:r>
+          </w:p>
+        </w:tc>
+      </w:tr>
+      <w:tr>
+        <w:tc>
+          <w:tcPr>
+            <w:tcW w:w="1337" w:type="dxa"/>
+          </w:tcPr>
+          <w:p>
+            <w:pPr/>
+            <w:r>
+              <w:t xml:space="preserve">Transaction records</w:t>
+            </w:r>
+          </w:p>
+        </w:tc>
+        <w:tc>
+          <w:tcPr>
+            <w:tcW w:w="1337" w:type="dxa"/>
+          </w:tcPr>
+          <w:p>
+            <w:pPr/>
+            <w:r>
+              <w:t xml:space="preserve">1000</w:t>
+            </w:r>
+          </w:p>
+        </w:tc>
+        <w:tc>
+          <w:tcPr>
+            <w:tcW w:w="1337" w:type="dxa"/>
+          </w:tcPr>
+          <w:p>
+            <w:pPr/>
+            <w:r>
+              <w:t xml:space="preserve">reverse</w:t>
+            </w:r>
+          </w:p>
+        </w:tc>
+        <w:tc>
+          <w:tcPr>
+            <w:tcW w:w="1337" w:type="dxa"/>
+          </w:tcPr>
+          <w:p>
+            <w:pPr/>
+            <w:r>
+              <w:t xml:space="preserve">quick_hoare</w:t>
+            </w:r>
+          </w:p>
+        </w:tc>
+        <w:tc>
+          <w:tcPr>
+            <w:tcW w:w="1337" w:type="dxa"/>
+          </w:tcPr>
+          <w:p>
+            <w:pPr/>
+            <w:r>
+              <w:t xml:space="preserve">3</w:t>
+            </w:r>
+          </w:p>
+        </w:tc>
+        <w:tc>
+          <w:tcPr>
+            <w:tcW w:w="1337" w:type="dxa"/>
+          </w:tcPr>
+          <w:p>
+            <w:pPr/>
+            <w:r>
+              <w:t xml:space="preserve">0.006202700</w:t>
+            </w:r>
+          </w:p>
+        </w:tc>
+        <w:tc>
+          <w:tcPr>
+            <w:tcW w:w="1337" w:type="dxa"/>
+          </w:tcPr>
+          <w:p>
+            <w:pPr/>
+            <w:r>
+              <w:t xml:space="preserve">832</w:t>
+            </w:r>
+          </w:p>
+        </w:tc>
+      </w:tr>
+      <w:tr>
+        <w:tc>
+          <w:tcPr>
+            <w:tcW w:w="1337" w:type="dxa"/>
+          </w:tcPr>
+          <w:p>
+            <w:pPr/>
+            <w:r>
+              <w:t xml:space="preserve">Transaction records</w:t>
+            </w:r>
+          </w:p>
+        </w:tc>
+        <w:tc>
+          <w:tcPr>
+            <w:tcW w:w="1337" w:type="dxa"/>
+          </w:tcPr>
+          <w:p>
+            <w:pPr/>
+            <w:r>
+              <w:t xml:space="preserve">1000</w:t>
+            </w:r>
+          </w:p>
+        </w:tc>
+        <w:tc>
+          <w:tcPr>
+            <w:tcW w:w="1337" w:type="dxa"/>
+          </w:tcPr>
+          <w:p>
+            <w:pPr/>
+            <w:r>
+              <w:t xml:space="preserve">reverse</w:t>
+            </w:r>
+          </w:p>
+        </w:tc>
+        <w:tc>
+          <w:tcPr>
+            <w:tcW w:w="1337" w:type="dxa"/>
+          </w:tcPr>
+          <w:p>
+            <w:pPr/>
+            <w:r>
+              <w:t xml:space="preserve">heap</w:t>
+            </w:r>
+          </w:p>
+        </w:tc>
+        <w:tc>
+          <w:tcPr>
+            <w:tcW w:w="1337" w:type="dxa"/>
+          </w:tcPr>
+          <w:p>
+            <w:pPr/>
+            <w:r>
+              <w:t xml:space="preserve">3</w:t>
+            </w:r>
+          </w:p>
+        </w:tc>
+        <w:tc>
+          <w:tcPr>
+            <w:tcW w:w="1337" w:type="dxa"/>
+          </w:tcPr>
+          <w:p>
+            <w:pPr/>
+            <w:r>
+              <w:t xml:space="preserve">0.009952400</w:t>
+            </w:r>
+          </w:p>
+        </w:tc>
+        <w:tc>
+          <w:tcPr>
+            <w:tcW w:w="1337" w:type="dxa"/>
+          </w:tcPr>
+          <w:p>
+            <w:pPr/>
+            <w:r>
+              <w:t xml:space="preserve">288</w:t>
+            </w:r>
+          </w:p>
+        </w:tc>
+      </w:tr>
+      <w:tr>
+        <w:tc>
+          <w:tcPr>
+            <w:tcW w:w="1337" w:type="dxa"/>
+          </w:tcPr>
+          <w:p>
+            <w:pPr/>
+            <w:r>
+              <w:t xml:space="preserve">Transaction records</w:t>
+            </w:r>
+          </w:p>
+        </w:tc>
+        <w:tc>
+          <w:tcPr>
+            <w:tcW w:w="1337" w:type="dxa"/>
+          </w:tcPr>
+          <w:p>
+            <w:pPr/>
+            <w:r>
+              <w:t xml:space="preserve">1000</w:t>
+            </w:r>
+          </w:p>
+        </w:tc>
+        <w:tc>
+          <w:tcPr>
+            <w:tcW w:w="1337" w:type="dxa"/>
+          </w:tcPr>
+          <w:p>
+            <w:pPr/>
+            <w:r>
+              <w:t xml:space="preserve">reverse</w:t>
+            </w:r>
+          </w:p>
+        </w:tc>
+        <w:tc>
+          <w:tcPr>
+            <w:tcW w:w="1337" w:type="dxa"/>
+          </w:tcPr>
+          <w:p>
+            <w:pPr/>
+            <w:r>
+              <w:t xml:space="preserve">timsort_baseline</w:t>
+            </w:r>
+          </w:p>
+        </w:tc>
+        <w:tc>
+          <w:tcPr>
+            <w:tcW w:w="1337" w:type="dxa"/>
+          </w:tcPr>
+          <w:p>
+            <w:pPr/>
+            <w:r>
+              <w:t xml:space="preserve">3</w:t>
+            </w:r>
+          </w:p>
+        </w:tc>
+        <w:tc>
+          <w:tcPr>
+            <w:tcW w:w="1337" w:type="dxa"/>
+          </w:tcPr>
+          <w:p>
+            <w:pPr/>
+            <w:r>
+              <w:t xml:space="preserve">0.000256700</w:t>
+            </w:r>
+          </w:p>
+        </w:tc>
+        <w:tc>
+          <w:tcPr>
+            <w:tcW w:w="1337" w:type="dxa"/>
+          </w:tcPr>
+          <w:p>
+            <w:pPr/>
+            <w:r>
+              <w:t xml:space="preserve">16072</w:t>
+            </w:r>
+          </w:p>
+        </w:tc>
+      </w:tr>
+      <w:tr>
+        <w:tc>
+          <w:tcPr>
+            <w:tcW w:w="1337" w:type="dxa"/>
+          </w:tcPr>
+          <w:p>
+            <w:pPr/>
+            <w:r>
+              <w:t xml:space="preserve">Transaction records</w:t>
+            </w:r>
+          </w:p>
+        </w:tc>
+        <w:tc>
+          <w:tcPr>
+            <w:tcW w:w="1337" w:type="dxa"/>
+          </w:tcPr>
+          <w:p>
+            <w:pPr/>
+            <w:r>
+              <w:t xml:space="preserve">1000</w:t>
+            </w:r>
+          </w:p>
+        </w:tc>
+        <w:tc>
+          <w:tcPr>
+            <w:tcW w:w="1337" w:type="dxa"/>
+          </w:tcPr>
+          <w:p>
+            <w:pPr/>
+            <w:r>
+              <w:t xml:space="preserve">reverse</w:t>
+            </w:r>
+          </w:p>
+        </w:tc>
+        <w:tc>
+          <w:tcPr>
+            <w:tcW w:w="1337" w:type="dxa"/>
+          </w:tcPr>
+          <w:p>
+            <w:pPr/>
+            <w:r>
+              <w:t xml:space="preserve">hybrid_introsort</w:t>
+            </w:r>
+          </w:p>
+        </w:tc>
+        <w:tc>
+          <w:tcPr>
+            <w:tcW w:w="1337" w:type="dxa"/>
+          </w:tcPr>
+          <w:p>
+            <w:pPr/>
+            <w:r>
+              <w:t xml:space="preserve">3</w:t>
+            </w:r>
+          </w:p>
+        </w:tc>
+        <w:tc>
+          <w:tcPr>
+            <w:tcW w:w="1337" w:type="dxa"/>
+          </w:tcPr>
+          <w:p>
+            <w:pPr/>
+            <w:r>
+              <w:t xml:space="preserve">0.000694200</w:t>
+            </w:r>
+          </w:p>
+        </w:tc>
+        <w:tc>
+          <w:tcPr>
+            <w:tcW w:w="1337" w:type="dxa"/>
+          </w:tcPr>
+          <w:p>
+            <w:pPr/>
+            <w:r>
+              <w:t xml:space="preserve">16136</w:t>
+            </w:r>
+          </w:p>
+        </w:tc>
+      </w:tr>
+      <w:tr>
+        <w:tc>
+          <w:tcPr>
+            <w:tcW w:w="1337" w:type="dxa"/>
+          </w:tcPr>
+          <w:p>
+            <w:pPr/>
+            <w:r>
+              <w:t xml:space="preserve">Transaction records</w:t>
+            </w:r>
+          </w:p>
+        </w:tc>
+        <w:tc>
+          <w:tcPr>
+            <w:tcW w:w="1337" w:type="dxa"/>
+          </w:tcPr>
+          <w:p>
+            <w:pPr/>
+            <w:r>
+              <w:t xml:space="preserve">1000</w:t>
+            </w:r>
+          </w:p>
+        </w:tc>
+        <w:tc>
+          <w:tcPr>
+            <w:tcW w:w="1337" w:type="dxa"/>
+          </w:tcPr>
+          <w:p>
+            <w:pPr/>
+            <w:r>
+              <w:t xml:space="preserve">nearly_sorted</w:t>
+            </w:r>
+          </w:p>
+        </w:tc>
+        <w:tc>
+          <w:tcPr>
+            <w:tcW w:w="1337" w:type="dxa"/>
+          </w:tcPr>
+          <w:p>
+            <w:pPr/>
+            <w:r>
+              <w:t xml:space="preserve">merge</w:t>
+            </w:r>
+          </w:p>
+        </w:tc>
+        <w:tc>
+          <w:tcPr>
+            <w:tcW w:w="1337" w:type="dxa"/>
+          </w:tcPr>
+          <w:p>
+            <w:pPr/>
+            <w:r>
+              <w:t xml:space="preserve">3</w:t>
+            </w:r>
+          </w:p>
+        </w:tc>
+        <w:tc>
+          <w:tcPr>
+            <w:tcW w:w="1337" w:type="dxa"/>
+          </w:tcPr>
+          <w:p>
+            <w:pPr/>
+            <w:r>
+              <w:t xml:space="preserve">0.005142800</w:t>
+            </w:r>
+          </w:p>
+        </w:tc>
+        <w:tc>
+          <w:tcPr>
+            <w:tcW w:w="1337" w:type="dxa"/>
+          </w:tcPr>
+          <w:p>
+            <w:pPr/>
+            <w:r>
+              <w:t xml:space="preserve">24244</w:t>
+            </w:r>
+          </w:p>
+        </w:tc>
+      </w:tr>
+      <w:tr>
+        <w:tc>
+          <w:tcPr>
+            <w:tcW w:w="1337" w:type="dxa"/>
+          </w:tcPr>
+          <w:p>
+            <w:pPr/>
+            <w:r>
+              <w:t xml:space="preserve">Transaction records</w:t>
+            </w:r>
+          </w:p>
+        </w:tc>
+        <w:tc>
+          <w:tcPr>
+            <w:tcW w:w="1337" w:type="dxa"/>
+          </w:tcPr>
+          <w:p>
+            <w:pPr/>
+            <w:r>
+              <w:t xml:space="preserve">1000</w:t>
+            </w:r>
+          </w:p>
+        </w:tc>
+        <w:tc>
+          <w:tcPr>
+            <w:tcW w:w="1337" w:type="dxa"/>
+          </w:tcPr>
+          <w:p>
+            <w:pPr/>
+            <w:r>
+              <w:t xml:space="preserve">nearly_sorted</w:t>
+            </w:r>
+          </w:p>
+        </w:tc>
+        <w:tc>
+          <w:tcPr>
+            <w:tcW w:w="1337" w:type="dxa"/>
+          </w:tcPr>
+          <w:p>
+            <w:pPr/>
+            <w:r>
+              <w:t xml:space="preserve">quick_lomuto</w:t>
+            </w:r>
+          </w:p>
+        </w:tc>
+        <w:tc>
+          <w:tcPr>
+            <w:tcW w:w="1337" w:type="dxa"/>
+          </w:tcPr>
+          <w:p>
+            <w:pPr/>
+            <w:r>
+              <w:t xml:space="preserve">3</w:t>
+            </w:r>
+          </w:p>
+        </w:tc>
+        <w:tc>
+          <w:tcPr>
+            <w:tcW w:w="1337" w:type="dxa"/>
+          </w:tcPr>
+          <w:p>
+            <w:pPr/>
+            <w:r>
+              <w:t xml:space="preserve">0.032032900</w:t>
+            </w:r>
+          </w:p>
+        </w:tc>
+        <w:tc>
+          <w:tcPr>
+            <w:tcW w:w="1337" w:type="dxa"/>
+          </w:tcPr>
+          <w:p>
+            <w:pPr/>
+            <w:r>
+              <w:t xml:space="preserve">480</w:t>
+            </w:r>
+          </w:p>
+        </w:tc>
+      </w:tr>
+      <w:tr>
+        <w:tc>
+          <w:tcPr>
+            <w:tcW w:w="1337" w:type="dxa"/>
+          </w:tcPr>
+          <w:p>
+            <w:pPr/>
+            <w:r>
+              <w:t xml:space="preserve">Transaction records</w:t>
+            </w:r>
+          </w:p>
+        </w:tc>
+        <w:tc>
+          <w:tcPr>
+            <w:tcW w:w="1337" w:type="dxa"/>
+          </w:tcPr>
+          <w:p>
+            <w:pPr/>
+            <w:r>
+              <w:t xml:space="preserve">1000</w:t>
+            </w:r>
+          </w:p>
+        </w:tc>
+        <w:tc>
+          <w:tcPr>
+            <w:tcW w:w="1337" w:type="dxa"/>
+          </w:tcPr>
+          <w:p>
+            <w:pPr/>
+            <w:r>
+              <w:t xml:space="preserve">nearly_sorted</w:t>
+            </w:r>
+          </w:p>
+        </w:tc>
+        <w:tc>
+          <w:tcPr>
+            <w:tcW w:w="1337" w:type="dxa"/>
+          </w:tcPr>
+          <w:p>
+            <w:pPr/>
+            <w:r>
+              <w:t xml:space="preserve">quick_hoare</w:t>
+            </w:r>
+          </w:p>
+        </w:tc>
+        <w:tc>
+          <w:tcPr>
+            <w:tcW w:w="1337" w:type="dxa"/>
+          </w:tcPr>
+          <w:p>
+            <w:pPr/>
+            <w:r>
+              <w:t xml:space="preserve">3</w:t>
+            </w:r>
+          </w:p>
+        </w:tc>
+        <w:tc>
+          <w:tcPr>
+            <w:tcW w:w="1337" w:type="dxa"/>
+          </w:tcPr>
+          <w:p>
+            <w:pPr/>
+            <w:r>
+              <w:t xml:space="preserve">0.004370800</w:t>
+            </w:r>
+          </w:p>
+        </w:tc>
+        <w:tc>
+          <w:tcPr>
+            <w:tcW w:w="1337" w:type="dxa"/>
+          </w:tcPr>
+          <w:p>
+            <w:pPr/>
+            <w:r>
+              <w:t xml:space="preserve">832</w:t>
+            </w:r>
+          </w:p>
+        </w:tc>
+      </w:tr>
+      <w:tr>
+        <w:tc>
+          <w:tcPr>
+            <w:tcW w:w="1337" w:type="dxa"/>
+          </w:tcPr>
+          <w:p>
+            <w:pPr/>
+            <w:r>
+              <w:t xml:space="preserve">Transaction records</w:t>
+            </w:r>
+          </w:p>
+        </w:tc>
+        <w:tc>
+          <w:tcPr>
+            <w:tcW w:w="1337" w:type="dxa"/>
+          </w:tcPr>
+          <w:p>
+            <w:pPr/>
+            <w:r>
+              <w:t xml:space="preserve">1000</w:t>
+            </w:r>
+          </w:p>
+        </w:tc>
+        <w:tc>
+          <w:tcPr>
+            <w:tcW w:w="1337" w:type="dxa"/>
+          </w:tcPr>
+          <w:p>
+            <w:pPr/>
+            <w:r>
+              <w:t xml:space="preserve">nearly_sorted</w:t>
+            </w:r>
+          </w:p>
+        </w:tc>
+        <w:tc>
+          <w:tcPr>
+            <w:tcW w:w="1337" w:type="dxa"/>
+          </w:tcPr>
+          <w:p>
+            <w:pPr/>
+            <w:r>
+              <w:t xml:space="preserve">heap</w:t>
+            </w:r>
+          </w:p>
+        </w:tc>
+        <w:tc>
+          <w:tcPr>
+            <w:tcW w:w="1337" w:type="dxa"/>
+          </w:tcPr>
+          <w:p>
+            <w:pPr/>
+            <w:r>
+              <w:t xml:space="preserve">3</w:t>
+            </w:r>
+          </w:p>
+        </w:tc>
+        <w:tc>
+          <w:tcPr>
+            <w:tcW w:w="1337" w:type="dxa"/>
+          </w:tcPr>
+          <w:p>
+            <w:pPr/>
+            <w:r>
+              <w:t xml:space="preserve">0.011422400</w:t>
+            </w:r>
+          </w:p>
+        </w:tc>
+        <w:tc>
+          <w:tcPr>
+            <w:tcW w:w="1337" w:type="dxa"/>
+          </w:tcPr>
+          <w:p>
+            <w:pPr/>
+            <w:r>
+              <w:t xml:space="preserve">288</w:t>
+            </w:r>
+          </w:p>
+        </w:tc>
+      </w:tr>
+      <w:tr>
+        <w:tc>
+          <w:tcPr>
+            <w:tcW w:w="1337" w:type="dxa"/>
+          </w:tcPr>
+          <w:p>
+            <w:pPr/>
+            <w:r>
+              <w:t xml:space="preserve">Transaction records</w:t>
+            </w:r>
+          </w:p>
+        </w:tc>
+        <w:tc>
+          <w:tcPr>
+            <w:tcW w:w="1337" w:type="dxa"/>
+          </w:tcPr>
+          <w:p>
+            <w:pPr/>
+            <w:r>
+              <w:t xml:space="preserve">1000</w:t>
+            </w:r>
+          </w:p>
+        </w:tc>
+        <w:tc>
+          <w:tcPr>
+            <w:tcW w:w="1337" w:type="dxa"/>
+          </w:tcPr>
+          <w:p>
+            <w:pPr/>
+            <w:r>
+              <w:t xml:space="preserve">nearly_sorted</w:t>
+            </w:r>
+          </w:p>
+        </w:tc>
+        <w:tc>
+          <w:tcPr>
+            <w:tcW w:w="1337" w:type="dxa"/>
+          </w:tcPr>
+          <w:p>
+            <w:pPr/>
+            <w:r>
+              <w:t xml:space="preserve">timsort_baseline</w:t>
+            </w:r>
+          </w:p>
+        </w:tc>
+        <w:tc>
+          <w:tcPr>
+            <w:tcW w:w="1337" w:type="dxa"/>
+          </w:tcPr>
+          <w:p>
+            <w:pPr/>
+            <w:r>
+              <w:t xml:space="preserve">3</w:t>
+            </w:r>
+          </w:p>
+        </w:tc>
+        <w:tc>
+          <w:tcPr>
+            <w:tcW w:w="1337" w:type="dxa"/>
+          </w:tcPr>
+          <w:p>
+            <w:pPr/>
+            <w:r>
+              <w:t xml:space="preserve">0.000209500</w:t>
+            </w:r>
+          </w:p>
+        </w:tc>
+        <w:tc>
+          <w:tcPr>
+            <w:tcW w:w="1337" w:type="dxa"/>
+          </w:tcPr>
+          <w:p>
+            <w:pPr/>
+            <w:r>
+              <w:t xml:space="preserve">22632</w:t>
+            </w:r>
+          </w:p>
+        </w:tc>
+      </w:tr>
+      <w:tr>
+        <w:tc>
+          <w:tcPr>
+            <w:tcW w:w="1337" w:type="dxa"/>
+          </w:tcPr>
+          <w:p>
+            <w:pPr/>
+            <w:r>
+              <w:t xml:space="preserve">Transaction records</w:t>
+            </w:r>
+          </w:p>
+        </w:tc>
+        <w:tc>
+          <w:tcPr>
+            <w:tcW w:w="1337" w:type="dxa"/>
+          </w:tcPr>
+          <w:p>
+            <w:pPr/>
+            <w:r>
+              <w:t xml:space="preserve">1000</w:t>
+            </w:r>
+          </w:p>
+        </w:tc>
+        <w:tc>
+          <w:tcPr>
+            <w:tcW w:w="1337" w:type="dxa"/>
+          </w:tcPr>
+          <w:p>
+            <w:pPr/>
+            <w:r>
+              <w:t xml:space="preserve">nearly_sorted</w:t>
+            </w:r>
+          </w:p>
+        </w:tc>
+        <w:tc>
+          <w:tcPr>
+            <w:tcW w:w="1337" w:type="dxa"/>
+          </w:tcPr>
+          <w:p>
+            <w:pPr/>
+            <w:r>
+              <w:t xml:space="preserve">hybrid_introsort</w:t>
+            </w:r>
+          </w:p>
+        </w:tc>
+        <w:tc>
+          <w:tcPr>
+            <w:tcW w:w="1337" w:type="dxa"/>
+          </w:tcPr>
+          <w:p>
+            <w:pPr/>
+            <w:r>
+              <w:t xml:space="preserve">3</w:t>
+            </w:r>
+          </w:p>
+        </w:tc>
+        <w:tc>
+          <w:tcPr>
+            <w:tcW w:w="1337" w:type="dxa"/>
+          </w:tcPr>
+          <w:p>
+            <w:pPr/>
+            <w:r>
+              <w:t xml:space="preserve">0.002943400</w:t>
+            </w:r>
+          </w:p>
+        </w:tc>
+        <w:tc>
+          <w:tcPr>
+            <w:tcW w:w="1337" w:type="dxa"/>
+          </w:tcPr>
+          <w:p>
+            <w:pPr/>
+            <w:r>
+              <w:t xml:space="preserve">24336</w:t>
+            </w:r>
+          </w:p>
+        </w:tc>
+      </w:tr>
+      <w:tr>
+        <w:tc>
+          <w:tcPr>
+            <w:tcW w:w="1337" w:type="dxa"/>
+          </w:tcPr>
+          <w:p>
+            <w:pPr/>
+            <w:r>
+              <w:t xml:space="preserve">Transaction records</w:t>
+            </w:r>
+          </w:p>
+        </w:tc>
+        <w:tc>
+          <w:tcPr>
+            <w:tcW w:w="1337" w:type="dxa"/>
+          </w:tcPr>
+          <w:p>
+            <w:pPr/>
+            <w:r>
+              <w:t xml:space="preserve">1000</w:t>
+            </w:r>
+          </w:p>
+        </w:tc>
+        <w:tc>
+          <w:tcPr>
+            <w:tcW w:w="1337" w:type="dxa"/>
+          </w:tcPr>
+          <w:p>
+            <w:pPr/>
+            <w:r>
+              <w:t xml:space="preserve">adversarial</w:t>
+            </w:r>
+          </w:p>
+        </w:tc>
+        <w:tc>
+          <w:tcPr>
+            <w:tcW w:w="1337" w:type="dxa"/>
+          </w:tcPr>
+          <w:p>
+            <w:pPr/>
+            <w:r>
+              <w:t xml:space="preserve">merge</w:t>
+            </w:r>
+          </w:p>
+        </w:tc>
+        <w:tc>
+          <w:tcPr>
+            <w:tcW w:w="1337" w:type="dxa"/>
+          </w:tcPr>
+          <w:p>
+            <w:pPr/>
+            <w:r>
+              <w:t xml:space="preserve">3</w:t>
+            </w:r>
+          </w:p>
+        </w:tc>
+        <w:tc>
+          <w:tcPr>
+            <w:tcW w:w="1337" w:type="dxa"/>
+          </w:tcPr>
+          <w:p>
+            <w:pPr/>
+            <w:r>
+              <w:t xml:space="preserve">0.004149000</w:t>
+            </w:r>
+          </w:p>
+        </w:tc>
+        <w:tc>
+          <w:tcPr>
+            <w:tcW w:w="1337" w:type="dxa"/>
+          </w:tcPr>
+          <w:p>
+            <w:pPr/>
+            <w:r>
+              <w:t xml:space="preserve">24244</w:t>
+            </w:r>
+          </w:p>
+        </w:tc>
+      </w:tr>
+      <w:tr>
+        <w:tc>
+          <w:tcPr>
+            <w:tcW w:w="1337" w:type="dxa"/>
+          </w:tcPr>
+          <w:p>
+            <w:pPr/>
+            <w:r>
+              <w:t xml:space="preserve">Transaction records</w:t>
+            </w:r>
+          </w:p>
+        </w:tc>
+        <w:tc>
+          <w:tcPr>
+            <w:tcW w:w="1337" w:type="dxa"/>
+          </w:tcPr>
+          <w:p>
+            <w:pPr/>
+            <w:r>
+              <w:t xml:space="preserve">1000</w:t>
+            </w:r>
+          </w:p>
+        </w:tc>
+        <w:tc>
+          <w:tcPr>
+            <w:tcW w:w="1337" w:type="dxa"/>
+          </w:tcPr>
+          <w:p>
+            <w:pPr/>
+            <w:r>
+              <w:t xml:space="preserve">adversarial</w:t>
+            </w:r>
+          </w:p>
+        </w:tc>
+        <w:tc>
+          <w:tcPr>
+            <w:tcW w:w="1337" w:type="dxa"/>
+          </w:tcPr>
+          <w:p>
+            <w:pPr/>
+            <w:r>
+              <w:t xml:space="preserve">quick_lomuto</w:t>
+            </w:r>
+          </w:p>
+        </w:tc>
+        <w:tc>
+          <w:tcPr>
+            <w:tcW w:w="1337" w:type="dxa"/>
+          </w:tcPr>
+          <w:p>
+            <w:pPr/>
+            <w:r>
+              <w:t xml:space="preserve">3</w:t>
+            </w:r>
+          </w:p>
+        </w:tc>
+        <w:tc>
+          <w:tcPr>
+            <w:tcW w:w="1337" w:type="dxa"/>
+          </w:tcPr>
+          <w:p>
+            <w:pPr/>
+            <w:r>
+              <w:t xml:space="preserve">0.225636200</w:t>
+            </w:r>
+          </w:p>
+        </w:tc>
+        <w:tc>
+          <w:tcPr>
+            <w:tcW w:w="1337" w:type="dxa"/>
+          </w:tcPr>
+          <w:p>
+            <w:pPr/>
+            <w:r>
+              <w:t xml:space="preserve">288</w:t>
+            </w:r>
+          </w:p>
+        </w:tc>
+      </w:tr>
+      <w:tr>
+        <w:tc>
+          <w:tcPr>
+            <w:tcW w:w="1337" w:type="dxa"/>
+          </w:tcPr>
+          <w:p>
+            <w:pPr/>
+            <w:r>
+              <w:t xml:space="preserve">Transaction records</w:t>
+            </w:r>
+          </w:p>
+        </w:tc>
+        <w:tc>
+          <w:tcPr>
+            <w:tcW w:w="1337" w:type="dxa"/>
+          </w:tcPr>
+          <w:p>
+            <w:pPr/>
+            <w:r>
+              <w:t xml:space="preserve">1000</w:t>
+            </w:r>
+          </w:p>
+        </w:tc>
+        <w:tc>
+          <w:tcPr>
+            <w:tcW w:w="1337" w:type="dxa"/>
+          </w:tcPr>
+          <w:p>
+            <w:pPr/>
+            <w:r>
+              <w:t xml:space="preserve">adversarial</w:t>
+            </w:r>
+          </w:p>
+        </w:tc>
+        <w:tc>
+          <w:tcPr>
+            <w:tcW w:w="1337" w:type="dxa"/>
+          </w:tcPr>
+          <w:p>
+            <w:pPr/>
+            <w:r>
+              <w:t xml:space="preserve">quick_hoare</w:t>
+            </w:r>
+          </w:p>
+        </w:tc>
+        <w:tc>
+          <w:tcPr>
+            <w:tcW w:w="1337" w:type="dxa"/>
+          </w:tcPr>
+          <w:p>
+            <w:pPr/>
+            <w:r>
+              <w:t xml:space="preserve">3</w:t>
+            </w:r>
+          </w:p>
+        </w:tc>
+        <w:tc>
+          <w:tcPr>
+            <w:tcW w:w="1337" w:type="dxa"/>
+          </w:tcPr>
+          <w:p>
+            <w:pPr/>
+            <w:r>
+              <w:t xml:space="preserve">0.004850700</w:t>
+            </w:r>
+          </w:p>
+        </w:tc>
+        <w:tc>
+          <w:tcPr>
+            <w:tcW w:w="1337" w:type="dxa"/>
+          </w:tcPr>
+          <w:p>
+            <w:pPr/>
+            <w:r>
+              <w:t xml:space="preserve">832</w:t>
+            </w:r>
+          </w:p>
+        </w:tc>
+      </w:tr>
+      <w:tr>
+        <w:tc>
+          <w:tcPr>
+            <w:tcW w:w="1337" w:type="dxa"/>
+          </w:tcPr>
+          <w:p>
+            <w:pPr/>
+            <w:r>
+              <w:t xml:space="preserve">Transaction records</w:t>
+            </w:r>
+          </w:p>
+        </w:tc>
+        <w:tc>
+          <w:tcPr>
+            <w:tcW w:w="1337" w:type="dxa"/>
+          </w:tcPr>
+          <w:p>
+            <w:pPr/>
+            <w:r>
+              <w:t xml:space="preserve">1000</w:t>
+            </w:r>
+          </w:p>
+        </w:tc>
+        <w:tc>
+          <w:tcPr>
+            <w:tcW w:w="1337" w:type="dxa"/>
+          </w:tcPr>
+          <w:p>
+            <w:pPr/>
+            <w:r>
+              <w:t xml:space="preserve">adversarial</w:t>
+            </w:r>
+          </w:p>
+        </w:tc>
+        <w:tc>
+          <w:tcPr>
+            <w:tcW w:w="1337" w:type="dxa"/>
+          </w:tcPr>
+          <w:p>
+            <w:pPr/>
+            <w:r>
+              <w:t xml:space="preserve">heap</w:t>
+            </w:r>
+          </w:p>
+        </w:tc>
+        <w:tc>
+          <w:tcPr>
+            <w:tcW w:w="1337" w:type="dxa"/>
+          </w:tcPr>
+          <w:p>
+            <w:pPr/>
+            <w:r>
+              <w:t xml:space="preserve">3</w:t>
+            </w:r>
+          </w:p>
+        </w:tc>
+        <w:tc>
+          <w:tcPr>
+            <w:tcW w:w="1337" w:type="dxa"/>
+          </w:tcPr>
+          <w:p>
+            <w:pPr/>
+            <w:r>
+              <w:t xml:space="preserve">0.010147500</w:t>
+            </w:r>
+          </w:p>
+        </w:tc>
+        <w:tc>
+          <w:tcPr>
+            <w:tcW w:w="1337" w:type="dxa"/>
+          </w:tcPr>
+          <w:p>
+            <w:pPr/>
+            <w:r>
+              <w:t xml:space="preserve">288</w:t>
+            </w:r>
+          </w:p>
+        </w:tc>
+      </w:tr>
+      <w:tr>
+        <w:tc>
+          <w:tcPr>
+            <w:tcW w:w="1337" w:type="dxa"/>
+          </w:tcPr>
+          <w:p>
+            <w:pPr/>
+            <w:r>
+              <w:t xml:space="preserve">Transaction records</w:t>
+            </w:r>
+          </w:p>
+        </w:tc>
+        <w:tc>
+          <w:tcPr>
+            <w:tcW w:w="1337" w:type="dxa"/>
+          </w:tcPr>
+          <w:p>
+            <w:pPr/>
+            <w:r>
+              <w:t xml:space="preserve">1000</w:t>
+            </w:r>
+          </w:p>
+        </w:tc>
+        <w:tc>
+          <w:tcPr>
+            <w:tcW w:w="1337" w:type="dxa"/>
+          </w:tcPr>
+          <w:p>
+            <w:pPr/>
+            <w:r>
+              <w:t xml:space="preserve">adversarial</w:t>
+            </w:r>
+          </w:p>
+        </w:tc>
+        <w:tc>
+          <w:tcPr>
+            <w:tcW w:w="1337" w:type="dxa"/>
+          </w:tcPr>
+          <w:p>
+            <w:pPr/>
+            <w:r>
+              <w:t xml:space="preserve">timsort_baseline</w:t>
+            </w:r>
+          </w:p>
+        </w:tc>
+        <w:tc>
+          <w:tcPr>
+            <w:tcW w:w="1337" w:type="dxa"/>
+          </w:tcPr>
+          <w:p>
+            <w:pPr/>
+            <w:r>
+              <w:t xml:space="preserve">3</w:t>
+            </w:r>
+          </w:p>
+        </w:tc>
+        <w:tc>
+          <w:tcPr>
+            <w:tcW w:w="1337" w:type="dxa"/>
+          </w:tcPr>
+          <w:p>
+            <w:pPr/>
+            <w:r>
+              <w:t xml:space="preserve">0.000179500</w:t>
+            </w:r>
+          </w:p>
+        </w:tc>
+        <w:tc>
+          <w:tcPr>
+            <w:tcW w:w="1337" w:type="dxa"/>
+          </w:tcPr>
+          <w:p>
+            <w:pPr/>
+            <w:r>
+              <w:t xml:space="preserve">16072</w:t>
+            </w:r>
+          </w:p>
+        </w:tc>
+      </w:tr>
+      <w:tr>
+        <w:tc>
+          <w:tcPr>
+            <w:tcW w:w="1337" w:type="dxa"/>
+          </w:tcPr>
+          <w:p>
+            <w:pPr/>
+            <w:r>
+              <w:t xml:space="preserve">Transaction records</w:t>
+            </w:r>
+          </w:p>
+        </w:tc>
+        <w:tc>
+          <w:tcPr>
+            <w:tcW w:w="1337" w:type="dxa"/>
+          </w:tcPr>
+          <w:p>
+            <w:pPr/>
+            <w:r>
+              <w:t xml:space="preserve">1000</w:t>
+            </w:r>
+          </w:p>
+        </w:tc>
+        <w:tc>
+          <w:tcPr>
+            <w:tcW w:w="1337" w:type="dxa"/>
+          </w:tcPr>
+          <w:p>
+            <w:pPr/>
+            <w:r>
+              <w:t xml:space="preserve">adversarial</w:t>
+            </w:r>
+          </w:p>
+        </w:tc>
+        <w:tc>
+          <w:tcPr>
+            <w:tcW w:w="1337" w:type="dxa"/>
+          </w:tcPr>
+          <w:p>
+            <w:pPr/>
+            <w:r>
+              <w:t xml:space="preserve">hybrid_introsort</w:t>
+            </w:r>
+          </w:p>
+        </w:tc>
+        <w:tc>
+          <w:tcPr>
+            <w:tcW w:w="1337" w:type="dxa"/>
+          </w:tcPr>
+          <w:p>
+            <w:pPr/>
+            <w:r>
+              <w:t xml:space="preserve">3</w:t>
+            </w:r>
+          </w:p>
+        </w:tc>
+        <w:tc>
+          <w:tcPr>
+            <w:tcW w:w="1337" w:type="dxa"/>
+          </w:tcPr>
+          <w:p>
+            <w:pPr/>
+            <w:r>
+              <w:t xml:space="preserve">0.000485200</w:t>
+            </w:r>
+          </w:p>
+        </w:tc>
+        <w:tc>
+          <w:tcPr>
+            <w:tcW w:w="1337" w:type="dxa"/>
+          </w:tcPr>
+          <w:p>
+            <w:pPr/>
+            <w:r>
+              <w:t xml:space="preserve">120</w:t>
             </w:r>
           </w:p>
         </w:tc>
@@ -4346,7 +7387,18 @@
       <w:tr>
         <w:tc>
           <w:tcPr>
-            <w:tcW w:w="2400" w:type="dxa"/>
+            <w:tcW w:w="1872" w:type="dxa"/>
+          </w:tcPr>
+          <w:p>
+            <w:pPr/>
+            <w:r>
+              <w:t xml:space="preserve">Input Type</w:t>
+            </w:r>
+          </w:p>
+        </w:tc>
+        <w:tc>
+          <w:tcPr>
+            <w:tcW w:w="1872" w:type="dxa"/>
           </w:tcPr>
           <w:p>
             <w:pPr/>
@@ -4357,7 +7409,7 @@
         </w:tc>
         <w:tc>
           <w:tcPr>
-            <w:tcW w:w="2400" w:type="dxa"/>
+            <w:tcW w:w="1872" w:type="dxa"/>
           </w:tcPr>
           <w:p>
             <w:pPr/>
@@ -4368,7 +7420,7 @@
         </w:tc>
         <w:tc>
           <w:tcPr>
-            <w:tcW w:w="2400" w:type="dxa"/>
+            <w:tcW w:w="1872" w:type="dxa"/>
           </w:tcPr>
           <w:p>
             <w:pPr/>
@@ -4379,7 +7431,7 @@
         </w:tc>
         <w:tc>
           <w:tcPr>
-            <w:tcW w:w="2400" w:type="dxa"/>
+            <w:tcW w:w="1872" w:type="dxa"/>
           </w:tcPr>
           <w:p>
             <w:pPr/>
@@ -4392,7 +7444,18 @@
       <w:tr>
         <w:tc>
           <w:tcPr>
-            <w:tcW w:w="2400" w:type="dxa"/>
+            <w:tcW w:w="1872" w:type="dxa"/>
+          </w:tcPr>
+          <w:p>
+            <w:pPr/>
+            <w:r>
+              <w:t xml:space="preserve">Integer data</w:t>
+            </w:r>
+          </w:p>
+        </w:tc>
+        <w:tc>
+          <w:tcPr>
+            <w:tcW w:w="1872" w:type="dxa"/>
           </w:tcPr>
           <w:p>
             <w:pPr/>
@@ -4403,7 +7466,7 @@
         </w:tc>
         <w:tc>
           <w:tcPr>
-            <w:tcW w:w="2400" w:type="dxa"/>
+            <w:tcW w:w="1872" w:type="dxa"/>
           </w:tcPr>
           <w:p>
             <w:pPr/>
@@ -4414,7 +7477,7 @@
         </w:tc>
         <w:tc>
           <w:tcPr>
-            <w:tcW w:w="2400" w:type="dxa"/>
+            <w:tcW w:w="1872" w:type="dxa"/>
           </w:tcPr>
           <w:p>
             <w:pPr/>
@@ -4425,7 +7488,7 @@
         </w:tc>
         <w:tc>
           <w:tcPr>
-            <w:tcW w:w="2400" w:type="dxa"/>
+            <w:tcW w:w="1872" w:type="dxa"/>
           </w:tcPr>
           <w:p>
             <w:pPr/>
@@ -4438,7 +7501,18 @@
       <w:tr>
         <w:tc>
           <w:tcPr>
-            <w:tcW w:w="2400" w:type="dxa"/>
+            <w:tcW w:w="1872" w:type="dxa"/>
+          </w:tcPr>
+          <w:p>
+            <w:pPr/>
+            <w:r>
+              <w:t xml:space="preserve">Integer data</w:t>
+            </w:r>
+          </w:p>
+        </w:tc>
+        <w:tc>
+          <w:tcPr>
+            <w:tcW w:w="1872" w:type="dxa"/>
           </w:tcPr>
           <w:p>
             <w:pPr/>
@@ -4449,7 +7523,7 @@
         </w:tc>
         <w:tc>
           <w:tcPr>
-            <w:tcW w:w="2400" w:type="dxa"/>
+            <w:tcW w:w="1872" w:type="dxa"/>
           </w:tcPr>
           <w:p>
             <w:pPr/>
@@ -4460,7 +7534,7 @@
         </w:tc>
         <w:tc>
           <w:tcPr>
-            <w:tcW w:w="2400" w:type="dxa"/>
+            <w:tcW w:w="1872" w:type="dxa"/>
           </w:tcPr>
           <w:p>
             <w:pPr/>
@@ -4471,12 +7545,69 @@
         </w:tc>
         <w:tc>
           <w:tcPr>
-            <w:tcW w:w="2400" w:type="dxa"/>
+            <w:tcW w:w="1872" w:type="dxa"/>
           </w:tcPr>
           <w:p>
             <w:pPr/>
             <w:r>
               <w:t xml:space="preserve">2999</w:t>
+            </w:r>
+          </w:p>
+        </w:tc>
+      </w:tr>
+      <w:tr>
+        <w:tc>
+          <w:tcPr>
+            <w:tcW w:w="1872" w:type="dxa"/>
+          </w:tcPr>
+          <w:p>
+            <w:pPr/>
+            <w:r>
+              <w:t xml:space="preserve">Transaction records</w:t>
+            </w:r>
+          </w:p>
+        </w:tc>
+        <w:tc>
+          <w:tcPr>
+            <w:tcW w:w="1872" w:type="dxa"/>
+          </w:tcPr>
+          <w:p>
+            <w:pPr/>
+            <w:r>
+              <w:t xml:space="preserve">1000</w:t>
+            </w:r>
+          </w:p>
+        </w:tc>
+        <w:tc>
+          <w:tcPr>
+            <w:tcW w:w="1872" w:type="dxa"/>
+          </w:tcPr>
+          <w:p>
+            <w:pPr/>
+            <w:r>
+              <w:t xml:space="preserve">499500</w:t>
+            </w:r>
+          </w:p>
+        </w:tc>
+        <w:tc>
+          <w:tcPr>
+            <w:tcW w:w="1872" w:type="dxa"/>
+          </w:tcPr>
+          <w:p>
+            <w:pPr/>
+            <w:r>
+              <w:t xml:space="preserve">10975</w:t>
+            </w:r>
+          </w:p>
+        </w:tc>
+        <w:tc>
+          <w:tcPr>
+            <w:tcW w:w="1872" w:type="dxa"/>
+          </w:tcPr>
+          <w:p>
+            <w:pPr/>
+            <w:r>
+              <w:t xml:space="preserve">999</w:t>
             </w:r>
           </w:p>
         </w:tc>
@@ -4510,7 +7641,7 @@
       <w:tr>
         <w:tc>
           <w:tcPr>
-            <w:tcW w:w="2400" w:type="dxa"/>
+            <w:tcW w:w="3120" w:type="dxa"/>
           </w:tcPr>
           <w:p>
             <w:pPr/>
@@ -4521,7 +7652,7 @@
         </w:tc>
         <w:tc>
           <w:tcPr>
-            <w:tcW w:w="2400" w:type="dxa"/>
+            <w:tcW w:w="3120" w:type="dxa"/>
           </w:tcPr>
           <w:p>
             <w:pPr/>
@@ -4532,7 +7663,7 @@
         </w:tc>
         <w:tc>
           <w:tcPr>
-            <w:tcW w:w="2400" w:type="dxa"/>
+            <w:tcW w:w="3120" w:type="dxa"/>
           </w:tcPr>
           <w:p>
             <w:pPr/>
@@ -4545,7 +7676,7 @@
       <w:tr>
         <w:tc>
           <w:tcPr>
-            <w:tcW w:w="2400" w:type="dxa"/>
+            <w:tcW w:w="3120" w:type="dxa"/>
           </w:tcPr>
           <w:p>
             <w:pPr/>
@@ -4556,7 +7687,7 @@
         </w:tc>
         <w:tc>
           <w:tcPr>
-            <w:tcW w:w="2400" w:type="dxa"/>
+            <w:tcW w:w="3120" w:type="dxa"/>
           </w:tcPr>
           <w:p>
             <w:pPr/>
@@ -4567,7 +7698,7 @@
         </w:tc>
         <w:tc>
           <w:tcPr>
-            <w:tcW w:w="2400" w:type="dxa"/>
+            <w:tcW w:w="3120" w:type="dxa"/>
           </w:tcPr>
           <w:p>
             <w:pPr/>
@@ -4580,7 +7711,7 @@
       <w:tr>
         <w:tc>
           <w:tcPr>
-            <w:tcW w:w="2400" w:type="dxa"/>
+            <w:tcW w:w="3120" w:type="dxa"/>
           </w:tcPr>
           <w:p>
             <w:pPr/>
@@ -4591,7 +7722,7 @@
         </w:tc>
         <w:tc>
           <w:tcPr>
-            <w:tcW w:w="2400" w:type="dxa"/>
+            <w:tcW w:w="3120" w:type="dxa"/>
           </w:tcPr>
           <w:p>
             <w:pPr/>
@@ -4602,7 +7733,7 @@
         </w:tc>
         <w:tc>
           <w:tcPr>
-            <w:tcW w:w="2400" w:type="dxa"/>
+            <w:tcW w:w="3120" w:type="dxa"/>
           </w:tcPr>
           <w:p>
             <w:pPr/>
@@ -4615,7 +7746,7 @@
       <w:tr>
         <w:tc>
           <w:tcPr>
-            <w:tcW w:w="2400" w:type="dxa"/>
+            <w:tcW w:w="3120" w:type="dxa"/>
           </w:tcPr>
           <w:p>
             <w:pPr/>
@@ -4626,7 +7757,7 @@
         </w:tc>
         <w:tc>
           <w:tcPr>
-            <w:tcW w:w="2400" w:type="dxa"/>
+            <w:tcW w:w="3120" w:type="dxa"/>
           </w:tcPr>
           <w:p>
             <w:pPr/>
@@ -4637,7 +7768,7 @@
         </w:tc>
         <w:tc>
           <w:tcPr>
-            <w:tcW w:w="2400" w:type="dxa"/>
+            <w:tcW w:w="3120" w:type="dxa"/>
           </w:tcPr>
           <w:p>
             <w:pPr/>
@@ -4650,7 +7781,7 @@
       <w:tr>
         <w:tc>
           <w:tcPr>
-            <w:tcW w:w="2400" w:type="dxa"/>
+            <w:tcW w:w="3120" w:type="dxa"/>
           </w:tcPr>
           <w:p>
             <w:pPr/>
@@ -4661,7 +7792,7 @@
         </w:tc>
         <w:tc>
           <w:tcPr>
-            <w:tcW w:w="2400" w:type="dxa"/>
+            <w:tcW w:w="3120" w:type="dxa"/>
           </w:tcPr>
           <w:p>
             <w:pPr/>
@@ -4672,7 +7803,7 @@
         </w:tc>
         <w:tc>
           <w:tcPr>
-            <w:tcW w:w="2400" w:type="dxa"/>
+            <w:tcW w:w="3120" w:type="dxa"/>
           </w:tcPr>
           <w:p>
             <w:pPr/>
@@ -4685,7 +7816,7 @@
       <w:tr>
         <w:tc>
           <w:tcPr>
-            <w:tcW w:w="2400" w:type="dxa"/>
+            <w:tcW w:w="3120" w:type="dxa"/>
           </w:tcPr>
           <w:p>
             <w:pPr/>
@@ -4696,7 +7827,7 @@
         </w:tc>
         <w:tc>
           <w:tcPr>
-            <w:tcW w:w="2400" w:type="dxa"/>
+            <w:tcW w:w="3120" w:type="dxa"/>
           </w:tcPr>
           <w:p>
             <w:pPr/>
@@ -4707,12 +7838,12 @@
         </w:tc>
         <w:tc>
           <w:tcPr>
-            <w:tcW w:w="2400" w:type="dxa"/>
-          </w:tcPr>
-          <w:p>
-            <w:pPr/>
-            <w:r>
-              <w:t xml:space="preserve">Accepts low-count natural runs; otherwise uses insertion sort and tested Heap Sort fallback; O(n) space only on run-merge path.</w:t>
+            <w:tcW w:w="3120" w:type="dxa"/>
+          </w:tcPr>
+          <w:p>
+            <w:pPr/>
+            <w:r>
+              <w:t xml:space="preserve">Run descriptors require O(n) space on either path; merge path adds O(n) merge storage, partitioning uses O(log n) pending ranges beyond descriptors.</w:t>
             </w:r>
           </w:p>
         </w:tc>

--- a/docs/Lab_2_Algorithmic_Engineering_Report.docx
+++ b/docs/Lab_2_Algorithmic_Engineering_Report.docx
@@ -133,7 +133,7 @@
     <w:p>
       <w:pPr/>
       <w:r>
-        <w:t xml:space="preserve">Ascending input is adversarial to last-element Lomuto partitioning: each pivot is an endpoint, creating partitions of sizes 0 and n-1 and quadratic comparisons. At n=3000, last-pivot Lomuto made 4,498,500 comparisons in 1.026678 s on ascending adversarial input; middle-pivot Hoare made 37,903 comparisons in 0.008850 s on the same dataset. These are measurements from this run and machine, not general performance guarantees. Hoare's middle pivot and the hybrid's run recognition avoid this particular failure mode; the hybrid also includes a tested heap fallback.</w:t>
+        <w:t xml:space="preserve">Ascending input is adversarial to last-element Lomuto partitioning: each pivot is an endpoint, creating partitions of sizes 0 and n-1 and quadratic comparisons. Integer data, n=1000: last-pivot Lomuto made 499,500 comparisons in 0.103530 s; middle-pivot Hoare made 10,975 comparisons in 0.003054 s. Integer data, n=3000: last-pivot Lomuto made 4,498,500 comparisons in 1.026678 s; middle-pivot Hoare made 37,903 comparisons in 0.008850 s. Transaction records, n=1000: last-pivot Lomuto made 499,500 comparisons in 0.225636 s; middle-pivot Hoare made 10,975 comparisons in 0.004851 s. These are measurements from this run and machine, not general performance guarantees. Hoare's middle pivot and the hybrid's run recognition avoid this particular failure mode; the hybrid also includes a tested heap fallback.</w:t>
       </w:r>
     </w:p>
     <w:p>
